--- a/generador/plantillas/19_Informe_satisfaccion_renovacion.docx
+++ b/generador/plantillas/19_Informe_satisfaccion_renovacion.docx
@@ -138,7 +138,7 @@
           <w:sz w:val="22"/>
           <w:szCs w:val="22"/>
         </w:rPr>
-        <w:t xml:space="preserve">{contratoAnterior}</w:t>
+        <w:t xml:space="preserve">{contratoNro}</w:t>
       </w:r>
       <w:r>
         <w:rPr>
@@ -146,7 +146,7 @@
           <w:sz w:val="22"/>
           <w:szCs w:val="22"/>
         </w:rPr>
-        <w:t xml:space="preserve">, suscrito el {fechaSuscripcionAnt}, cuyo objeto es «</w:t>
+        <w:t xml:space="preserve">, suscrito el {fechaContrato}, cuyo objeto es «</w:t>
       </w:r>
       <w:r>
         <w:rPr>
@@ -164,7 +164,7 @@
           <w:sz w:val="22"/>
           <w:szCs w:val="22"/>
         </w:rPr>
-        <w:t xml:space="preserve">», por un monto de USD {montoAnterior}, con vigencia hasta el {fechaFinAnterior}, para el {area}.</w:t>
+        <w:t xml:space="preserve">», por un monto de USD {montoTotal}, con vigencia hasta el {fechaFin}, para el {area}.</w:t>
       </w:r>
     </w:p>
     <w:p>
@@ -725,7 +725,7 @@
           <w:sz w:val="22"/>
           <w:szCs w:val="22"/>
         </w:rPr>
-        <w:t xml:space="preserve">, frente a un valor contratado de USD {montoAnterior}. Este consumo ejecutado —no el presupuesto del contrato vigente— es la base sobre la cual se solicitará la cotización del nuevo período, para evitar la subestimación que obliga a tramitar adendas de aumento de valor.</w:t>
+        <w:t xml:space="preserve">, frente a un valor contratado de USD {montoTotal}. Este consumo ejecutado —no el presupuesto del contrato vigente— es la base sobre la cual se solicitará la cotización del nuevo período, para evitar la subestimación que obliga a tramitar adendas de aumento de valor.</w:t>
       </w:r>
     </w:p>
     <w:p>
@@ -812,7 +812,7 @@
           <w:sz w:val="22"/>
           <w:szCs w:val="22"/>
         </w:rPr>
-        <w:t xml:space="preserve">recomienda renovar el contrato Nro. {contratoAnterior}</w:t>
+        <w:t xml:space="preserve">recomienda renovar el contrato Nro. {contratoNro}</w:t>
       </w:r>
       <w:r>
         <w:rPr>

--- a/generador/plantillas/19_Informe_satisfaccion_renovacion.docx
+++ b/generador/plantillas/19_Informe_satisfaccion_renovacion.docx
@@ -949,7 +949,7 @@
                 <w:sz w:val="22"/>
                 <w:szCs w:val="22"/>
               </w:rPr>
-              <w:t xml:space="preserve">Administrador/a Contador/a</w:t>
+              <w:t xml:space="preserve">{AdminContador}</w:t>
             </w:r>
           </w:p>
           <w:p>

--- a/generador/plantillas/19_Informe_satisfaccion_renovacion.docx
+++ b/generador/plantillas/19_Informe_satisfaccion_renovacion.docx
@@ -865,7 +865,6 @@
     <w:tbl>
       <w:tblPr>
         <w:tblW w:w="8920" w:type="dxa"/>
-        <w:tblLayout w:type="fixed"/>
         <w:tblBorders>
           <w:top w:val="nil"/>
           <w:left w:val="nil"/>
@@ -874,6 +873,7 @@
           <w:insideH w:val="nil"/>
           <w:insideV w:val="nil"/>
         </w:tblBorders>
+        <w:tblLayout w:type="fixed"/>
         <w:tblLook w:val="0000"/>
       </w:tblPr>
       <w:tblGrid>

--- a/generador/plantillas/19_Informe_satisfaccion_renovacion.docx
+++ b/generador/plantillas/19_Informe_satisfaccion_renovacion.docx
@@ -4,318 +4,583 @@
   <w:body>
     <w:p>
       <w:pPr>
-        <w:spacing w:after="200" w:line="259" w:lineRule="auto"/>
-        <w:jc w:val="center"/>
-        <w:rPr>
-          <w:rFonts w:ascii="Titillium Web" w:hAnsi="Titillium Web"/>
-          <w:sz w:val="22"/>
-          <w:szCs w:val="22"/>
-        </w:rPr>
-      </w:pPr>
-      <w:r>
+        <w:jc w:val="both"/>
         <w:rPr>
           <w:rFonts w:ascii="Titillium Web" w:hAnsi="Titillium Web"/>
           <w:b/>
           <w:bCs/>
-          <w:sz w:val="22"/>
-          <w:szCs w:val="22"/>
-        </w:rPr>
-        <w:t xml:space="preserve">INFORME DE SATISFACCIÓN Y ANÁLISIS DE RENOVACIÓN</w:t>
-      </w:r>
-    </w:p>
-    <w:p>
-      <w:pPr>
-        <w:spacing w:after="60" w:line="259" w:lineRule="auto"/>
-        <w:jc w:val="center"/>
-        <w:rPr>
-          <w:rFonts w:ascii="Titillium Web" w:hAnsi="Titillium Web"/>
-          <w:sz w:val="22"/>
-          <w:szCs w:val="22"/>
-        </w:rPr>
-      </w:pPr>
-      <w:r>
+          <w:sz w:val="20"/>
+          <w:szCs w:val="20"/>
+        </w:rPr>
+      </w:pPr>
+    </w:p>
+    <w:p>
+      <w:pPr>
+        <w:pStyle w:val="Prrafodelista"/>
+        <w:numPr>
+          <w:ilvl w:val="0"/>
+          <w:numId w:val="21"/>
+        </w:numPr>
+        <w:jc w:val="both"/>
         <w:rPr>
           <w:rFonts w:ascii="Titillium Web" w:hAnsi="Titillium Web"/>
           <w:b/>
           <w:bCs/>
-          <w:sz w:val="22"/>
-          <w:szCs w:val="22"/>
-        </w:rPr>
-        <w:t xml:space="preserve">Informe Nro. </w:t>
-      </w:r>
+          <w:sz w:val="20"/>
+          <w:szCs w:val="20"/>
+        </w:rPr>
+      </w:pPr>
       <w:r>
         <w:rPr>
           <w:rFonts w:ascii="Titillium Web" w:hAnsi="Titillium Web"/>
           <w:b/>
           <w:bCs/>
-          <w:sz w:val="22"/>
-          <w:szCs w:val="22"/>
-        </w:rPr>
-        <w:t xml:space="preserve">{memoNro}</w:t>
-      </w:r>
-    </w:p>
-    <w:p>
-      <w:pPr>
-        <w:spacing w:after="240" w:line="259" w:lineRule="auto"/>
-        <w:jc w:val="center"/>
-        <w:rPr>
-          <w:rFonts w:ascii="Titillium Web" w:hAnsi="Titillium Web"/>
-          <w:sz w:val="22"/>
-          <w:szCs w:val="22"/>
-        </w:rPr>
-      </w:pPr>
-      <w:r>
-        <w:rPr>
-          <w:rFonts w:ascii="Titillium Web" w:hAnsi="Titillium Web"/>
-          <w:sz w:val="22"/>
-          <w:szCs w:val="22"/>
-        </w:rPr>
-        <w:t xml:space="preserve">{ciudad}, {fechaInforme}</w:t>
-      </w:r>
-    </w:p>
-    <w:p>
-      <w:pPr>
-        <w:spacing w:after="80" w:line="259" w:lineRule="auto"/>
+          <w:sz w:val="20"/>
+          <w:szCs w:val="20"/>
+        </w:rPr>
+        <w:t>FICHA DEL CONTRATO</w:t>
+      </w:r>
+    </w:p>
+    <w:p>
+      <w:pPr>
         <w:jc w:val="both"/>
-        <w:rPr>
-          <w:rFonts w:ascii="Titillium Web" w:hAnsi="Titillium Web"/>
-          <w:sz w:val="22"/>
-          <w:szCs w:val="22"/>
-        </w:rPr>
-      </w:pPr>
-      <w:r>
         <w:rPr>
           <w:rFonts w:ascii="Titillium Web" w:hAnsi="Titillium Web"/>
           <w:b/>
           <w:bCs/>
-          <w:sz w:val="22"/>
-          <w:szCs w:val="22"/>
-        </w:rPr>
-        <w:t xml:space="preserve">1. ANTECEDENTES</w:t>
-      </w:r>
-    </w:p>
-    <w:p>
-      <w:pPr>
-        <w:spacing w:after="120" w:line="259" w:lineRule="auto"/>
+          <w:sz w:val="20"/>
+          <w:szCs w:val="20"/>
+        </w:rPr>
+      </w:pPr>
+    </w:p>
+    <w:p>
+      <w:pPr>
+        <w:rPr>
+          <w:rFonts w:ascii="Titillium Web" w:hAnsi="Titillium Web" w:cs="Arial"/>
+          <w:sz w:val="20"/>
+          <w:szCs w:val="20"/>
+        </w:rPr>
+      </w:pPr>
+      <w:r>
+        <w:rPr>
+          <w:rFonts w:ascii="Titillium Web" w:hAnsi="Titillium Web" w:cs="Arial"/>
+          <w:sz w:val="20"/>
+          <w:szCs w:val="20"/>
+        </w:rPr>
+        <w:t xml:space="preserve">Área protegida: </w:t>
+      </w:r>
+      <w:r>
+        <w:rPr>
+          <w:rFonts w:ascii="Titillium Web" w:hAnsi="Titillium Web" w:cs="Arial"/>
+          <w:sz w:val="20"/>
+          <w:szCs w:val="20"/>
+        </w:rPr>
+        <w:t>{area}</w:t>
+      </w:r>
+      <w:r>
+        <w:rPr>
+          <w:rFonts w:ascii="Titillium Web" w:hAnsi="Titillium Web" w:cs="Arial"/>
+          <w:sz w:val="20"/>
+          <w:szCs w:val="20"/>
+        </w:rPr>
+        <w:br/>
+        <w:t xml:space="preserve">Contrato: </w:t>
+      </w:r>
+      <w:r>
+        <w:rPr>
+          <w:rFonts w:ascii="Titillium Web" w:hAnsi="Titillium Web" w:cs="Arial"/>
+          <w:sz w:val="20"/>
+          <w:szCs w:val="20"/>
+        </w:rPr>
+        <w:t>{contrato</w:t>
+      </w:r>
+      <w:r>
+        <w:rPr>
+          <w:rFonts w:ascii="Titillium Web" w:hAnsi="Titillium Web" w:cs="Arial"/>
+          <w:sz w:val="20"/>
+          <w:szCs w:val="20"/>
+        </w:rPr>
+        <w:t>Nro</w:t>
+      </w:r>
+      <w:r>
+        <w:rPr>
+          <w:rFonts w:ascii="Titillium Web" w:hAnsi="Titillium Web" w:cs="Arial"/>
+          <w:sz w:val="20"/>
+          <w:szCs w:val="20"/>
+        </w:rPr>
+        <w:t>}</w:t>
+      </w:r>
+      <w:r>
+        <w:rPr>
+          <w:rFonts w:ascii="Titillium Web" w:hAnsi="Titillium Web" w:cs="Arial"/>
+          <w:sz w:val="20"/>
+          <w:szCs w:val="20"/>
+        </w:rPr>
+        <w:br/>
+        <w:t xml:space="preserve">Proveedor: </w:t>
+      </w:r>
+      <w:r>
+        <w:rPr>
+          <w:rFonts w:ascii="Titillium Web" w:hAnsi="Titillium Web" w:cs="Arial"/>
+          <w:sz w:val="20"/>
+          <w:szCs w:val="20"/>
+        </w:rPr>
+        <w:t>{proveedor}</w:t>
+      </w:r>
+      <w:r>
+        <w:rPr>
+          <w:rFonts w:ascii="Titillium Web" w:hAnsi="Titillium Web" w:cs="Arial"/>
+          <w:sz w:val="20"/>
+          <w:szCs w:val="20"/>
+        </w:rPr>
+        <w:br/>
+        <w:t xml:space="preserve">RUC: </w:t>
+      </w:r>
+      <w:r>
+        <w:rPr>
+          <w:rFonts w:ascii="Titillium Web" w:hAnsi="Titillium Web" w:cs="Arial"/>
+          <w:sz w:val="20"/>
+          <w:szCs w:val="20"/>
+        </w:rPr>
+        <w:t>{proveedorRuc}</w:t>
+      </w:r>
+      <w:r>
+        <w:rPr>
+          <w:rFonts w:ascii="Titillium Web" w:hAnsi="Titillium Web" w:cs="Arial"/>
+          <w:sz w:val="20"/>
+          <w:szCs w:val="20"/>
+        </w:rPr>
+        <w:br/>
+        <w:t xml:space="preserve">Servicio contratado: </w:t>
+      </w:r>
+      <w:r>
+        <w:rPr>
+          <w:rFonts w:ascii="Titillium Web" w:hAnsi="Titillium Web" w:cs="Arial"/>
+          <w:sz w:val="20"/>
+          <w:szCs w:val="20"/>
+        </w:rPr>
+        <w:t>{objeto}</w:t>
+      </w:r>
+      <w:r>
+        <w:rPr>
+          <w:rFonts w:ascii="Titillium Web" w:hAnsi="Titillium Web" w:cs="Arial"/>
+          <w:sz w:val="20"/>
+          <w:szCs w:val="20"/>
+        </w:rPr>
+        <w:br/>
+        <w:t xml:space="preserve">Vigencia del contrato original: del </w:t>
+      </w:r>
+      <w:r>
+        <w:rPr>
+          <w:rFonts w:ascii="Titillium Web" w:hAnsi="Titillium Web" w:cs="Arial"/>
+          <w:sz w:val="20"/>
+          <w:szCs w:val="20"/>
+        </w:rPr>
+        <w:t>{fechaContrato}</w:t>
+      </w:r>
+      <w:r>
+        <w:rPr>
+          <w:rFonts w:ascii="Titillium Web" w:hAnsi="Titillium Web" w:cs="Arial"/>
+          <w:sz w:val="20"/>
+          <w:szCs w:val="20"/>
+        </w:rPr>
+        <w:t xml:space="preserve"> al </w:t>
+      </w:r>
+      <w:r>
+        <w:rPr>
+          <w:rFonts w:ascii="Titillium Web" w:hAnsi="Titillium Web" w:cs="Arial"/>
+          <w:sz w:val="20"/>
+          <w:szCs w:val="20"/>
+        </w:rPr>
+        <w:t>{fechaFin}</w:t>
+      </w:r>
+      <w:r>
+        <w:rPr>
+          <w:rFonts w:ascii="Titillium Web" w:hAnsi="Titillium Web" w:cs="Arial"/>
+          <w:sz w:val="20"/>
+          <w:szCs w:val="20"/>
+        </w:rPr>
+        <w:br/>
+        <w:t xml:space="preserve">Monto del contrato original: {montoTotalLetras}</w:t>
+      </w:r>
+      <w:r>
+        <w:rPr>
+          <w:rFonts w:ascii="Titillium Web" w:hAnsi="Titillium Web" w:cs="Arial"/>
+          <w:sz w:val="20"/>
+          <w:szCs w:val="20"/>
+        </w:rPr>
+        <w:t xml:space="preserve"/>
+      </w:r>
+      <w:r>
+        <w:rPr>
+          <w:rFonts w:ascii="Titillium Web" w:hAnsi="Titillium Web" w:cs="Arial"/>
+          <w:sz w:val="20"/>
+          <w:szCs w:val="20"/>
+        </w:rPr>
+        <w:t xml:space="preserve"/>
+      </w:r>
+      <w:r>
+        <w:rPr>
+          <w:rFonts w:ascii="Titillium Web" w:hAnsi="Titillium Web" w:cs="Arial"/>
+          <w:sz w:val="20"/>
+          <w:szCs w:val="20"/>
+        </w:rPr>
+        <w:br/>
+        <w:t xml:space="preserve">Año de renovación solicitado: {anioRenovacion}</w:t>
+      </w:r>
+      <w:r>
+        <w:rPr>
+          <w:rFonts w:ascii="Titillium Web" w:hAnsi="Titillium Web" w:cs="Arial"/>
+          <w:sz w:val="20"/>
+          <w:szCs w:val="20"/>
+        </w:rPr>
+        <w:t xml:space="preserve"/>
+      </w:r>
+      <w:r>
+        <w:rPr>
+          <w:rFonts w:ascii="Titillium Web" w:hAnsi="Titillium Web" w:cs="Arial"/>
+          <w:sz w:val="20"/>
+          <w:szCs w:val="20"/>
+        </w:rPr>
+        <w:br/>
+        <w:t xml:space="preserve">PAG del año de renovación (componente / subcomponente / actividad): </w:t>
+      </w:r>
+      <w:r>
+        <w:rPr>
+          <w:rFonts w:ascii="Titillium Web" w:hAnsi="Titillium Web" w:cs="Arial"/>
+          <w:sz w:val="20"/>
+          <w:szCs w:val="20"/>
+        </w:rPr>
+        <w:t>{partida} – “{lineaNombre}”.</w:t>
+      </w:r>
+    </w:p>
+    <w:p>
+      <w:pPr>
         <w:jc w:val="both"/>
-        <w:rPr>
-          <w:rFonts w:ascii="Titillium Web" w:hAnsi="Titillium Web"/>
-          <w:sz w:val="22"/>
-          <w:szCs w:val="22"/>
-        </w:rPr>
-      </w:pPr>
-      <w:r>
-        <w:rPr>
-          <w:rFonts w:ascii="Titillium Web" w:hAnsi="Titillium Web"/>
-          <w:sz w:val="22"/>
-          <w:szCs w:val="22"/>
-        </w:rPr>
-        <w:t xml:space="preserve">El Fondo de Inversión Ambiental Sostenible (FIAS), en su calidad de administrador de los recursos del Fondo de Áreas Protegidas (FAP), mantiene con </w:t>
-      </w:r>
-      <w:r>
         <w:rPr>
           <w:rFonts w:ascii="Titillium Web" w:hAnsi="Titillium Web"/>
           <w:b/>
           <w:bCs/>
-          <w:sz w:val="22"/>
-          <w:szCs w:val="22"/>
-        </w:rPr>
-        <w:t xml:space="preserve">{proveedor}</w:t>
-      </w:r>
-      <w:r>
-        <w:rPr>
-          <w:rFonts w:ascii="Titillium Web" w:hAnsi="Titillium Web"/>
-          <w:sz w:val="22"/>
-          <w:szCs w:val="22"/>
-        </w:rPr>
-        <w:t xml:space="preserve">, con RUC {proveedorRuc}, el contrato Nro. </w:t>
-      </w:r>
-      <w:r>
+          <w:sz w:val="20"/>
+          <w:szCs w:val="20"/>
+        </w:rPr>
+      </w:pPr>
+    </w:p>
+    <w:p>
+      <w:pPr>
+        <w:pStyle w:val="Prrafodelista"/>
+        <w:numPr>
+          <w:ilvl w:val="0"/>
+          <w:numId w:val="21"/>
+        </w:numPr>
+        <w:jc w:val="both"/>
         <w:rPr>
           <w:rFonts w:ascii="Titillium Web" w:hAnsi="Titillium Web"/>
           <w:b/>
           <w:bCs/>
-          <w:sz w:val="22"/>
-          <w:szCs w:val="22"/>
-        </w:rPr>
-        <w:t xml:space="preserve">{contratoNro}</w:t>
-      </w:r>
-      <w:r>
-        <w:rPr>
-          <w:rFonts w:ascii="Titillium Web" w:hAnsi="Titillium Web"/>
-          <w:sz w:val="22"/>
-          <w:szCs w:val="22"/>
-        </w:rPr>
-        <w:t xml:space="preserve">, suscrito el {fechaContrato}, cuyo objeto es «</w:t>
-      </w:r>
+          <w:sz w:val="20"/>
+          <w:szCs w:val="20"/>
+        </w:rPr>
+      </w:pPr>
       <w:r>
         <w:rPr>
           <w:rFonts w:ascii="Titillium Web" w:hAnsi="Titillium Web"/>
           <w:b/>
           <w:bCs/>
-          <w:sz w:val="22"/>
-          <w:szCs w:val="22"/>
-        </w:rPr>
-        <w:t xml:space="preserve">{objeto}</w:t>
-      </w:r>
-      <w:r>
-        <w:rPr>
-          <w:rFonts w:ascii="Titillium Web" w:hAnsi="Titillium Web"/>
-          <w:sz w:val="22"/>
-          <w:szCs w:val="22"/>
-        </w:rPr>
-        <w:t xml:space="preserve">», por un monto de USD {montoTotal}, con vigencia hasta el {fechaFin}, para el {area}.</w:t>
-      </w:r>
-    </w:p>
-    <w:p>
-      <w:pPr>
-        <w:spacing w:after="120" w:line="259" w:lineRule="auto"/>
+          <w:sz w:val="20"/>
+          <w:szCs w:val="20"/>
+        </w:rPr>
+        <w:t>ANTECEDENTES</w:t>
+      </w:r>
+    </w:p>
+    <w:p>
+      <w:pPr>
+        <w:pStyle w:val="Prrafodelista"/>
+        <w:ind w:left="720"/>
         <w:jc w:val="both"/>
         <w:rPr>
           <w:rFonts w:ascii="Titillium Web" w:hAnsi="Titillium Web"/>
-          <w:sz w:val="22"/>
-          <w:szCs w:val="22"/>
-        </w:rPr>
-      </w:pPr>
-      <w:r>
-        <w:rPr>
-          <w:rFonts w:ascii="Titillium Web" w:hAnsi="Titillium Web"/>
-          <w:sz w:val="22"/>
-          <w:szCs w:val="22"/>
-        </w:rPr>
-        <w:t xml:space="preserve">El servicio es de carácter recurrente y su continuidad es necesaria para la operación del área protegida: la interrupción del servicio a partir del {arranqueSucesor} afectaría directamente la gestión del {area}.</w:t>
-      </w:r>
-    </w:p>
-    <w:p>
-      <w:pPr>
-        <w:spacing w:after="80" w:line="259" w:lineRule="auto"/>
+          <w:sz w:val="20"/>
+          <w:szCs w:val="20"/>
+        </w:rPr>
+      </w:pPr>
+    </w:p>
+    <w:p>
+      <w:pPr>
         <w:jc w:val="both"/>
         <w:rPr>
           <w:rFonts w:ascii="Titillium Web" w:hAnsi="Titillium Web"/>
-          <w:sz w:val="22"/>
-          <w:szCs w:val="22"/>
-        </w:rPr>
-      </w:pPr>
+          <w:sz w:val="20"/>
+          <w:szCs w:val="20"/>
+        </w:rPr>
+      </w:pPr>
+      <w:r>
+        <w:rPr>
+          <w:rFonts w:ascii="Titillium Web" w:hAnsi="Titillium Web"/>
+          <w:sz w:val="20"/>
+          <w:szCs w:val="20"/>
+        </w:rPr>
+        <w:t xml:space="preserve">El Fondo de Inversión Ambiental Sostenible (FIAS), en su calidad de administrador de los recursos del Fondo de Áreas Protegidas (FAP), mantiene con </w:t>
+      </w:r>
       <w:r>
         <w:rPr>
           <w:rFonts w:ascii="Titillium Web" w:hAnsi="Titillium Web"/>
           <w:b/>
           <w:bCs/>
-          <w:sz w:val="22"/>
-          <w:szCs w:val="22"/>
-        </w:rPr>
-        <w:t xml:space="preserve">2. VERIFICACIÓN DE LA CLÁUSULA DE RENOVACIÓN</w:t>
-      </w:r>
-    </w:p>
-    <w:p>
-      <w:pPr>
-        <w:spacing w:after="120" w:line="259" w:lineRule="auto"/>
-        <w:jc w:val="both"/>
-        <w:rPr>
-          <w:rFonts w:ascii="Titillium Web" w:hAnsi="Titillium Web"/>
-          <w:sz w:val="22"/>
-          <w:szCs w:val="22"/>
-        </w:rPr>
-      </w:pPr>
-      <w:r>
-        <w:rPr>
-          <w:rFonts w:ascii="Titillium Web" w:hAnsi="Titillium Web"/>
-          <w:sz w:val="22"/>
-          <w:szCs w:val="22"/>
-        </w:rPr>
-        <w:t xml:space="preserve">Conforme a la Matriz de procesos de adquisición, contratación y renovación del FAP, la renovación procede únicamente cuando el contrato original la contempla expresamente y cuando el contrato vigente no es, a su vez, una renovación —el FIAS permite renovar una sola vez—.</w:t>
-      </w:r>
-    </w:p>
-    <w:p>
-      <w:pPr>
-        <w:spacing w:after="120" w:line="259" w:lineRule="auto"/>
-        <w:jc w:val="both"/>
-        <w:rPr>
-          <w:rFonts w:ascii="Titillium Web" w:hAnsi="Titillium Web"/>
-          <w:sz w:val="22"/>
-          <w:szCs w:val="22"/>
-        </w:rPr>
-      </w:pPr>
+          <w:sz w:val="20"/>
+          <w:szCs w:val="20"/>
+        </w:rPr>
+        <w:t>{proveedor}</w:t>
+      </w:r>
+      <w:r>
+        <w:rPr>
+          <w:rFonts w:ascii="Titillium Web" w:hAnsi="Titillium Web"/>
+          <w:sz w:val="20"/>
+          <w:szCs w:val="20"/>
+        </w:rPr>
+        <w:t xml:space="preserve">, con RUC {proveedorRuc}, el contrato Nro. </w:t>
+      </w:r>
       <w:r>
         <w:rPr>
           <w:rFonts w:ascii="Titillium Web" w:hAnsi="Titillium Web"/>
           <w:b/>
           <w:bCs/>
-          <w:sz w:val="22"/>
-          <w:szCs w:val="22"/>
-        </w:rPr>
-        <w:t xml:space="preserve">Resultado de la verificación: </w:t>
-      </w:r>
-      <w:r>
-        <w:rPr>
-          <w:rFonts w:ascii="Titillium Web" w:hAnsi="Titillium Web"/>
-          <w:sz w:val="22"/>
-          <w:szCs w:val="22"/>
-        </w:rPr>
-        <w:t xml:space="preserve">{clausulaTexto}</w:t>
-      </w:r>
-    </w:p>
-    <w:p>
-      <w:pPr>
-        <w:spacing w:after="80" w:line="259" w:lineRule="auto"/>
-        <w:jc w:val="both"/>
-        <w:rPr>
-          <w:rFonts w:ascii="Titillium Web" w:hAnsi="Titillium Web"/>
-          <w:sz w:val="22"/>
-          <w:szCs w:val="22"/>
-        </w:rPr>
-      </w:pPr>
+          <w:sz w:val="20"/>
+          <w:szCs w:val="20"/>
+        </w:rPr>
+        <w:t>{contrato</w:t>
+      </w:r>
       <w:r>
         <w:rPr>
           <w:rFonts w:ascii="Titillium Web" w:hAnsi="Titillium Web"/>
           <w:b/>
           <w:bCs/>
-          <w:sz w:val="22"/>
-          <w:szCs w:val="22"/>
-        </w:rPr>
-        <w:t xml:space="preserve">3. EJECUCIÓN DEL SERVICIO Y CONFORMIDAD</w:t>
-      </w:r>
-    </w:p>
-    <w:p>
-      <w:pPr>
-        <w:spacing w:after="120" w:line="259" w:lineRule="auto"/>
-        <w:jc w:val="both"/>
-        <w:rPr>
-          <w:rFonts w:ascii="Titillium Web" w:hAnsi="Titillium Web"/>
-          <w:sz w:val="22"/>
-          <w:szCs w:val="22"/>
-        </w:rPr>
-      </w:pPr>
-      <w:r>
-        <w:rPr>
-          <w:rFonts w:ascii="Titillium Web" w:hAnsi="Titillium Web"/>
-          <w:sz w:val="22"/>
-          <w:szCs w:val="22"/>
-        </w:rPr>
-        <w:t xml:space="preserve">Durante el período de vigencia del contrato, </w:t>
+          <w:sz w:val="20"/>
+          <w:szCs w:val="20"/>
+        </w:rPr>
+        <w:t>Nro</w:t>
       </w:r>
       <w:r>
         <w:rPr>
           <w:rFonts w:ascii="Titillium Web" w:hAnsi="Titillium Web"/>
           <w:b/>
           <w:bCs/>
-          <w:sz w:val="22"/>
-          <w:szCs w:val="22"/>
-        </w:rPr>
-        <w:t xml:space="preserve">{proveedor}</w:t>
-      </w:r>
-      <w:r>
-        <w:rPr>
-          <w:rFonts w:ascii="Titillium Web" w:hAnsi="Titillium Web"/>
-          <w:sz w:val="22"/>
-          <w:szCs w:val="22"/>
+          <w:sz w:val="20"/>
+          <w:szCs w:val="20"/>
+        </w:rPr>
+        <w:t>}</w:t>
+      </w:r>
+      <w:r>
+        <w:rPr>
+          <w:rFonts w:ascii="Titillium Web" w:hAnsi="Titillium Web"/>
+          <w:sz w:val="20"/>
+          <w:szCs w:val="20"/>
+        </w:rPr>
+        <w:t>, suscrito el {fecha</w:t>
+      </w:r>
+      <w:r>
+        <w:rPr>
+          <w:rFonts w:ascii="Titillium Web" w:hAnsi="Titillium Web"/>
+          <w:sz w:val="20"/>
+          <w:szCs w:val="20"/>
+        </w:rPr>
+        <w:t>Contrato</w:t>
+      </w:r>
+      <w:r>
+        <w:rPr>
+          <w:rFonts w:ascii="Titillium Web" w:hAnsi="Titillium Web"/>
+          <w:sz w:val="20"/>
+          <w:szCs w:val="20"/>
+        </w:rPr>
+        <w:t>}, cuyo objeto es «</w:t>
+      </w:r>
+      <w:r>
+        <w:rPr>
+          <w:rFonts w:ascii="Titillium Web" w:hAnsi="Titillium Web"/>
+          <w:b/>
+          <w:bCs/>
+          <w:sz w:val="20"/>
+          <w:szCs w:val="20"/>
+        </w:rPr>
+        <w:t>{objeto}</w:t>
+      </w:r>
+      <w:r>
+        <w:rPr>
+          <w:rFonts w:ascii="Titillium Web" w:hAnsi="Titillium Web"/>
+          <w:sz w:val="20"/>
+          <w:szCs w:val="20"/>
+        </w:rPr>
+        <w:t xml:space="preserve">», por un monto de {montoTotalLetras},</w:t>
+      </w:r>
+      <w:r>
+        <w:rPr>
+          <w:rFonts w:ascii="Titillium Web" w:hAnsi="Titillium Web"/>
+          <w:sz w:val="20"/>
+          <w:szCs w:val="20"/>
+        </w:rPr>
+        <w:t xml:space="preserve"/>
+      </w:r>
+      <w:r>
+        <w:rPr>
+          <w:rFonts w:ascii="Titillium Web" w:hAnsi="Titillium Web"/>
+          <w:sz w:val="20"/>
+          <w:szCs w:val="20"/>
+        </w:rPr>
+        <w:t xml:space="preserve"/>
+      </w:r>
+      <w:r>
+        <w:rPr>
+          <w:rFonts w:ascii="Titillium Web" w:hAnsi="Titillium Web"/>
+          <w:sz w:val="20"/>
+          <w:szCs w:val="20"/>
+        </w:rPr>
+        <w:t xml:space="preserve"/>
+      </w:r>
+      <w:r>
+        <w:rPr>
+          <w:rFonts w:ascii="Titillium Web" w:hAnsi="Titillium Web"/>
+          <w:sz w:val="20"/>
+          <w:szCs w:val="20"/>
+        </w:rPr>
+        <w:t xml:space="preserve"> con vigencia hasta el {fechaFin}.</w:t>
+      </w:r>
+    </w:p>
+    <w:p>
+      <w:pPr>
+        <w:jc w:val="both"/>
+        <w:rPr>
+          <w:rFonts w:ascii="Titillium Web" w:hAnsi="Titillium Web"/>
+          <w:sz w:val="20"/>
+          <w:szCs w:val="20"/>
+        </w:rPr>
+      </w:pPr>
+    </w:p>
+    <w:p>
+      <w:pPr>
+        <w:jc w:val="both"/>
+        <w:rPr>
+          <w:rFonts w:ascii="Titillium Web" w:hAnsi="Titillium Web"/>
+          <w:sz w:val="20"/>
+          <w:szCs w:val="20"/>
+        </w:rPr>
+      </w:pPr>
+      <w:r>
+        <w:rPr>
+          <w:rFonts w:ascii="Titillium Web" w:hAnsi="Titillium Web"/>
+          <w:sz w:val="20"/>
+          <w:szCs w:val="20"/>
+          <w:lang w:val="es-EC"/>
+        </w:rPr>
+        <w:t>El presente informe se emite en atención a la cláusula de renovación prevista en el referido contrato, con el fin de dejar constancia del nivel de satisfacción con la ejecución del servicio y sustentar la renovación del vínculo contractual para el siguiente año calendario.</w:t>
+      </w:r>
+      <w:r>
+        <w:rPr>
+          <w:rFonts w:ascii="Titillium Web" w:hAnsi="Titillium Web"/>
+          <w:sz w:val="20"/>
+          <w:szCs w:val="20"/>
+          <w:lang w:val="es-EC"/>
+        </w:rPr>
+        <w:t xml:space="preserve"> Cabe indicar que, e</w:t>
+      </w:r>
+      <w:r>
+        <w:rPr>
+          <w:rFonts w:ascii="Titillium Web" w:hAnsi="Titillium Web"/>
+          <w:sz w:val="20"/>
+          <w:szCs w:val="20"/>
+        </w:rPr>
+        <w:t>l servicio es de carácter recurrente y su continuidad es necesaria para la operación del área protegida: la interrupción del servicio a partir del {arranqueSucesor} afectaría directamente la gestión del {area}.</w:t>
+      </w:r>
+    </w:p>
+    <w:p>
+      <w:pPr>
+        <w:jc w:val="both"/>
+        <w:rPr>
+          <w:rFonts w:ascii="Titillium Web" w:hAnsi="Titillium Web"/>
+          <w:sz w:val="20"/>
+          <w:szCs w:val="20"/>
+        </w:rPr>
+      </w:pPr>
+    </w:p>
+    <w:p>
+      <w:pPr>
+        <w:jc w:val="both"/>
+        <w:rPr>
+          <w:rFonts w:ascii="Titillium Web" w:hAnsi="Titillium Web"/>
+          <w:sz w:val="20"/>
+          <w:szCs w:val="20"/>
+        </w:rPr>
+      </w:pPr>
+      <w:r>
+        <w:rPr>
+          <w:rFonts w:ascii="Titillium Web" w:hAnsi="Titillium Web"/>
+          <w:b/>
+          <w:bCs/>
+          <w:sz w:val="20"/>
+          <w:szCs w:val="20"/>
+        </w:rPr>
+        <w:t>3. EJECUCIÓN DEL SERVICIO Y CONFORMIDAD</w:t>
+      </w:r>
+    </w:p>
+    <w:p>
+      <w:pPr>
+        <w:jc w:val="both"/>
+        <w:rPr>
+          <w:rFonts w:ascii="Titillium Web" w:hAnsi="Titillium Web"/>
+          <w:sz w:val="20"/>
+          <w:szCs w:val="20"/>
+        </w:rPr>
+      </w:pPr>
+    </w:p>
+    <w:p>
+      <w:pPr>
+        <w:jc w:val="both"/>
+        <w:rPr>
+          <w:rFonts w:ascii="Titillium Web" w:hAnsi="Titillium Web"/>
+          <w:sz w:val="20"/>
+          <w:szCs w:val="20"/>
+        </w:rPr>
+      </w:pPr>
+      <w:r>
+        <w:rPr>
+          <w:rFonts w:ascii="Titillium Web" w:hAnsi="Titillium Web"/>
+          <w:sz w:val="20"/>
+          <w:szCs w:val="20"/>
+        </w:rPr>
+        <w:t xml:space="preserve">Durante el período de vigencia del contrato, </w:t>
+      </w:r>
+      <w:r>
+        <w:rPr>
+          <w:rFonts w:ascii="Titillium Web" w:hAnsi="Titillium Web"/>
+          <w:b/>
+          <w:bCs/>
+          <w:sz w:val="20"/>
+          <w:szCs w:val="20"/>
+        </w:rPr>
+        <w:t>{proveedor}</w:t>
+      </w:r>
+      <w:r>
+        <w:rPr>
+          <w:rFonts w:ascii="Titillium Web" w:hAnsi="Titillium Web"/>
+          <w:sz w:val="20"/>
+          <w:szCs w:val="20"/>
         </w:rPr>
         <w:t xml:space="preserve"> prestó el servicio contratado en las condiciones, plazos y especificaciones pactadas. El detalle de lo ejecutado es el siguiente:</w:t>
       </w:r>
+    </w:p>
+    <w:p>
+      <w:pPr>
+        <w:jc w:val="both"/>
+        <w:rPr>
+          <w:rFonts w:ascii="Titillium Web" w:hAnsi="Titillium Web"/>
+          <w:sz w:val="20"/>
+          <w:szCs w:val="20"/>
+        </w:rPr>
+      </w:pPr>
     </w:p>
     <w:tbl>
       <w:tblPr>
-        <w:tblW w:w="8920" w:type="dxa"/>
+        <w:tblW w:w="6520" w:type="dxa"/>
+        <w:jc w:val="center"/>
         <w:tblLayout w:type="fixed"/>
         <w:tblCellMar>
           <w:left w:w="70" w:type="dxa"/>
@@ -325,12 +590,11 @@
       </w:tblPr>
       <w:tblGrid>
         <w:gridCol w:w="6520"/>
-        <w:gridCol w:w="1100"/>
-        <w:gridCol w:w="1300"/>
       </w:tblGrid>
       <w:tr>
         <w:trPr>
           <w:tblHeader/>
+          <w:jc w:val="center"/>
         </w:trPr>
         <w:tc>
           <w:tcPr>
@@ -346,15 +610,14 @@
           </w:tcPr>
           <w:p>
             <w:pPr>
-              <w:spacing w:after="40"/>
               <w:jc w:val="center"/>
               <w:rPr>
                 <w:rFonts w:ascii="Titillium Web" w:hAnsi="Titillium Web"/>
                 <w:b/>
                 <w:bCs/>
                 <w:color w:val="FFFFFF"/>
-                <w:sz w:val="22"/>
-                <w:szCs w:val="22"/>
+                <w:sz w:val="20"/>
+                <w:szCs w:val="20"/>
               </w:rPr>
             </w:pPr>
             <w:r>
@@ -363,91 +626,18 @@
                 <w:b/>
                 <w:bCs/>
                 <w:color w:val="FFFFFF"/>
-                <w:sz w:val="22"/>
-                <w:szCs w:val="22"/>
+                <w:sz w:val="20"/>
+                <w:szCs w:val="20"/>
               </w:rPr>
-              <w:t xml:space="preserve">DESCRIPCIÓN Y ESPECIFICACIONES</w:t>
-            </w:r>
-          </w:p>
-        </w:tc>
-        <w:tc>
-          <w:tcPr>
-            <w:tcW w:w="1100" w:type="dxa"/>
-            <w:tcBorders>
-              <w:top w:val="single" w:sz="4" w:space="0" w:color="auto"/>
-              <w:left w:val="single" w:sz="4" w:space="0" w:color="auto"/>
-              <w:bottom w:val="single" w:sz="4" w:space="0" w:color="auto"/>
-              <w:right w:val="single" w:sz="4" w:space="0" w:color="auto"/>
-            </w:tcBorders>
-            <w:shd w:val="clear" w:color="auto" w:fill="2E74B5"/>
-            <w:vAlign w:val="center"/>
-          </w:tcPr>
-          <w:p>
-            <w:pPr>
-              <w:spacing w:after="40"/>
-              <w:jc w:val="center"/>
-              <w:rPr>
-                <w:rFonts w:ascii="Titillium Web" w:hAnsi="Titillium Web"/>
-                <w:b/>
-                <w:bCs/>
-                <w:color w:val="FFFFFF"/>
-                <w:sz w:val="22"/>
-                <w:szCs w:val="22"/>
-              </w:rPr>
-            </w:pPr>
-            <w:r>
-              <w:rPr>
-                <w:rFonts w:ascii="Titillium Web" w:hAnsi="Titillium Web"/>
-                <w:b/>
-                <w:bCs/>
-                <w:color w:val="FFFFFF"/>
-                <w:sz w:val="22"/>
-                <w:szCs w:val="22"/>
-              </w:rPr>
-              <w:t xml:space="preserve">CANT</w:t>
-            </w:r>
-          </w:p>
-        </w:tc>
-        <w:tc>
-          <w:tcPr>
-            <w:tcW w:w="1300" w:type="dxa"/>
-            <w:tcBorders>
-              <w:top w:val="single" w:sz="4" w:space="0" w:color="auto"/>
-              <w:left w:val="single" w:sz="4" w:space="0" w:color="auto"/>
-              <w:bottom w:val="single" w:sz="4" w:space="0" w:color="auto"/>
-              <w:right w:val="single" w:sz="4" w:space="0" w:color="auto"/>
-            </w:tcBorders>
-            <w:shd w:val="clear" w:color="auto" w:fill="2E74B5"/>
-            <w:vAlign w:val="center"/>
-          </w:tcPr>
-          <w:p>
-            <w:pPr>
-              <w:spacing w:after="40"/>
-              <w:jc w:val="center"/>
-              <w:rPr>
-                <w:rFonts w:ascii="Titillium Web" w:hAnsi="Titillium Web"/>
-                <w:b/>
-                <w:bCs/>
-                <w:color w:val="FFFFFF"/>
-                <w:sz w:val="22"/>
-                <w:szCs w:val="22"/>
-              </w:rPr>
-            </w:pPr>
-            <w:r>
-              <w:rPr>
-                <w:rFonts w:ascii="Titillium Web" w:hAnsi="Titillium Web"/>
-                <w:b/>
-                <w:bCs/>
-                <w:color w:val="FFFFFF"/>
-                <w:sz w:val="22"/>
-                <w:szCs w:val="22"/>
-              </w:rPr>
-              <w:t xml:space="preserve">UNIDAD</w:t>
+              <w:t>DESCRIPCIÓN Y ESPECIFICACIONES</w:t>
             </w:r>
           </w:p>
         </w:tc>
       </w:tr>
       <w:tr>
+        <w:trPr>
+          <w:jc w:val="center"/>
+        </w:trPr>
         <w:tc>
           <w:tcPr>
             <w:tcW w:w="6520" w:type="dxa"/>
@@ -461,83 +651,35 @@
           </w:tcPr>
           <w:p>
             <w:pPr>
-              <w:spacing w:after="40"/>
-              <w:jc w:val="left"/>
               <w:rPr>
                 <w:rFonts w:ascii="Titillium Web" w:hAnsi="Titillium Web"/>
-                <w:sz w:val="22"/>
-                <w:szCs w:val="22"/>
+                <w:sz w:val="20"/>
+                <w:szCs w:val="20"/>
               </w:rPr>
             </w:pPr>
             <w:r>
               <w:rPr>
                 <w:rFonts w:ascii="Titillium Web" w:hAnsi="Titillium Web"/>
-                <w:sz w:val="22"/>
-                <w:szCs w:val="22"/>
+                <w:sz w:val="20"/>
+                <w:szCs w:val="20"/>
               </w:rPr>
-              <w:t xml:space="preserve">{#items}{desc}</w:t>
+              <w:t>{#items}{desc}</w:t>
             </w:r>
-          </w:p>
-        </w:tc>
-        <w:tc>
-          <w:tcPr>
-            <w:tcW w:w="1100" w:type="dxa"/>
-            <w:tcBorders>
-              <w:top w:val="single" w:sz="4" w:space="0" w:color="auto"/>
-              <w:left w:val="single" w:sz="4" w:space="0" w:color="auto"/>
-              <w:bottom w:val="single" w:sz="4" w:space="0" w:color="auto"/>
-              <w:right w:val="single" w:sz="4" w:space="0" w:color="auto"/>
-            </w:tcBorders>
-            <w:vAlign w:val="center"/>
-          </w:tcPr>
-          <w:p>
-            <w:pPr>
-              <w:spacing w:after="40"/>
-              <w:jc w:val="center"/>
-              <w:rPr>
-                <w:rFonts w:ascii="Titillium Web" w:hAnsi="Titillium Web"/>
-                <w:sz w:val="22"/>
-                <w:szCs w:val="22"/>
-              </w:rPr>
-            </w:pPr>
             <w:r>
               <w:rPr>
                 <w:rFonts w:ascii="Titillium Web" w:hAnsi="Titillium Web"/>
-                <w:sz w:val="22"/>
-                <w:szCs w:val="22"/>
+                <w:sz w:val="20"/>
+                <w:szCs w:val="20"/>
               </w:rPr>
-              <w:t xml:space="preserve">{cantidad}</w:t>
+              <w:t>{</w:t>
             </w:r>
-          </w:p>
-        </w:tc>
-        <w:tc>
-          <w:tcPr>
-            <w:tcW w:w="1300" w:type="dxa"/>
-            <w:tcBorders>
-              <w:top w:val="single" w:sz="4" w:space="0" w:color="auto"/>
-              <w:left w:val="single" w:sz="4" w:space="0" w:color="auto"/>
-              <w:bottom w:val="single" w:sz="4" w:space="0" w:color="auto"/>
-              <w:right w:val="single" w:sz="4" w:space="0" w:color="auto"/>
-            </w:tcBorders>
-            <w:vAlign w:val="center"/>
-          </w:tcPr>
-          <w:p>
-            <w:pPr>
-              <w:spacing w:after="40"/>
-              <w:jc w:val="center"/>
-              <w:rPr>
-                <w:rFonts w:ascii="Titillium Web" w:hAnsi="Titillium Web"/>
-                <w:sz w:val="22"/>
-                <w:szCs w:val="22"/>
-              </w:rPr>
-            </w:pPr>
             <w:r>
               <w:rPr>
                 <w:rFonts w:ascii="Titillium Web" w:hAnsi="Titillium Web"/>
-                <w:sz w:val="22"/>
-                <w:szCs w:val="22"/>
+                <w:sz w:val="20"/>
+                <w:szCs w:val="20"/>
               </w:rPr>
-              <w:t xml:space="preserve">{unidad}{/items}</w:t>
+              <w:t>/items}</w:t>
             </w:r>
           </w:p>
         </w:tc>
@@ -545,99 +687,332 @@
     </w:tbl>
     <w:p>
       <w:pPr>
-        <w:spacing w:after="120"/>
-        <w:rPr>
-          <w:rFonts w:ascii="Titillium Web" w:hAnsi="Titillium Web"/>
-          <w:sz w:val="22"/>
-          <w:szCs w:val="22"/>
-        </w:rPr>
-      </w:pPr>
-    </w:p>
-    <w:p>
-      <w:pPr>
-        <w:spacing w:after="120" w:line="259" w:lineRule="auto"/>
+        <w:rPr>
+          <w:rFonts w:ascii="Titillium Web" w:hAnsi="Titillium Web"/>
+          <w:sz w:val="20"/>
+          <w:szCs w:val="20"/>
+        </w:rPr>
+      </w:pPr>
+    </w:p>
+    <w:p>
+      <w:pPr>
         <w:jc w:val="both"/>
         <w:rPr>
           <w:rFonts w:ascii="Titillium Web" w:hAnsi="Titillium Web"/>
-          <w:sz w:val="22"/>
-          <w:szCs w:val="22"/>
-        </w:rPr>
-      </w:pPr>
-      <w:r>
-        <w:rPr>
-          <w:rFonts w:ascii="Titillium Web" w:hAnsi="Titillium Web"/>
-          <w:sz w:val="22"/>
-          <w:szCs w:val="22"/>
-        </w:rPr>
-        <w:t xml:space="preserve">La administración del contrato deja constancia de la </w:t>
-      </w:r>
+          <w:sz w:val="20"/>
+          <w:szCs w:val="20"/>
+          <w:lang w:val="es-EC"/>
+        </w:rPr>
+      </w:pPr>
+      <w:r>
+        <w:rPr>
+          <w:rFonts w:ascii="Titillium Web" w:hAnsi="Titillium Web"/>
+          <w:sz w:val="20"/>
+          <w:szCs w:val="20"/>
+          <w:lang w:val="es-EC"/>
+        </w:rPr>
+        <w:t>Las atenciones han sido brindadas dentro de los tiempos requeridos para el desarrollo de las actividades operativas del Área y no se han registrado novedades relevantes que afecten el cumplimiento de los objetivos institucionales ni la ejecución de las actividades programadas en el PGOA.</w:t>
+      </w:r>
+    </w:p>
+    <w:p>
+      <w:pPr>
+        <w:jc w:val="both"/>
+        <w:rPr>
+          <w:rFonts w:ascii="Titillium Web" w:hAnsi="Titillium Web"/>
+          <w:sz w:val="20"/>
+          <w:szCs w:val="20"/>
+        </w:rPr>
+      </w:pPr>
+    </w:p>
+    <w:p>
+      <w:pPr>
+        <w:jc w:val="both"/>
+        <w:rPr>
+          <w:rFonts w:ascii="Titillium Web" w:hAnsi="Titillium Web"/>
+          <w:sz w:val="20"/>
+          <w:szCs w:val="20"/>
+        </w:rPr>
+      </w:pPr>
       <w:r>
         <w:rPr>
           <w:rFonts w:ascii="Titillium Web" w:hAnsi="Titillium Web"/>
           <w:b/>
           <w:bCs/>
-          <w:sz w:val="22"/>
-          <w:szCs w:val="22"/>
-        </w:rPr>
-        <w:t xml:space="preserve">entera satisfacción</w:t>
-      </w:r>
-      <w:r>
-        <w:rPr>
-          <w:rFonts w:ascii="Titillium Web" w:hAnsi="Titillium Web"/>
-          <w:sz w:val="22"/>
-          <w:szCs w:val="22"/>
-        </w:rPr>
-        <w:t xml:space="preserve"> con el servicio recibido: no se registraron incumplimientos, multas ni observaciones pendientes de subsanación durante el período informado.</w:t>
-      </w:r>
-    </w:p>
-    <w:p>
-      <w:pPr>
-        <w:spacing w:after="80" w:line="259" w:lineRule="auto"/>
+          <w:sz w:val="20"/>
+          <w:szCs w:val="20"/>
+        </w:rPr>
+        <w:t>4. ANÁLISIS TÉCNICO</w:t>
+      </w:r>
+    </w:p>
+    <w:p>
+      <w:pPr>
         <w:jc w:val="both"/>
         <w:rPr>
           <w:rFonts w:ascii="Titillium Web" w:hAnsi="Titillium Web"/>
-          <w:sz w:val="22"/>
-          <w:szCs w:val="22"/>
-        </w:rPr>
-      </w:pPr>
-      <w:r>
+          <w:sz w:val="20"/>
+          <w:szCs w:val="20"/>
+        </w:rPr>
+      </w:pPr>
+    </w:p>
+    <w:p>
+      <w:pPr>
+        <w:jc w:val="both"/>
+        <w:rPr>
+          <w:rFonts w:ascii="Titillium Web" w:hAnsi="Titillium Web"/>
+          <w:sz w:val="20"/>
+          <w:szCs w:val="20"/>
+          <w:lang w:val="es-EC"/>
+        </w:rPr>
+      </w:pPr>
+      <w:commentRangeStart w:id="0"/>
+      <w:r>
+        <w:rPr>
+          <w:rFonts w:ascii="Titillium Web" w:hAnsi="Titillium Web"/>
+          <w:sz w:val="20"/>
+          <w:szCs w:val="20"/>
+          <w:lang w:val="es-EC"/>
+        </w:rPr>
+        <w:t xml:space="preserve">La administración {dellaAP} {area}, a cargo de</w:t>
+      </w:r>
+      <w:r>
+        <w:rPr>
+          <w:rFonts w:ascii="Titillium Web" w:hAnsi="Titillium Web"/>
+          <w:sz w:val="20"/>
+          <w:szCs w:val="20"/>
+          <w:lang w:val="es-EC"/>
+        </w:rPr>
+        <w:t xml:space="preserve"/>
+      </w:r>
+      <w:r>
+        <w:rPr>
+          <w:rFonts w:ascii="Titillium Web" w:hAnsi="Titillium Web"/>
+          <w:sz w:val="20"/>
+          <w:szCs w:val="20"/>
+          <w:lang w:val="es-EC"/>
+        </w:rPr>
+        <w:t xml:space="preserve"/>
+      </w:r>
+      <w:r>
+        <w:rPr>
+          <w:rFonts w:ascii="Titillium Web" w:hAnsi="Titillium Web"/>
+          <w:sz w:val="20"/>
+          <w:szCs w:val="20"/>
+          <w:lang w:val="es-EC"/>
+        </w:rPr>
+        <w:t xml:space="preserve"/>
+      </w:r>
+      <w:r>
+        <w:rPr>
+          <w:rFonts w:ascii="Titillium Web" w:hAnsi="Titillium Web"/>
+          <w:sz w:val="20"/>
+          <w:szCs w:val="20"/>
+          <w:lang w:val="es-EC"/>
+        </w:rPr>
+        <w:t xml:space="preserve"/>
+      </w:r>
+      <w:r>
+        <w:rPr>
+          <w:rFonts w:ascii="Titillium Web" w:hAnsi="Titillium Web"/>
+          <w:sz w:val="20"/>
+          <w:szCs w:val="20"/>
+          <w:lang w:val="es-EC"/>
+        </w:rPr>
+        <w:t xml:space="preserve"> {jefe}</w:t>
+      </w:r>
+      <w:r>
+        <w:rPr>
+          <w:rFonts w:ascii="Titillium Web" w:hAnsi="Titillium Web"/>
+          <w:sz w:val="20"/>
+          <w:szCs w:val="20"/>
+          <w:lang w:val="es-EC"/>
+        </w:rPr>
+        <w:t xml:space="preserve">, </w:t>
+      </w:r>
+      <w:r>
+        <w:rPr>
+          <w:rFonts w:ascii="Titillium Web" w:hAnsi="Titillium Web"/>
+          <w:sz w:val="20"/>
+          <w:szCs w:val="20"/>
+          <w:lang w:val="es-EC"/>
+        </w:rPr>
+        <w:t>manifiesta</w:t>
+      </w:r>
+      <w:r>
+        <w:rPr>
+          <w:rFonts w:ascii="Titillium Web" w:hAnsi="Titillium Web"/>
+          <w:sz w:val="20"/>
+          <w:szCs w:val="20"/>
+          <w:lang w:val="es-EC"/>
+        </w:rPr>
+        <w:t xml:space="preserve"> su entera satisfacción con el servicio recibido por parte </w:t>
+      </w:r>
+      <w:r>
+        <w:rPr>
+          <w:rFonts w:ascii="Titillium Web" w:hAnsi="Titillium Web"/>
+          <w:sz w:val="20"/>
+          <w:szCs w:val="20"/>
+          <w:lang w:val="es-EC"/>
+        </w:rPr>
+        <w:t>de {proveedor}</w:t>
+      </w:r>
+      <w:r>
+        <w:rPr>
+          <w:rFonts w:ascii="Titillium Web" w:hAnsi="Titillium Web"/>
+          <w:sz w:val="20"/>
+          <w:szCs w:val="20"/>
+          <w:lang w:val="es-EC"/>
+        </w:rPr>
+        <w:t>, destacando:</w:t>
+      </w:r>
+    </w:p>
+    <w:p>
+      <w:pPr>
+        <w:jc w:val="both"/>
+        <w:rPr>
+          <w:rFonts w:ascii="Titillium Web" w:hAnsi="Titillium Web"/>
+          <w:sz w:val="20"/>
+          <w:szCs w:val="20"/>
+          <w:lang w:val="es-EC"/>
+        </w:rPr>
+      </w:pPr>
+    </w:p>
+    <w:p>
+      <w:pPr>
+        <w:pStyle w:val="Prrafodelista"/>
+        <w:numPr>
+          <w:ilvl w:val="0"/>
+          <w:numId w:val="22"/>
+        </w:numPr>
+        <w:jc w:val="both"/>
+        <w:rPr>
+          <w:rFonts w:ascii="Titillium Web" w:hAnsi="Titillium Web"/>
+          <w:sz w:val="20"/>
+          <w:szCs w:val="20"/>
+          <w:lang w:val="es-EC"/>
+        </w:rPr>
+      </w:pPr>
+      <w:r>
+        <w:rPr>
+          <w:rFonts w:ascii="Titillium Web" w:hAnsi="Titillium Web"/>
+          <w:sz w:val="20"/>
+          <w:szCs w:val="20"/>
+          <w:lang w:val="es-EC"/>
+        </w:rPr>
+        <w:t>La calidad de las intervenciones realizadas a los medios de movilización;</w:t>
+      </w:r>
+    </w:p>
+    <w:p>
+      <w:pPr>
+        <w:pStyle w:val="Prrafodelista"/>
+        <w:numPr>
+          <w:ilvl w:val="0"/>
+          <w:numId w:val="22"/>
+        </w:numPr>
+        <w:jc w:val="both"/>
+        <w:rPr>
+          <w:rFonts w:ascii="Titillium Web" w:hAnsi="Titillium Web"/>
+          <w:sz w:val="20"/>
+          <w:szCs w:val="20"/>
+          <w:lang w:val="es-EC"/>
+        </w:rPr>
+      </w:pPr>
+      <w:r>
+        <w:rPr>
+          <w:rFonts w:ascii="Titillium Web" w:hAnsi="Titillium Web"/>
+          <w:sz w:val="20"/>
+          <w:szCs w:val="20"/>
+          <w:lang w:val="es-EC"/>
+        </w:rPr>
+        <w:lastRenderedPageBreak/>
+        <w:t>El trato respetuoso y colaborativo hacia el personal del Área; y</w:t>
+      </w:r>
+    </w:p>
+    <w:p>
+      <w:pPr>
+        <w:pStyle w:val="Prrafodelista"/>
+        <w:numPr>
+          <w:ilvl w:val="0"/>
+          <w:numId w:val="22"/>
+        </w:numPr>
+        <w:jc w:val="both"/>
+        <w:rPr>
+          <w:rFonts w:ascii="Titillium Web" w:hAnsi="Titillium Web"/>
+          <w:sz w:val="20"/>
+          <w:szCs w:val="20"/>
+          <w:lang w:val="es-EC"/>
+        </w:rPr>
+      </w:pPr>
+      <w:r>
+        <w:rPr>
+          <w:rFonts w:ascii="Titillium Web" w:hAnsi="Titillium Web"/>
+          <w:sz w:val="20"/>
+          <w:szCs w:val="20"/>
+          <w:lang w:val="es-EC"/>
+        </w:rPr>
+        <w:t>La adecuada atención a los requerimientos formulados durante la ejecución del contrato.</w:t>
+      </w:r>
+    </w:p>
+    <w:p>
+      <w:pPr>
+        <w:jc w:val="both"/>
+        <w:rPr>
+          <w:rFonts w:ascii="Titillium Web" w:hAnsi="Titillium Web"/>
+          <w:sz w:val="20"/>
+          <w:szCs w:val="20"/>
+          <w:lang w:val="es-EC"/>
+        </w:rPr>
+      </w:pPr>
+    </w:p>
+    <w:p>
+      <w:pPr>
+        <w:jc w:val="both"/>
+        <w:rPr>
+          <w:rFonts w:ascii="Titillium Web" w:hAnsi="Titillium Web"/>
+          <w:sz w:val="20"/>
+          <w:szCs w:val="20"/>
+          <w:lang w:val="es-EC"/>
+        </w:rPr>
+      </w:pPr>
+      <w:r>
+        <w:rPr>
+          <w:rFonts w:ascii="Titillium Web" w:hAnsi="Titillium Web"/>
+          <w:sz w:val="20"/>
+          <w:szCs w:val="20"/>
+          <w:lang w:val="es-EC"/>
+        </w:rPr>
+        <w:t>En consecuencia, atendiendo a los informes de recepción y a la experiencia acumulada durante la vigencia del contrato, se considera que el proveedor ha cumplido de forma satisfactoria las obligaciones asumidas.</w:t>
+      </w:r>
+      <w:commentRangeEnd w:id="0"/>
+      <w:r>
+        <w:rPr>
+          <w:rStyle w:val="Refdecomentario"/>
+          <w:rFonts w:ascii="Titillium Web" w:hAnsi="Titillium Web"/>
+          <w:sz w:val="20"/>
+          <w:szCs w:val="20"/>
+          <w:lang w:val="es-EC"/>
+        </w:rPr>
+        <w:commentReference w:id="0"/>
+      </w:r>
+    </w:p>
+    <w:p>
+      <w:pPr>
+        <w:jc w:val="both"/>
         <w:rPr>
           <w:rFonts w:ascii="Titillium Web" w:hAnsi="Titillium Web"/>
           <w:b/>
           <w:bCs/>
-          <w:sz w:val="22"/>
-          <w:szCs w:val="22"/>
-        </w:rPr>
-        <w:t xml:space="preserve">4. ANÁLISIS TÉCNICO</w:t>
-      </w:r>
-    </w:p>
-    <w:p>
-      <w:pPr>
-        <w:spacing w:after="120" w:line="259" w:lineRule="auto"/>
+          <w:sz w:val="20"/>
+          <w:szCs w:val="20"/>
+        </w:rPr>
+      </w:pPr>
+    </w:p>
+    <w:p>
+      <w:pPr>
         <w:jc w:val="both"/>
         <w:rPr>
           <w:rFonts w:ascii="Titillium Web" w:hAnsi="Titillium Web"/>
-          <w:sz w:val="22"/>
-          <w:szCs w:val="22"/>
-        </w:rPr>
-      </w:pPr>
-      <w:r>
-        <w:rPr>
-          <w:rFonts w:ascii="Titillium Web" w:hAnsi="Titillium Web"/>
-          <w:sz w:val="22"/>
-          <w:szCs w:val="22"/>
-        </w:rPr>
-        <w:t xml:space="preserve">{analisisTecnico}</w:t>
-      </w:r>
-    </w:p>
-    <w:p>
-      <w:pPr>
-        <w:spacing w:after="80" w:line="259" w:lineRule="auto"/>
-        <w:jc w:val="both"/>
-        <w:rPr>
-          <w:rFonts w:ascii="Titillium Web" w:hAnsi="Titillium Web"/>
-          <w:sz w:val="22"/>
-          <w:szCs w:val="22"/>
+          <w:sz w:val="20"/>
+          <w:szCs w:val="20"/>
         </w:rPr>
       </w:pPr>
       <w:r>
@@ -645,220 +1020,849 @@
           <w:rFonts w:ascii="Titillium Web" w:hAnsi="Titillium Web"/>
           <w:b/>
           <w:bCs/>
-          <w:sz w:val="22"/>
-          <w:szCs w:val="22"/>
-        </w:rPr>
-        <w:t xml:space="preserve">5. ANÁLISIS GEOGRÁFICO</w:t>
-      </w:r>
-    </w:p>
-    <w:p>
-      <w:pPr>
-        <w:spacing w:after="120" w:line="259" w:lineRule="auto"/>
+          <w:sz w:val="20"/>
+          <w:szCs w:val="20"/>
+        </w:rPr>
+        <w:t>5. ANÁLISIS GEOGRÁFICO</w:t>
+      </w:r>
+    </w:p>
+    <w:p>
+      <w:pPr>
         <w:jc w:val="both"/>
         <w:rPr>
           <w:rFonts w:ascii="Titillium Web" w:hAnsi="Titillium Web"/>
-          <w:sz w:val="22"/>
-          <w:szCs w:val="22"/>
-        </w:rPr>
-      </w:pPr>
-      <w:r>
-        <w:rPr>
-          <w:rFonts w:ascii="Titillium Web" w:hAnsi="Titillium Web"/>
-          <w:sz w:val="22"/>
-          <w:szCs w:val="22"/>
-        </w:rPr>
-        <w:t xml:space="preserve">{analisisGeografico}</w:t>
-      </w:r>
-    </w:p>
-    <w:p>
-      <w:pPr>
-        <w:spacing w:after="80" w:line="259" w:lineRule="auto"/>
+          <w:sz w:val="20"/>
+          <w:szCs w:val="20"/>
+        </w:rPr>
+      </w:pPr>
+    </w:p>
+    <w:p>
+      <w:pPr>
         <w:jc w:val="both"/>
         <w:rPr>
           <w:rFonts w:ascii="Titillium Web" w:hAnsi="Titillium Web"/>
-          <w:sz w:val="22"/>
-          <w:szCs w:val="22"/>
-        </w:rPr>
-      </w:pPr>
-      <w:r>
+          <w:sz w:val="20"/>
+          <w:szCs w:val="20"/>
+          <w:lang w:val="es-EC"/>
+        </w:rPr>
+      </w:pPr>
+      <w:r>
+        <w:rPr>
+          <w:rFonts w:ascii="Titillium Web" w:hAnsi="Titillium Web"/>
+          <w:sz w:val="20"/>
+          <w:szCs w:val="20"/>
+          <w:lang w:val="es-EC"/>
+        </w:rPr>
+        <w:t>{</w:t>
+      </w:r>
+      <w:r>
+        <w:rPr>
+          <w:rFonts w:ascii="Titillium Web" w:hAnsi="Titillium Web"/>
+          <w:sz w:val="20"/>
+          <w:szCs w:val="20"/>
+          <w:lang w:val="es-EC"/>
+        </w:rPr>
+        <w:t xml:space="preserve">ElLaContratista} </w:t>
+      </w:r>
+      <w:commentRangeStart w:id="1"/>
+      <w:r>
+        <w:rPr>
+          <w:rFonts w:ascii="Titillium Web" w:hAnsi="Titillium Web"/>
+          <w:sz w:val="20"/>
+          <w:szCs w:val="20"/>
+          <w:lang w:val="es-EC"/>
+        </w:rPr>
+        <w:t>se encuentra ubicado en</w:t>
+      </w:r>
+      <w:r>
+        <w:rPr>
+          <w:rFonts w:ascii="Titillium Web" w:hAnsi="Titillium Web"/>
+          <w:sz w:val="20"/>
+          <w:szCs w:val="20"/>
+          <w:lang w:val="es-EC"/>
+        </w:rPr>
+        <w:t xml:space="preserve"> </w:t>
+      </w:r>
+      <w:r>
+        <w:rPr>
+          <w:rFonts w:ascii="Titillium Web" w:hAnsi="Titillium Web"/>
+          <w:sz w:val="20"/>
+          <w:szCs w:val="20"/>
+          <w:lang w:val="es-EC"/>
+        </w:rPr>
+        <w:t xml:space="preserve">{ubicacioncontratista}</w:t>
+      </w:r>
+      <w:r>
+        <w:rPr>
+          <w:rFonts w:ascii="Titillium Web" w:hAnsi="Titillium Web"/>
+          <w:sz w:val="20"/>
+          <w:szCs w:val="20"/>
+          <w:lang w:val="es-EC"/>
+        </w:rPr>
+        <w:t xml:space="preserve">, lo que facilita el acceso del personal del </w:t>
+      </w:r>
+      <w:r>
+        <w:rPr>
+          <w:rFonts w:ascii="Titillium Web" w:hAnsi="Titillium Web"/>
+          <w:sz w:val="20"/>
+          <w:szCs w:val="20"/>
+          <w:lang w:val="es-EC"/>
+        </w:rPr>
+        <w:t xml:space="preserve">área protegida </w:t>
+      </w:r>
+      <w:r>
+        <w:rPr>
+          <w:rFonts w:ascii="Titillium Web" w:hAnsi="Titillium Web"/>
+          <w:sz w:val="20"/>
+          <w:szCs w:val="20"/>
+          <w:lang w:val="es-EC"/>
+        </w:rPr>
+        <w:t>y reduce los tiempos de desplazamiento</w:t>
+      </w:r>
+      <w:r>
+        <w:rPr>
+          <w:rFonts w:ascii="Titillium Web" w:hAnsi="Titillium Web"/>
+          <w:sz w:val="20"/>
+          <w:szCs w:val="20"/>
+          <w:lang w:val="es-EC"/>
+        </w:rPr>
+        <w:t xml:space="preserve"> para la prestación del</w:t>
+      </w:r>
+      <w:r>
+        <w:rPr>
+          <w:rFonts w:ascii="Titillium Web" w:hAnsi="Titillium Web"/>
+          <w:sz w:val="20"/>
+          <w:szCs w:val="20"/>
+          <w:lang w:val="es-EC"/>
+        </w:rPr>
+        <w:t xml:space="preserve"> servicio</w:t>
+      </w:r>
+      <w:r>
+        <w:rPr>
+          <w:rFonts w:ascii="Titillium Web" w:hAnsi="Titillium Web"/>
+          <w:sz w:val="20"/>
+          <w:szCs w:val="20"/>
+          <w:lang w:val="es-EC"/>
+        </w:rPr>
+        <w:t xml:space="preserve"> de </w:t>
+      </w:r>
+      <w:r>
+        <w:rPr>
+          <w:rFonts w:ascii="Titillium Web" w:hAnsi="Titillium Web"/>
+          <w:sz w:val="20"/>
+          <w:szCs w:val="20"/>
+          <w:lang w:val="es-EC"/>
+        </w:rPr>
+        <w:t>“</w:t>
+      </w:r>
+      <w:r>
+        <w:rPr>
+          <w:rFonts w:ascii="Titillium Web" w:hAnsi="Titillium Web"/>
+          <w:sz w:val="20"/>
+          <w:szCs w:val="20"/>
+          <w:lang w:val="es-EC"/>
+        </w:rPr>
+        <w:t>{objeto}</w:t>
+      </w:r>
+      <w:r>
+        <w:rPr>
+          <w:rFonts w:ascii="Titillium Web" w:hAnsi="Titillium Web"/>
+          <w:sz w:val="20"/>
+          <w:szCs w:val="20"/>
+          <w:lang w:val="es-EC"/>
+        </w:rPr>
+        <w:t>”</w:t>
+      </w:r>
+      <w:r>
+        <w:rPr>
+          <w:rFonts w:ascii="Titillium Web" w:hAnsi="Titillium Web"/>
+          <w:sz w:val="20"/>
+          <w:szCs w:val="20"/>
+          <w:lang w:val="es-EC"/>
+        </w:rPr>
+        <w:t>.</w:t>
+      </w:r>
+      <w:commentRangeEnd w:id="1"/>
+      <w:r>
+        <w:rPr>
+          <w:rStyle w:val="Refdecomentario"/>
+          <w:rFonts w:ascii="Titillium Web" w:hAnsi="Titillium Web"/>
+          <w:sz w:val="20"/>
+          <w:szCs w:val="20"/>
+          <w:lang w:val="es-EC"/>
+        </w:rPr>
+        <w:commentReference w:id="1"/>
+      </w:r>
+    </w:p>
+    <w:p>
+      <w:pPr>
+        <w:jc w:val="both"/>
+        <w:rPr>
+          <w:rFonts w:ascii="Titillium Web" w:hAnsi="Titillium Web"/>
+          <w:sz w:val="20"/>
+          <w:szCs w:val="20"/>
+          <w:lang w:val="es-EC"/>
+        </w:rPr>
+      </w:pPr>
+    </w:p>
+    <w:p>
+      <w:pPr>
+        <w:jc w:val="both"/>
+        <w:rPr>
+          <w:rFonts w:ascii="Titillium Web" w:hAnsi="Titillium Web"/>
+          <w:sz w:val="20"/>
+          <w:szCs w:val="20"/>
+          <w:lang w:val="es-EC"/>
+        </w:rPr>
+      </w:pPr>
+      <w:r>
+        <w:rPr>
+          <w:rFonts w:ascii="Titillium Web" w:hAnsi="Titillium Web"/>
+          <w:sz w:val="20"/>
+          <w:szCs w:val="20"/>
+          <w:lang w:val="es-EC"/>
+        </w:rPr>
+        <w:t>Esta ubicación resulta estratégica para garantizar la continuidad de las operaciones de control y vigilancia, monitoreo, uso público y demás programas previstos en el PGOA del Área Protegida, optimizando el uso del tiempo y de los recursos financieros asignados.</w:t>
+      </w:r>
+    </w:p>
+    <w:p>
+      <w:pPr>
+        <w:jc w:val="both"/>
         <w:rPr>
           <w:rFonts w:ascii="Titillium Web" w:hAnsi="Titillium Web"/>
           <w:b/>
           <w:bCs/>
-          <w:sz w:val="22"/>
-          <w:szCs w:val="22"/>
-        </w:rPr>
-        <w:t xml:space="preserve">6. ANÁLISIS ECONÓMICO</w:t>
-      </w:r>
-    </w:p>
-    <w:p>
-      <w:pPr>
-        <w:spacing w:after="120" w:line="259" w:lineRule="auto"/>
+          <w:sz w:val="20"/>
+          <w:szCs w:val="20"/>
+        </w:rPr>
+      </w:pPr>
+    </w:p>
+    <w:p>
+      <w:pPr>
         <w:jc w:val="both"/>
         <w:rPr>
           <w:rFonts w:ascii="Titillium Web" w:hAnsi="Titillium Web"/>
-          <w:sz w:val="22"/>
-          <w:szCs w:val="22"/>
-        </w:rPr>
-      </w:pPr>
-      <w:r>
-        <w:rPr>
-          <w:rFonts w:ascii="Titillium Web" w:hAnsi="Titillium Web"/>
-          <w:sz w:val="22"/>
-          <w:szCs w:val="22"/>
-        </w:rPr>
-        <w:t xml:space="preserve">El consumo efectivamente ejecutado durante el período asciende a </w:t>
-      </w:r>
+          <w:sz w:val="20"/>
+          <w:szCs w:val="20"/>
+        </w:rPr>
+      </w:pPr>
       <w:r>
         <w:rPr>
           <w:rFonts w:ascii="Titillium Web" w:hAnsi="Titillium Web"/>
           <w:b/>
           <w:bCs/>
-          <w:sz w:val="22"/>
-          <w:szCs w:val="22"/>
-        </w:rPr>
-        <w:t xml:space="preserve">USD {consumoEjecutado}</w:t>
-      </w:r>
-      <w:r>
-        <w:rPr>
-          <w:rFonts w:ascii="Titillium Web" w:hAnsi="Titillium Web"/>
-          <w:sz w:val="22"/>
-          <w:szCs w:val="22"/>
-        </w:rPr>
-        <w:t xml:space="preserve">, frente a un valor contratado de USD {montoTotal}. Este consumo ejecutado —no el presupuesto del contrato vigente— es la base sobre la cual se solicitará la cotización del nuevo período, para evitar la subestimación que obliga a tramitar adendas de aumento de valor.</w:t>
-      </w:r>
-    </w:p>
-    <w:p>
-      <w:pPr>
-        <w:spacing w:after="120" w:line="259" w:lineRule="auto"/>
+          <w:sz w:val="20"/>
+          <w:szCs w:val="20"/>
+        </w:rPr>
+        <w:t>6. ANÁLISIS ECONÓMICO</w:t>
+      </w:r>
+    </w:p>
+    <w:p>
+      <w:pPr>
         <w:jc w:val="both"/>
         <w:rPr>
           <w:rFonts w:ascii="Titillium Web" w:hAnsi="Titillium Web"/>
-          <w:sz w:val="22"/>
-          <w:szCs w:val="22"/>
-        </w:rPr>
-      </w:pPr>
-      <w:r>
-        <w:rPr>
-          <w:rFonts w:ascii="Titillium Web" w:hAnsi="Titillium Web"/>
-          <w:sz w:val="22"/>
-          <w:szCs w:val="22"/>
-        </w:rPr>
-        <w:t xml:space="preserve">{analisisEconomico}</w:t>
-      </w:r>
-    </w:p>
-    <w:p>
-      <w:pPr>
-        <w:spacing w:after="80" w:line="259" w:lineRule="auto"/>
+          <w:sz w:val="20"/>
+          <w:szCs w:val="20"/>
+        </w:rPr>
+      </w:pPr>
+    </w:p>
+    <w:p>
+      <w:pPr>
         <w:jc w:val="both"/>
         <w:rPr>
           <w:rFonts w:ascii="Titillium Web" w:hAnsi="Titillium Web"/>
-          <w:sz w:val="22"/>
-          <w:szCs w:val="22"/>
-        </w:rPr>
-      </w:pPr>
-      <w:r>
+          <w:sz w:val="20"/>
+          <w:szCs w:val="20"/>
+          <w:lang w:val="es-EC"/>
+        </w:rPr>
+      </w:pPr>
+      <w:r>
+        <w:rPr>
+          <w:rFonts w:ascii="Titillium Web" w:hAnsi="Titillium Web"/>
+          <w:sz w:val="20"/>
+          <w:szCs w:val="20"/>
+          <w:lang w:val="es-EC"/>
+        </w:rPr>
+        <w:t xml:space="preserve">Para el año {anioRenovacion},</w:t>
+      </w:r>
+      <w:r>
+        <w:rPr>
+          <w:rFonts w:ascii="Titillium Web" w:hAnsi="Titillium Web"/>
+          <w:sz w:val="20"/>
+          <w:szCs w:val="20"/>
+          <w:lang w:val="es-EC"/>
+        </w:rPr>
+        <w:t xml:space="preserve"/>
+      </w:r>
+      <w:r>
+        <w:rPr>
+          <w:rFonts w:ascii="Titillium Web" w:hAnsi="Titillium Web"/>
+          <w:sz w:val="20"/>
+          <w:szCs w:val="20"/>
+          <w:lang w:val="es-EC"/>
+        </w:rPr>
+        <w:t xml:space="preserve"> el servicio de </w:t>
+      </w:r>
+      <w:r>
+        <w:rPr>
+          <w:rFonts w:ascii="Titillium Web" w:hAnsi="Titillium Web"/>
+          <w:sz w:val="20"/>
+          <w:szCs w:val="20"/>
+          <w:lang w:val="es-EC"/>
+        </w:rPr>
+        <w:t>“</w:t>
+      </w:r>
+      <w:r>
+        <w:rPr>
+          <w:rFonts w:ascii="Titillium Web" w:hAnsi="Titillium Web"/>
+          <w:sz w:val="20"/>
+          <w:szCs w:val="20"/>
+          <w:lang w:val="es-EC"/>
+        </w:rPr>
+        <w:t>{objeto}</w:t>
+      </w:r>
+      <w:r>
+        <w:rPr>
+          <w:rFonts w:ascii="Titillium Web" w:hAnsi="Titillium Web"/>
+          <w:sz w:val="20"/>
+          <w:szCs w:val="20"/>
+          <w:lang w:val="es-EC"/>
+        </w:rPr>
+        <w:t>”</w:t>
+      </w:r>
+      <w:r>
+        <w:rPr>
+          <w:rFonts w:ascii="Titillium Web" w:hAnsi="Titillium Web"/>
+          <w:sz w:val="20"/>
+          <w:szCs w:val="20"/>
+          <w:lang w:val="es-EC"/>
+        </w:rPr>
+        <w:t xml:space="preserve"> se encuentra planificado y aprobado en el Plan Anual de Gastos – PAG </w:t>
+      </w:r>
+      <w:r>
+        <w:rPr>
+          <w:rFonts w:ascii="Titillium Web" w:hAnsi="Titillium Web"/>
+          <w:sz w:val="20"/>
+          <w:szCs w:val="20"/>
+          <w:lang w:val="es-EC"/>
+        </w:rPr>
+        <w:t>{dellaAP} {area}</w:t>
+      </w:r>
+      <w:r>
+        <w:rPr>
+          <w:rFonts w:ascii="Titillium Web" w:hAnsi="Titillium Web"/>
+          <w:sz w:val="20"/>
+          <w:szCs w:val="20"/>
+          <w:lang w:val="es-EC"/>
+        </w:rPr>
+        <w:t xml:space="preserve">, en el componente </w:t>
+      </w:r>
+      <w:r>
+        <w:rPr>
+          <w:rFonts w:ascii="Titillium Web" w:hAnsi="Titillium Web"/>
+          <w:sz w:val="20"/>
+          <w:szCs w:val="20"/>
+          <w:lang w:val="es-EC"/>
+        </w:rPr>
+        <w:t>{</w:t>
+      </w:r>
+      <w:r>
+        <w:rPr>
+          <w:rFonts w:ascii="Titillium Web" w:hAnsi="Titillium Web"/>
+          <w:sz w:val="20"/>
+          <w:szCs w:val="20"/>
+          <w:lang w:val="es-EC"/>
+        </w:rPr>
+        <w:t>partida}</w:t>
+      </w:r>
+      <w:r>
+        <w:rPr>
+          <w:rFonts w:ascii="Titillium Web" w:hAnsi="Titillium Web"/>
+          <w:sz w:val="20"/>
+          <w:szCs w:val="20"/>
+          <w:lang w:val="es-EC"/>
+        </w:rPr>
+        <w:t xml:space="preserve"> </w:t>
+      </w:r>
+      <w:r>
+        <w:rPr>
+          <w:rFonts w:ascii="Titillium Web" w:hAnsi="Titillium Web"/>
+          <w:sz w:val="20"/>
+          <w:szCs w:val="20"/>
+          <w:lang w:val="es-EC"/>
+        </w:rPr>
+        <w:t>–</w:t>
+      </w:r>
+      <w:r>
+        <w:rPr>
+          <w:rFonts w:ascii="Titillium Web" w:hAnsi="Titillium Web"/>
+          <w:sz w:val="20"/>
+          <w:szCs w:val="20"/>
+          <w:lang w:val="es-EC"/>
+        </w:rPr>
+        <w:t xml:space="preserve"> </w:t>
+      </w:r>
+      <w:r>
+        <w:rPr>
+          <w:rFonts w:ascii="Titillium Web" w:hAnsi="Titillium Web"/>
+          <w:sz w:val="20"/>
+          <w:szCs w:val="20"/>
+          <w:lang w:val="es-EC"/>
+        </w:rPr>
+        <w:t>“{lineaNombre}”.</w:t>
+      </w:r>
+    </w:p>
+    <w:p>
+      <w:pPr>
+        <w:jc w:val="both"/>
+        <w:rPr>
+          <w:rFonts w:ascii="Titillium Web" w:hAnsi="Titillium Web"/>
+          <w:sz w:val="20"/>
+          <w:szCs w:val="20"/>
+          <w:lang w:val="es-EC"/>
+        </w:rPr>
+      </w:pPr>
+    </w:p>
+    <w:p>
+      <w:pPr>
+        <w:jc w:val="both"/>
+        <w:rPr>
+          <w:rFonts w:ascii="Titillium Web" w:hAnsi="Titillium Web"/>
+          <w:sz w:val="20"/>
+          <w:szCs w:val="20"/>
+          <w:lang w:val="es-EC"/>
+        </w:rPr>
+      </w:pPr>
+      <w:r>
+        <w:rPr>
+          <w:rFonts w:ascii="Titillium Web" w:hAnsi="Titillium Web"/>
+          <w:sz w:val="20"/>
+          <w:szCs w:val="20"/>
+          <w:lang w:val="es-EC"/>
+        </w:rPr>
+        <w:t xml:space="preserve">La continuidad del vínculo contractual con </w:t>
+      </w:r>
+      <w:r>
+        <w:rPr>
+          <w:rFonts w:ascii="Titillium Web" w:hAnsi="Titillium Web"/>
+          <w:sz w:val="20"/>
+          <w:szCs w:val="20"/>
+          <w:lang w:val="es-EC"/>
+        </w:rPr>
+        <w:t>{</w:t>
+      </w:r>
+      <w:r>
+        <w:rPr>
+          <w:rFonts w:ascii="Titillium Web" w:hAnsi="Titillium Web"/>
+          <w:sz w:val="20"/>
+          <w:szCs w:val="20"/>
+          <w:lang w:val="es-EC"/>
+        </w:rPr>
+        <w:t>proveedor</w:t>
+      </w:r>
+      <w:r>
+        <w:rPr>
+          <w:rFonts w:ascii="Titillium Web" w:hAnsi="Titillium Web"/>
+          <w:sz w:val="20"/>
+          <w:szCs w:val="20"/>
+          <w:lang w:val="es-EC"/>
+        </w:rPr>
+        <w:t>}</w:t>
+      </w:r>
+      <w:r>
+        <w:rPr>
+          <w:rFonts w:ascii="Titillium Web" w:hAnsi="Titillium Web"/>
+          <w:sz w:val="20"/>
+          <w:szCs w:val="20"/>
+          <w:lang w:val="es-EC"/>
+        </w:rPr>
+        <w:t xml:space="preserve"> resulta económicamente beneficiosa para el </w:t>
+      </w:r>
+      <w:r>
+        <w:rPr>
+          <w:rFonts w:ascii="Titillium Web" w:hAnsi="Titillium Web"/>
+          <w:sz w:val="20"/>
+          <w:szCs w:val="20"/>
+          <w:lang w:val="es-EC"/>
+        </w:rPr>
+        <w:t>área protegida</w:t>
+      </w:r>
+      <w:commentRangeStart w:id="2"/>
+      <w:r>
+        <w:rPr>
+          <w:rFonts w:ascii="Titillium Web" w:hAnsi="Titillium Web"/>
+          <w:sz w:val="20"/>
+          <w:szCs w:val="20"/>
+          <w:lang w:val="es-EC"/>
+        </w:rPr>
+        <w:t>, considerando que:</w:t>
+      </w:r>
+    </w:p>
+    <w:p>
+      <w:pPr>
+        <w:jc w:val="both"/>
+        <w:rPr>
+          <w:rFonts w:ascii="Titillium Web" w:hAnsi="Titillium Web"/>
+          <w:sz w:val="20"/>
+          <w:szCs w:val="20"/>
+          <w:lang w:val="es-EC"/>
+        </w:rPr>
+      </w:pPr>
+    </w:p>
+    <w:p>
+      <w:pPr>
+        <w:numPr>
+          <w:ilvl w:val="0"/>
+          <w:numId w:val="23"/>
+        </w:numPr>
+        <w:jc w:val="both"/>
+        <w:rPr>
+          <w:rFonts w:ascii="Titillium Web" w:hAnsi="Titillium Web"/>
+          <w:sz w:val="20"/>
+          <w:szCs w:val="20"/>
+          <w:lang w:val="es-EC"/>
+        </w:rPr>
+      </w:pPr>
+      <w:r>
+        <w:rPr>
+          <w:rFonts w:ascii="Titillium Web" w:hAnsi="Titillium Web"/>
+          <w:sz w:val="20"/>
+          <w:szCs w:val="20"/>
+          <w:lang w:val="es-EC"/>
+        </w:rPr>
+        <w:t>{proveedor}</w:t>
+      </w:r>
+      <w:r>
+        <w:rPr>
+          <w:rFonts w:ascii="Titillium Web" w:hAnsi="Titillium Web"/>
+          <w:sz w:val="20"/>
+          <w:szCs w:val="20"/>
+          <w:lang w:val="es-EC"/>
+        </w:rPr>
+        <w:t xml:space="preserve"> se encuentra ubicado en </w:t>
+      </w:r>
+      <w:r>
+        <w:rPr>
+          <w:rFonts w:ascii="Titillium Web" w:hAnsi="Titillium Web"/>
+          <w:sz w:val="20"/>
+          <w:szCs w:val="20"/>
+          <w:lang w:val="es-EC"/>
+        </w:rPr>
+        <w:t xml:space="preserve">{ubicacioncontratista}</w:t>
+      </w:r>
+      <w:r>
+        <w:rPr>
+          <w:rFonts w:ascii="Titillium Web" w:hAnsi="Titillium Web"/>
+          <w:sz w:val="20"/>
+          <w:szCs w:val="20"/>
+          <w:lang w:val="es-EC"/>
+        </w:rPr>
+        <w:t>, lo que reduce significativamente los tiempos y costos de desplazamiento de los vehículos y del personal.</w:t>
+      </w:r>
+    </w:p>
+    <w:p>
+      <w:pPr>
+        <w:numPr>
+          <w:ilvl w:val="0"/>
+          <w:numId w:val="23"/>
+        </w:numPr>
+        <w:jc w:val="both"/>
+        <w:rPr>
+          <w:rFonts w:ascii="Titillium Web" w:hAnsi="Titillium Web"/>
+          <w:sz w:val="20"/>
+          <w:szCs w:val="20"/>
+          <w:lang w:val="es-EC"/>
+        </w:rPr>
+      </w:pPr>
+      <w:r>
+        <w:rPr>
+          <w:rFonts w:ascii="Titillium Web" w:hAnsi="Titillium Web"/>
+          <w:sz w:val="20"/>
+          <w:szCs w:val="20"/>
+          <w:lang w:val="es-EC"/>
+        </w:rPr>
+        <w:t>Su experiencia en la atención de la flota institucional permite una respuesta técnica inmediata, evitando reprocesos, diagnósticos repetidos o demoras operativas.</w:t>
+      </w:r>
+    </w:p>
+    <w:p>
+      <w:pPr>
+        <w:numPr>
+          <w:ilvl w:val="0"/>
+          <w:numId w:val="23"/>
+        </w:numPr>
+        <w:jc w:val="both"/>
+        <w:rPr>
+          <w:rFonts w:ascii="Titillium Web" w:hAnsi="Titillium Web"/>
+          <w:sz w:val="20"/>
+          <w:szCs w:val="20"/>
+          <w:lang w:val="es-EC"/>
+        </w:rPr>
+      </w:pPr>
+      <w:r>
+        <w:rPr>
+          <w:rFonts w:ascii="Titillium Web" w:hAnsi="Titillium Web"/>
+          <w:sz w:val="20"/>
+          <w:szCs w:val="20"/>
+          <w:lang w:val="es-EC"/>
+        </w:rPr>
+        <w:t>La inexistencia de proveedores equivalentes en cercanías implica que un cambio de contratista generaría mayores costos indirectos, interrupciones en el servicio y posibles afectaciones en la ejecución del PGOA.</w:t>
+      </w:r>
+    </w:p>
+    <w:p>
+      <w:pPr>
+        <w:numPr>
+          <w:ilvl w:val="0"/>
+          <w:numId w:val="23"/>
+        </w:numPr>
+        <w:jc w:val="both"/>
+        <w:rPr>
+          <w:rFonts w:ascii="Titillium Web" w:hAnsi="Titillium Web"/>
+          <w:sz w:val="20"/>
+          <w:szCs w:val="20"/>
+          <w:lang w:val="es-EC"/>
+        </w:rPr>
+      </w:pPr>
+      <w:r>
+        <w:rPr>
+          <w:rFonts w:ascii="Titillium Web" w:hAnsi="Titillium Web"/>
+          <w:sz w:val="20"/>
+          <w:szCs w:val="20"/>
+          <w:lang w:val="es-EC"/>
+        </w:rPr>
+        <w:t>La continuidad evita gastos de adaptación, coordinación logística y capacitación que serían necesarios frente a un nuevo proveedor.</w:t>
+      </w:r>
+    </w:p>
+    <w:p>
+      <w:pPr>
+        <w:jc w:val="both"/>
+        <w:rPr>
+          <w:rFonts w:ascii="Titillium Web" w:hAnsi="Titillium Web"/>
+          <w:sz w:val="20"/>
+          <w:szCs w:val="20"/>
+          <w:lang w:val="es-EC"/>
+        </w:rPr>
+      </w:pPr>
+    </w:p>
+    <w:p>
+      <w:pPr>
+        <w:jc w:val="both"/>
+        <w:rPr>
+          <w:rFonts w:ascii="Titillium Web" w:hAnsi="Titillium Web"/>
+          <w:sz w:val="20"/>
+          <w:szCs w:val="20"/>
+          <w:lang w:val="es-EC"/>
+        </w:rPr>
+      </w:pPr>
+      <w:r>
+        <w:rPr>
+          <w:rFonts w:ascii="Titillium Web" w:hAnsi="Titillium Web"/>
+          <w:sz w:val="20"/>
+          <w:szCs w:val="20"/>
+          <w:lang w:val="es-EC"/>
+        </w:rPr>
+        <w:t xml:space="preserve">En consecuencia, la selección y </w:t>
+      </w:r>
+      <w:r>
+        <w:rPr>
+          <w:rFonts w:ascii="Titillium Web" w:hAnsi="Titillium Web"/>
+          <w:sz w:val="20"/>
+          <w:szCs w:val="20"/>
+          <w:lang w:val="es-EC"/>
+        </w:rPr>
+        <w:t>continuidad</w:t>
+      </w:r>
+      <w:r>
+        <w:rPr>
+          <w:rFonts w:ascii="Titillium Web" w:hAnsi="Titillium Web"/>
+          <w:sz w:val="20"/>
+          <w:szCs w:val="20"/>
+          <w:lang w:val="es-EC"/>
+        </w:rPr>
+        <w:t xml:space="preserve"> del proveedor actual constituye la alternativa más eficiente desde el punto de vista económico y operativo, sin generar afectación a la planificación presupuestaria del Área Protegida. La posterior solicitud de proforma deberá, en todo caso, ajustarse estrictamente al presupuesto aprobado en el PAG.</w:t>
+      </w:r>
+      <w:commentRangeEnd w:id="2"/>
+      <w:r>
+        <w:rPr>
+          <w:rStyle w:val="Refdecomentario"/>
+          <w:rFonts w:ascii="Titillium Web" w:hAnsi="Titillium Web"/>
+          <w:sz w:val="20"/>
+          <w:szCs w:val="20"/>
+          <w:lang w:val="es-EC"/>
+        </w:rPr>
+        <w:commentReference w:id="2"/>
+      </w:r>
+    </w:p>
+    <w:p>
+      <w:pPr>
+        <w:jc w:val="both"/>
         <w:rPr>
           <w:rFonts w:ascii="Titillium Web" w:hAnsi="Titillium Web"/>
           <w:b/>
           <w:bCs/>
-          <w:sz w:val="22"/>
-          <w:szCs w:val="22"/>
-        </w:rPr>
-        <w:t xml:space="preserve">7. CONCLUSIÓN Y RECOMENDACIÓN</w:t>
-      </w:r>
-    </w:p>
-    <w:p>
-      <w:pPr>
-        <w:spacing w:after="120" w:line="259" w:lineRule="auto"/>
+          <w:sz w:val="20"/>
+          <w:szCs w:val="20"/>
+        </w:rPr>
+      </w:pPr>
+    </w:p>
+    <w:p>
+      <w:pPr>
         <w:jc w:val="both"/>
         <w:rPr>
           <w:rFonts w:ascii="Titillium Web" w:hAnsi="Titillium Web"/>
-          <w:sz w:val="22"/>
-          <w:szCs w:val="22"/>
-        </w:rPr>
-      </w:pPr>
-      <w:r>
-        <w:rPr>
-          <w:rFonts w:ascii="Titillium Web" w:hAnsi="Titillium Web"/>
-          <w:sz w:val="22"/>
-          <w:szCs w:val="22"/>
-        </w:rPr>
-        <w:t xml:space="preserve">Con los antecedentes expuestos y verificada la cláusula de renovación, quien suscribe deja constancia de la satisfacción con el servicio prestado por </w:t>
-      </w:r>
+          <w:sz w:val="20"/>
+          <w:szCs w:val="20"/>
+        </w:rPr>
+      </w:pPr>
       <w:r>
         <w:rPr>
           <w:rFonts w:ascii="Titillium Web" w:hAnsi="Titillium Web"/>
           <w:b/>
           <w:bCs/>
-          <w:sz w:val="22"/>
-          <w:szCs w:val="22"/>
-        </w:rPr>
-        <w:t xml:space="preserve">{proveedor}</w:t>
-      </w:r>
-      <w:r>
-        <w:rPr>
-          <w:rFonts w:ascii="Titillium Web" w:hAnsi="Titillium Web"/>
-          <w:sz w:val="22"/>
-          <w:szCs w:val="22"/>
-        </w:rPr>
-        <w:t xml:space="preserve"> y </w:t>
+          <w:sz w:val="20"/>
+          <w:szCs w:val="20"/>
+        </w:rPr>
+        <w:t>7. CONCLUSIÓN Y RECOMENDACIÓN</w:t>
+      </w:r>
+    </w:p>
+    <w:p>
+      <w:pPr>
+        <w:jc w:val="both"/>
+        <w:rPr>
+          <w:rFonts w:ascii="Titillium Web" w:hAnsi="Titillium Web"/>
+          <w:sz w:val="20"/>
+          <w:szCs w:val="20"/>
+        </w:rPr>
+      </w:pPr>
+    </w:p>
+    <w:p>
+      <w:pPr>
+        <w:jc w:val="both"/>
+        <w:rPr>
+          <w:rFonts w:ascii="Titillium Web" w:hAnsi="Titillium Web"/>
+          <w:sz w:val="20"/>
+          <w:szCs w:val="20"/>
+        </w:rPr>
+      </w:pPr>
+      <w:r>
+        <w:rPr>
+          <w:rFonts w:ascii="Titillium Web" w:hAnsi="Titillium Web"/>
+          <w:sz w:val="20"/>
+          <w:szCs w:val="20"/>
+        </w:rPr>
+        <w:t xml:space="preserve">Con los antecedentes expuestos y verificada la cláusula de renovación, quien suscribe deja constancia de la satisfacción con el servicio prestado por </w:t>
       </w:r>
       <w:r>
         <w:rPr>
           <w:rFonts w:ascii="Titillium Web" w:hAnsi="Titillium Web"/>
           <w:b/>
           <w:bCs/>
-          <w:sz w:val="22"/>
-          <w:szCs w:val="22"/>
-        </w:rPr>
-        <w:t xml:space="preserve">recomienda renovar el contrato Nro. {contratoNro}</w:t>
-      </w:r>
-      <w:r>
-        <w:rPr>
-          <w:rFonts w:ascii="Titillium Web" w:hAnsi="Titillium Web"/>
-          <w:sz w:val="22"/>
-          <w:szCs w:val="22"/>
+          <w:sz w:val="20"/>
+          <w:szCs w:val="20"/>
+        </w:rPr>
+        <w:t>{proveedor}</w:t>
+      </w:r>
+      <w:r>
+        <w:rPr>
+          <w:rFonts w:ascii="Titillium Web" w:hAnsi="Titillium Web"/>
+          <w:sz w:val="20"/>
+          <w:szCs w:val="20"/>
+        </w:rPr>
+        <w:t xml:space="preserve"> y </w:t>
+      </w:r>
+      <w:r>
+        <w:rPr>
+          <w:rFonts w:ascii="Titillium Web" w:hAnsi="Titillium Web"/>
+          <w:b/>
+          <w:bCs/>
+          <w:sz w:val="20"/>
+          <w:szCs w:val="20"/>
+        </w:rPr>
+        <w:t xml:space="preserve">recomienda renovar el contrato Nro. </w:t>
+      </w:r>
+      <w:r>
+        <w:rPr>
+          <w:rFonts w:ascii="Titillium Web" w:hAnsi="Titillium Web"/>
+          <w:b/>
+          <w:bCs/>
+          <w:sz w:val="20"/>
+          <w:szCs w:val="20"/>
+        </w:rPr>
+        <w:lastRenderedPageBreak/>
+        <w:t>{contrato</w:t>
+      </w:r>
+      <w:r>
+        <w:rPr>
+          <w:rFonts w:ascii="Titillium Web" w:hAnsi="Titillium Web"/>
+          <w:b/>
+          <w:bCs/>
+          <w:sz w:val="20"/>
+          <w:szCs w:val="20"/>
+        </w:rPr>
+        <w:t>Nro</w:t>
+      </w:r>
+      <w:r>
+        <w:rPr>
+          <w:rFonts w:ascii="Titillium Web" w:hAnsi="Titillium Web"/>
+          <w:b/>
+          <w:bCs/>
+          <w:sz w:val="20"/>
+          <w:szCs w:val="20"/>
+        </w:rPr>
+        <w:t>}</w:t>
+      </w:r>
+      <w:r>
+        <w:rPr>
+          <w:rFonts w:ascii="Titillium Web" w:hAnsi="Titillium Web"/>
+          <w:sz w:val="20"/>
+          <w:szCs w:val="20"/>
         </w:rPr>
         <w:t xml:space="preserve"> para el período comprendido entre el {periodoDesde} y el {periodoHasta}, por una sola vez, conforme lo permite el instrumento vigente.</w:t>
       </w:r>
     </w:p>
     <w:p>
       <w:pPr>
-        <w:spacing w:after="120" w:line="259" w:lineRule="auto"/>
         <w:jc w:val="both"/>
         <w:rPr>
           <w:rFonts w:ascii="Titillium Web" w:hAnsi="Titillium Web"/>
-          <w:sz w:val="22"/>
-          <w:szCs w:val="22"/>
-        </w:rPr>
-      </w:pPr>
-      <w:r>
-        <w:rPr>
-          <w:rFonts w:ascii="Titillium Web" w:hAnsi="Titillium Web"/>
-          <w:sz w:val="22"/>
-          <w:szCs w:val="22"/>
-        </w:rPr>
-        <w:t xml:space="preserve">El monto del nuevo período se determinará una vez aprobado el Plan Anual de Gasto, con cargo al componente {partida} denominado «{lineaNombre}», de la fuente de financiamiento {fuente}. El contrato de renovación será elaborado por la Unidad Operativa del FAP.</w:t>
-      </w:r>
-    </w:p>
-    <w:p>
-      <w:pPr>
-        <w:spacing w:after="200"/>
-        <w:rPr>
-          <w:rFonts w:ascii="Titillium Web" w:hAnsi="Titillium Web"/>
-          <w:sz w:val="22"/>
-          <w:szCs w:val="22"/>
-        </w:rPr>
-      </w:pPr>
-    </w:p>
-    <w:p>
-      <w:pPr>
-        <w:spacing w:after="200"/>
-        <w:rPr>
-          <w:rFonts w:ascii="Titillium Web" w:hAnsi="Titillium Web"/>
-          <w:sz w:val="22"/>
-          <w:szCs w:val="22"/>
+          <w:sz w:val="20"/>
+          <w:szCs w:val="20"/>
+        </w:rPr>
+      </w:pPr>
+    </w:p>
+    <w:p>
+      <w:pPr>
+        <w:jc w:val="both"/>
+        <w:rPr>
+          <w:rFonts w:ascii="Titillium Web" w:hAnsi="Titillium Web"/>
+          <w:sz w:val="20"/>
+          <w:szCs w:val="20"/>
+        </w:rPr>
+      </w:pPr>
+      <w:r>
+        <w:rPr>
+          <w:rFonts w:ascii="Titillium Web" w:hAnsi="Titillium Web"/>
+          <w:sz w:val="20"/>
+          <w:szCs w:val="20"/>
+        </w:rPr>
+        <w:t>{fechaInforme}</w:t>
+      </w:r>
+    </w:p>
+    <w:p>
+      <w:pPr>
+        <w:rPr>
+          <w:rFonts w:ascii="Titillium Web" w:hAnsi="Titillium Web"/>
+          <w:sz w:val="20"/>
+          <w:szCs w:val="20"/>
+        </w:rPr>
+      </w:pPr>
+    </w:p>
+    <w:p>
+      <w:pPr>
+        <w:rPr>
+          <w:rFonts w:ascii="Titillium Web" w:hAnsi="Titillium Web"/>
+          <w:sz w:val="20"/>
+          <w:szCs w:val="20"/>
         </w:rPr>
       </w:pPr>
     </w:p>
@@ -874,7 +1878,7 @@
           <w:insideV w:val="nil"/>
         </w:tblBorders>
         <w:tblLayout w:type="fixed"/>
-        <w:tblLook w:val="0000"/>
+        <w:tblLook w:val="0000" w:firstRow="0" w:lastRow="0" w:firstColumn="0" w:lastColumn="0" w:noHBand="0" w:noVBand="0"/>
       </w:tblPr>
       <w:tblGrid>
         <w:gridCol w:w="4460"/>
@@ -893,33 +1897,31 @@
           </w:tcPr>
           <w:p>
             <w:pPr>
-              <w:spacing w:after="0"/>
               <w:jc w:val="center"/>
               <w:rPr>
                 <w:rFonts w:ascii="Titillium Web" w:hAnsi="Titillium Web"/>
-                <w:sz w:val="22"/>
-                <w:szCs w:val="22"/>
+                <w:sz w:val="20"/>
+                <w:szCs w:val="20"/>
               </w:rPr>
             </w:pPr>
             <w:r>
               <w:rPr>
                 <w:rFonts w:ascii="Titillium Web" w:hAnsi="Titillium Web"/>
-                <w:sz w:val="22"/>
-                <w:szCs w:val="22"/>
+                <w:sz w:val="20"/>
+                <w:szCs w:val="20"/>
               </w:rPr>
-              <w:t xml:space="preserve">______________________________</w:t>
+              <w:t>______________________________</w:t>
             </w:r>
           </w:p>
           <w:p>
             <w:pPr>
-              <w:spacing w:after="0"/>
               <w:jc w:val="center"/>
               <w:rPr>
                 <w:rFonts w:ascii="Titillium Web" w:hAnsi="Titillium Web"/>
                 <w:b/>
                 <w:bCs/>
-                <w:sz w:val="22"/>
-                <w:szCs w:val="22"/>
+                <w:sz w:val="20"/>
+                <w:szCs w:val="20"/>
               </w:rPr>
             </w:pPr>
             <w:r>
@@ -927,48 +1929,46 @@
                 <w:rFonts w:ascii="Titillium Web" w:hAnsi="Titillium Web"/>
                 <w:b/>
                 <w:bCs/>
-                <w:sz w:val="22"/>
-                <w:szCs w:val="22"/>
+                <w:sz w:val="20"/>
+                <w:szCs w:val="20"/>
               </w:rPr>
-              <w:t xml:space="preserve">{ac}</w:t>
+              <w:t>{ac}</w:t>
             </w:r>
           </w:p>
           <w:p>
             <w:pPr>
-              <w:spacing w:after="0"/>
               <w:jc w:val="center"/>
               <w:rPr>
                 <w:rFonts w:ascii="Titillium Web" w:hAnsi="Titillium Web"/>
-                <w:sz w:val="22"/>
-                <w:szCs w:val="22"/>
+                <w:sz w:val="20"/>
+                <w:szCs w:val="20"/>
               </w:rPr>
             </w:pPr>
             <w:r>
               <w:rPr>
                 <w:rFonts w:ascii="Titillium Web" w:hAnsi="Titillium Web"/>
-                <w:sz w:val="22"/>
-                <w:szCs w:val="22"/>
+                <w:sz w:val="20"/>
+                <w:szCs w:val="20"/>
               </w:rPr>
-              <w:t xml:space="preserve">{AdminContador}</w:t>
+              <w:t>{AdminContador}</w:t>
             </w:r>
           </w:p>
           <w:p>
             <w:pPr>
-              <w:spacing w:after="0"/>
               <w:jc w:val="center"/>
               <w:rPr>
                 <w:rFonts w:ascii="Titillium Web" w:hAnsi="Titillium Web"/>
-                <w:sz w:val="22"/>
-                <w:szCs w:val="22"/>
+                <w:sz w:val="20"/>
+                <w:szCs w:val="20"/>
               </w:rPr>
             </w:pPr>
             <w:r>
               <w:rPr>
                 <w:rFonts w:ascii="Titillium Web" w:hAnsi="Titillium Web"/>
-                <w:sz w:val="22"/>
-                <w:szCs w:val="22"/>
+                <w:sz w:val="20"/>
+                <w:szCs w:val="20"/>
               </w:rPr>
-              <w:t xml:space="preserve">FIAS</w:t>
+              <w:t>FIAS</w:t>
             </w:r>
           </w:p>
         </w:tc>
@@ -984,33 +1984,31 @@
           </w:tcPr>
           <w:p>
             <w:pPr>
-              <w:spacing w:after="0"/>
               <w:jc w:val="center"/>
               <w:rPr>
                 <w:rFonts w:ascii="Titillium Web" w:hAnsi="Titillium Web"/>
-                <w:sz w:val="22"/>
-                <w:szCs w:val="22"/>
+                <w:sz w:val="20"/>
+                <w:szCs w:val="20"/>
               </w:rPr>
             </w:pPr>
             <w:r>
               <w:rPr>
                 <w:rFonts w:ascii="Titillium Web" w:hAnsi="Titillium Web"/>
-                <w:sz w:val="22"/>
-                <w:szCs w:val="22"/>
+                <w:sz w:val="20"/>
+                <w:szCs w:val="20"/>
               </w:rPr>
-              <w:t xml:space="preserve">______________________________</w:t>
+              <w:t>______________________________</w:t>
             </w:r>
           </w:p>
           <w:p>
             <w:pPr>
-              <w:spacing w:after="0"/>
               <w:jc w:val="center"/>
               <w:rPr>
                 <w:rFonts w:ascii="Titillium Web" w:hAnsi="Titillium Web"/>
                 <w:b/>
                 <w:bCs/>
-                <w:sz w:val="22"/>
-                <w:szCs w:val="22"/>
+                <w:sz w:val="20"/>
+                <w:szCs w:val="20"/>
               </w:rPr>
             </w:pPr>
             <w:r>
@@ -1018,56 +2016,86 @@
                 <w:rFonts w:ascii="Titillium Web" w:hAnsi="Titillium Web"/>
                 <w:b/>
                 <w:bCs/>
-                <w:sz w:val="22"/>
-                <w:szCs w:val="22"/>
+                <w:sz w:val="20"/>
+                <w:szCs w:val="20"/>
               </w:rPr>
-              <w:t xml:space="preserve">{jefe}</w:t>
+              <w:t>{jefe}</w:t>
             </w:r>
           </w:p>
           <w:p>
             <w:pPr>
-              <w:spacing w:after="0"/>
               <w:jc w:val="center"/>
               <w:rPr>
                 <w:rFonts w:ascii="Titillium Web" w:hAnsi="Titillium Web"/>
-                <w:sz w:val="22"/>
-                <w:szCs w:val="22"/>
+                <w:sz w:val="20"/>
+                <w:szCs w:val="20"/>
               </w:rPr>
             </w:pPr>
             <w:r>
               <w:rPr>
                 <w:rFonts w:ascii="Titillium Web" w:hAnsi="Titillium Web"/>
-                <w:sz w:val="22"/>
-                <w:szCs w:val="22"/>
+                <w:sz w:val="20"/>
+                <w:szCs w:val="20"/>
               </w:rPr>
-              <w:t xml:space="preserve">{jefeCargo}</w:t>
+              <w:t>{</w:t>
+            </w:r>
+            <w:r>
+              <w:rPr>
+                <w:rFonts w:ascii="Titillium Web" w:hAnsi="Titillium Web"/>
+                <w:sz w:val="20"/>
+                <w:szCs w:val="20"/>
+              </w:rPr>
+              <w:t>AdministradoraAP</w:t>
+            </w:r>
+            <w:r>
+              <w:rPr>
+                <w:rFonts w:ascii="Titillium Web" w:hAnsi="Titillium Web"/>
+                <w:sz w:val="20"/>
+                <w:szCs w:val="20"/>
+              </w:rPr>
+              <w:t>}</w:t>
+            </w:r>
+            <w:r>
+              <w:rPr>
+                <w:rFonts w:ascii="Titillium Web" w:hAnsi="Titillium Web"/>
+                <w:sz w:val="20"/>
+                <w:szCs w:val="20"/>
+              </w:rPr>
+              <w:t xml:space="preserve"> {dellaAP} {area}</w:t>
             </w:r>
           </w:p>
           <w:p>
             <w:pPr>
-              <w:spacing w:after="0"/>
               <w:jc w:val="center"/>
               <w:rPr>
                 <w:rFonts w:ascii="Titillium Web" w:hAnsi="Titillium Web"/>
-                <w:sz w:val="22"/>
-                <w:szCs w:val="22"/>
+                <w:sz w:val="20"/>
+                <w:szCs w:val="20"/>
               </w:rPr>
             </w:pPr>
             <w:r>
               <w:rPr>
                 <w:rFonts w:ascii="Titillium Web" w:hAnsi="Titillium Web"/>
-                <w:sz w:val="22"/>
-                <w:szCs w:val="22"/>
+                <w:sz w:val="20"/>
+                <w:szCs w:val="20"/>
               </w:rPr>
-              <w:t xml:space="preserve">Ministerio del Ambiente y Energía</w:t>
+              <w:t>Ministerio del Ambiente y Energía</w:t>
             </w:r>
           </w:p>
         </w:tc>
       </w:tr>
     </w:tbl>
+    <w:p>
+      <w:pPr>
+        <w:rPr>
+          <w:sz w:val="22"/>
+          <w:szCs w:val="22"/>
+        </w:rPr>
+      </w:pPr>
+    </w:p>
     <w:sectPr>
-      <w:headerReference w:type="default" r:id="rId8"/>
-      <w:footerReference w:type="default" r:id="rId9"/>
+      <w:headerReference w:type="default" r:id="rId12"/>
+      <w:footerReference w:type="default" r:id="rId13"/>
       <w:pgSz w:w="11900" w:h="16840" w:code="9"/>
       <w:pgMar w:top="1418" w:right="1835" w:bottom="1134" w:left="1418" w:header="567" w:footer="567" w:gutter="0"/>
       <w:cols w:space="708"/>
@@ -1075,6 +2103,109 @@
     </w:sectPr>
   </w:body>
 </w:document>
+</file>
+
+<file path=word/comments.xml><?xml version="1.0" encoding="utf-8"?>
+<w:comments xmlns:wpc="http://schemas.microsoft.com/office/word/2010/wordprocessingCanvas" xmlns:cx="http://schemas.microsoft.com/office/drawing/2014/chartex" xmlns:cx1="http://schemas.microsoft.com/office/drawing/2015/9/8/chartex" xmlns:cx2="http://schemas.microsoft.com/office/drawing/2015/10/21/chartex" xmlns:cx3="http://schemas.microsoft.com/office/drawing/2016/5/9/chartex" xmlns:cx4="http://schemas.microsoft.com/office/drawing/2016/5/10/chartex" xmlns:cx5="http://schemas.microsoft.com/office/drawing/2016/5/11/chartex" xmlns:cx6="http://schemas.microsoft.com/office/drawing/2016/5/12/chartex" xmlns:cx7="http://schemas.microsoft.com/office/drawing/2016/5/13/chartex" xmlns:cx8="http://schemas.microsoft.com/office/drawing/2016/5/14/chartex" xmlns:mc="http://schemas.openxmlformats.org/markup-compatibility/2006" xmlns:aink="http://schemas.microsoft.com/office/drawing/2016/ink" xmlns:am3d="http://schemas.microsoft.com/office/drawing/2017/model3d" xmlns:o="urn:schemas-microsoft-com:office:office" xmlns:oel="http://schemas.microsoft.com/office/2019/extlst" xmlns:r="http://schemas.openxmlformats.org/officeDocument/2006/relationships" xmlns:m="http://schemas.openxmlformats.org/officeDocument/2006/math" xmlns:v="urn:schemas-microsoft-com:vml" xmlns:wp14="http://schemas.microsoft.com/office/word/2010/wordprocessingDrawing" xmlns:wp="http://schemas.openxmlformats.org/drawingml/2006/wordprocessingDrawing" xmlns:w10="urn:schemas-microsoft-com:office:word" xmlns:w="http://schemas.openxmlformats.org/wordprocessingml/2006/main" xmlns:w14="http://schemas.microsoft.com/office/word/2010/wordml" xmlns:w15="http://schemas.microsoft.com/office/word/2012/wordml" xmlns:w16cex="http://schemas.microsoft.com/office/word/2018/wordml/cex" xmlns:w16cid="http://schemas.microsoft.com/office/word/2016/wordml/cid" xmlns:w16="http://schemas.microsoft.com/office/word/2018/wordml" xmlns:w16du="http://schemas.microsoft.com/office/word/2023/wordml/word16du" xmlns:w16sdtdh="http://schemas.microsoft.com/office/word/2020/wordml/sdtdatahash" xmlns:w16sdtfl="http://schemas.microsoft.com/office/word/2024/wordml/sdtformatlock" xmlns:w16se="http://schemas.microsoft.com/office/word/2015/wordml/symex" xmlns:wpg="http://schemas.microsoft.com/office/word/2010/wordprocessingGroup" xmlns:wpi="http://schemas.microsoft.com/office/word/2010/wordprocessingInk" xmlns:wne="http://schemas.microsoft.com/office/word/2006/wordml" xmlns:wps="http://schemas.microsoft.com/office/word/2010/wordprocessingShape" mc:Ignorable="w14 w15 w16se w16cid w16 w16cex w16sdtdh w16sdtfl w16du wp14">
+  <w:comment w:id="0" w:author="Rodriguez Diego" w:date="2026-01-06T12:08:00Z" w:initials="DR">
+    <w:p>
+      <w:pPr>
+        <w:pStyle w:val="Textocomentario"/>
+      </w:pPr>
+      <w:r>
+        <w:rPr>
+          <w:rStyle w:val="Refdecomentario"/>
+        </w:rPr>
+        <w:annotationRef/>
+      </w:r>
+      <w:r>
+        <w:t xml:space="preserve">Aquí se debe indicar la calidad del servicio y las razones que dan desde el área protegida para continuar con el proveedor. </w:t>
+      </w:r>
+    </w:p>
+    <w:p>
+      <w:pPr>
+        <w:pStyle w:val="Textocomentario"/>
+      </w:pPr>
+    </w:p>
+    <w:p>
+      <w:pPr>
+        <w:pStyle w:val="Textocomentario"/>
+      </w:pPr>
+      <w:r>
+        <w:t>Por favor cambiar, esto es solo un ejemplo de forma</w:t>
+      </w:r>
+    </w:p>
+  </w:comment>
+  <w:comment w:id="1" w:author="Rodriguez Diego" w:date="2026-01-06T12:21:00Z" w:initials="DR">
+    <w:p>
+      <w:pPr>
+        <w:pStyle w:val="Textocomentario"/>
+      </w:pPr>
+      <w:r>
+        <w:rPr>
+          <w:rStyle w:val="Refdecomentario"/>
+        </w:rPr>
+        <w:annotationRef/>
+      </w:r>
+      <w:r>
+        <w:t>Explicar las condiciones territoriales que hacen beneficioso renovar el servicio con ese contratista</w:t>
+      </w:r>
+    </w:p>
+  </w:comment>
+  <w:comment w:id="2" w:author="Rodriguez Diego" w:date="2026-01-06T12:17:00Z" w:initials="DR">
+    <w:p>
+      <w:pPr>
+        <w:pStyle w:val="Textocomentario"/>
+      </w:pPr>
+      <w:r>
+        <w:rPr>
+          <w:rStyle w:val="Refdecomentario"/>
+        </w:rPr>
+        <w:annotationRef/>
+      </w:r>
+      <w:r>
+        <w:t>Aquí deben hacer un análisis costo beneficio de por qué renovar el servicio con el proveedor representa una decisión económica pertinente y beneficiosa para el presupuesto del área protegida.</w:t>
+      </w:r>
+    </w:p>
+    <w:p>
+      <w:pPr>
+        <w:pStyle w:val="Textocomentario"/>
+      </w:pPr>
+    </w:p>
+    <w:p>
+      <w:pPr>
+        <w:pStyle w:val="Textocomentario"/>
+      </w:pPr>
+      <w:r>
+        <w:t>Por favor cambiar o ajustar a las razones propias del área protegida, esto es solo un ejemplo de forma</w:t>
+      </w:r>
+    </w:p>
+  </w:comment>
+</w:comments>
+</file>
+
+<file path=word/commentsExtended.xml><?xml version="1.0" encoding="utf-8"?>
+<w15:commentsEx xmlns:wpc="http://schemas.microsoft.com/office/word/2010/wordprocessingCanvas" xmlns:cx="http://schemas.microsoft.com/office/drawing/2014/chartex" xmlns:cx1="http://schemas.microsoft.com/office/drawing/2015/9/8/chartex" xmlns:cx2="http://schemas.microsoft.com/office/drawing/2015/10/21/chartex" xmlns:cx3="http://schemas.microsoft.com/office/drawing/2016/5/9/chartex" xmlns:cx4="http://schemas.microsoft.com/office/drawing/2016/5/10/chartex" xmlns:cx5="http://schemas.microsoft.com/office/drawing/2016/5/11/chartex" xmlns:cx6="http://schemas.microsoft.com/office/drawing/2016/5/12/chartex" xmlns:cx7="http://schemas.microsoft.com/office/drawing/2016/5/13/chartex" xmlns:cx8="http://schemas.microsoft.com/office/drawing/2016/5/14/chartex" xmlns:mc="http://schemas.openxmlformats.org/markup-compatibility/2006" xmlns:aink="http://schemas.microsoft.com/office/drawing/2016/ink" xmlns:am3d="http://schemas.microsoft.com/office/drawing/2017/model3d" xmlns:o="urn:schemas-microsoft-com:office:office" xmlns:oel="http://schemas.microsoft.com/office/2019/extlst" xmlns:r="http://schemas.openxmlformats.org/officeDocument/2006/relationships" xmlns:m="http://schemas.openxmlformats.org/officeDocument/2006/math" xmlns:v="urn:schemas-microsoft-com:vml" xmlns:wp14="http://schemas.microsoft.com/office/word/2010/wordprocessingDrawing" xmlns:wp="http://schemas.openxmlformats.org/drawingml/2006/wordprocessingDrawing" xmlns:w10="urn:schemas-microsoft-com:office:word" xmlns:w="http://schemas.openxmlformats.org/wordprocessingml/2006/main" xmlns:w14="http://schemas.microsoft.com/office/word/2010/wordml" xmlns:w15="http://schemas.microsoft.com/office/word/2012/wordml" xmlns:w16cex="http://schemas.microsoft.com/office/word/2018/wordml/cex" xmlns:w16cid="http://schemas.microsoft.com/office/word/2016/wordml/cid" xmlns:w16="http://schemas.microsoft.com/office/word/2018/wordml" xmlns:w16du="http://schemas.microsoft.com/office/word/2023/wordml/word16du" xmlns:w16sdtdh="http://schemas.microsoft.com/office/word/2020/wordml/sdtdatahash" xmlns:w16sdtfl="http://schemas.microsoft.com/office/word/2024/wordml/sdtformatlock" xmlns:w16se="http://schemas.microsoft.com/office/word/2015/wordml/symex" xmlns:wpg="http://schemas.microsoft.com/office/word/2010/wordprocessingGroup" xmlns:wpi="http://schemas.microsoft.com/office/word/2010/wordprocessingInk" xmlns:wne="http://schemas.microsoft.com/office/word/2006/wordml" xmlns:wps="http://schemas.microsoft.com/office/word/2010/wordprocessingShape" mc:Ignorable="w14 w15 w16se w16cid w16 w16cex w16sdtdh w16sdtfl w16du wp14">
+  <w15:commentEx w15:paraId="1071390D" w15:done="0"/>
+  <w15:commentEx w15:paraId="2948E28A" w15:done="0"/>
+  <w15:commentEx w15:paraId="6824218F" w15:done="0"/>
+</w15:commentsEx>
+</file>
+
+<file path=word/commentsExtensible.xml><?xml version="1.0" encoding="utf-8"?>
+<w16cex:commentsExtensible xmlns:wpc="http://schemas.microsoft.com/office/word/2010/wordprocessingCanvas" xmlns:cx="http://schemas.microsoft.com/office/drawing/2014/chartex" xmlns:cx1="http://schemas.microsoft.com/office/drawing/2015/9/8/chartex" xmlns:cx2="http://schemas.microsoft.com/office/drawing/2015/10/21/chartex" xmlns:cx3="http://schemas.microsoft.com/office/drawing/2016/5/9/chartex" xmlns:cx4="http://schemas.microsoft.com/office/drawing/2016/5/10/chartex" xmlns:cx5="http://schemas.microsoft.com/office/drawing/2016/5/11/chartex" xmlns:cx6="http://schemas.microsoft.com/office/drawing/2016/5/12/chartex" xmlns:cx7="http://schemas.microsoft.com/office/drawing/2016/5/13/chartex" xmlns:cx8="http://schemas.microsoft.com/office/drawing/2016/5/14/chartex" xmlns:cr="http://schemas.microsoft.com/office/comments/2020/reactions" xmlns:mc="http://schemas.openxmlformats.org/markup-compatibility/2006" xmlns:aink="http://schemas.microsoft.com/office/drawing/2016/ink" xmlns:am3d="http://schemas.microsoft.com/office/drawing/2017/model3d" xmlns:o="urn:schemas-microsoft-com:office:office" xmlns:oel="http://schemas.microsoft.com/office/2019/extlst" xmlns:r="http://schemas.openxmlformats.org/officeDocument/2006/relationships" xmlns:m="http://schemas.openxmlformats.org/officeDocument/2006/math" xmlns:v="urn:schemas-microsoft-com:vml" xmlns:wp14="http://schemas.microsoft.com/office/word/2010/wordprocessingDrawing" xmlns:wp="http://schemas.openxmlformats.org/drawingml/2006/wordprocessingDrawing" xmlns:w10="urn:schemas-microsoft-com:office:word" xmlns:w="http://schemas.openxmlformats.org/wordprocessingml/2006/main" xmlns:w14="http://schemas.microsoft.com/office/word/2010/wordml" xmlns:w15="http://schemas.microsoft.com/office/word/2012/wordml" xmlns:w16cex="http://schemas.microsoft.com/office/word/2018/wordml/cex" xmlns:w16cid="http://schemas.microsoft.com/office/word/2016/wordml/cid" xmlns:w16="http://schemas.microsoft.com/office/word/2018/wordml" xmlns:w16du="http://schemas.microsoft.com/office/word/2023/wordml/word16du" xmlns:w16sdtdh="http://schemas.microsoft.com/office/word/2020/wordml/sdtdatahash" xmlns:w16sdtfl="http://schemas.microsoft.com/office/word/2024/wordml/sdtformatlock" xmlns:w16se="http://schemas.microsoft.com/office/word/2015/wordml/symex" xmlns:wpg="http://schemas.microsoft.com/office/word/2010/wordprocessingGroup" xmlns:wpi="http://schemas.microsoft.com/office/word/2010/wordprocessingInk" xmlns:wne="http://schemas.microsoft.com/office/word/2006/wordml" xmlns:wps="http://schemas.microsoft.com/office/word/2010/wordprocessingShape" mc:Ignorable="w14 w15 w16se w16cid w16 w16cex w16sdtdh w16sdtfl cr w16du wp14">
+  <w16cex:commentExtensible w16cex:durableId="3E432C67" w16cex:dateUtc="2026-01-06T17:08:00Z"/>
+  <w16cex:commentExtensible w16cex:durableId="5690A720" w16cex:dateUtc="2026-01-06T17:21:00Z"/>
+  <w16cex:commentExtensible w16cex:durableId="626938EA" w16cex:dateUtc="2026-01-06T17:17:00Z"/>
+</w16cex:commentsExtensible>
+</file>
+
+<file path=word/commentsIds.xml><?xml version="1.0" encoding="utf-8"?>
+<w16cid:commentsIds xmlns:wpc="http://schemas.microsoft.com/office/word/2010/wordprocessingCanvas" xmlns:cx="http://schemas.microsoft.com/office/drawing/2014/chartex" xmlns:cx1="http://schemas.microsoft.com/office/drawing/2015/9/8/chartex" xmlns:cx2="http://schemas.microsoft.com/office/drawing/2015/10/21/chartex" xmlns:cx3="http://schemas.microsoft.com/office/drawing/2016/5/9/chartex" xmlns:cx4="http://schemas.microsoft.com/office/drawing/2016/5/10/chartex" xmlns:cx5="http://schemas.microsoft.com/office/drawing/2016/5/11/chartex" xmlns:cx6="http://schemas.microsoft.com/office/drawing/2016/5/12/chartex" xmlns:cx7="http://schemas.microsoft.com/office/drawing/2016/5/13/chartex" xmlns:cx8="http://schemas.microsoft.com/office/drawing/2016/5/14/chartex" xmlns:mc="http://schemas.openxmlformats.org/markup-compatibility/2006" xmlns:aink="http://schemas.microsoft.com/office/drawing/2016/ink" xmlns:am3d="http://schemas.microsoft.com/office/drawing/2017/model3d" xmlns:o="urn:schemas-microsoft-com:office:office" xmlns:oel="http://schemas.microsoft.com/office/2019/extlst" xmlns:r="http://schemas.openxmlformats.org/officeDocument/2006/relationships" xmlns:m="http://schemas.openxmlformats.org/officeDocument/2006/math" xmlns:v="urn:schemas-microsoft-com:vml" xmlns:wp14="http://schemas.microsoft.com/office/word/2010/wordprocessingDrawing" xmlns:wp="http://schemas.openxmlformats.org/drawingml/2006/wordprocessingDrawing" xmlns:w10="urn:schemas-microsoft-com:office:word" xmlns:w="http://schemas.openxmlformats.org/wordprocessingml/2006/main" xmlns:w14="http://schemas.microsoft.com/office/word/2010/wordml" xmlns:w15="http://schemas.microsoft.com/office/word/2012/wordml" xmlns:w16cex="http://schemas.microsoft.com/office/word/2018/wordml/cex" xmlns:w16cid="http://schemas.microsoft.com/office/word/2016/wordml/cid" xmlns:w16="http://schemas.microsoft.com/office/word/2018/wordml" xmlns:w16du="http://schemas.microsoft.com/office/word/2023/wordml/word16du" xmlns:w16sdtdh="http://schemas.microsoft.com/office/word/2020/wordml/sdtdatahash" xmlns:w16sdtfl="http://schemas.microsoft.com/office/word/2024/wordml/sdtformatlock" xmlns:w16se="http://schemas.microsoft.com/office/word/2015/wordml/symex" xmlns:wpg="http://schemas.microsoft.com/office/word/2010/wordprocessingGroup" xmlns:wpi="http://schemas.microsoft.com/office/word/2010/wordprocessingInk" xmlns:wne="http://schemas.microsoft.com/office/word/2006/wordml" xmlns:wps="http://schemas.microsoft.com/office/word/2010/wordprocessingShape" mc:Ignorable="w14 w15 w16se w16cid w16 w16cex w16sdtdh w16sdtfl w16du wp14">
+  <w16cid:commentId w16cid:paraId="1071390D" w16cid:durableId="3E432C67"/>
+  <w16cid:commentId w16cid:paraId="2948E28A" w16cid:durableId="5690A720"/>
+  <w16cid:commentId w16cid:paraId="6824218F" w16cid:durableId="626938EA"/>
+</w16cid:commentsIds>
 </file>
 
 <file path=word/endnotes.xml><?xml version="1.0" encoding="utf-8"?>
@@ -1185,146 +2316,437 @@
 
 <file path=word/header1.xml><?xml version="1.0" encoding="utf-8"?>
 <w:hdr xmlns:wpc="http://schemas.microsoft.com/office/word/2010/wordprocessingCanvas" xmlns:cx="http://schemas.microsoft.com/office/drawing/2014/chartex" xmlns:cx1="http://schemas.microsoft.com/office/drawing/2015/9/8/chartex" xmlns:cx2="http://schemas.microsoft.com/office/drawing/2015/10/21/chartex" xmlns:cx3="http://schemas.microsoft.com/office/drawing/2016/5/9/chartex" xmlns:cx4="http://schemas.microsoft.com/office/drawing/2016/5/10/chartex" xmlns:cx5="http://schemas.microsoft.com/office/drawing/2016/5/11/chartex" xmlns:cx6="http://schemas.microsoft.com/office/drawing/2016/5/12/chartex" xmlns:cx7="http://schemas.microsoft.com/office/drawing/2016/5/13/chartex" xmlns:cx8="http://schemas.microsoft.com/office/drawing/2016/5/14/chartex" xmlns:mc="http://schemas.openxmlformats.org/markup-compatibility/2006" xmlns:aink="http://schemas.microsoft.com/office/drawing/2016/ink" xmlns:am3d="http://schemas.microsoft.com/office/drawing/2017/model3d" xmlns:o="urn:schemas-microsoft-com:office:office" xmlns:oel="http://schemas.microsoft.com/office/2019/extlst" xmlns:r="http://schemas.openxmlformats.org/officeDocument/2006/relationships" xmlns:m="http://schemas.openxmlformats.org/officeDocument/2006/math" xmlns:v="urn:schemas-microsoft-com:vml" xmlns:wp14="http://schemas.microsoft.com/office/word/2010/wordprocessingDrawing" xmlns:wp="http://schemas.openxmlformats.org/drawingml/2006/wordprocessingDrawing" xmlns:w10="urn:schemas-microsoft-com:office:word" xmlns:w="http://schemas.openxmlformats.org/wordprocessingml/2006/main" xmlns:w14="http://schemas.microsoft.com/office/word/2010/wordml" xmlns:w15="http://schemas.microsoft.com/office/word/2012/wordml" xmlns:w16cex="http://schemas.microsoft.com/office/word/2018/wordml/cex" xmlns:w16cid="http://schemas.microsoft.com/office/word/2016/wordml/cid" xmlns:w16="http://schemas.microsoft.com/office/word/2018/wordml" xmlns:w16du="http://schemas.microsoft.com/office/word/2023/wordml/word16du" xmlns:w16sdtdh="http://schemas.microsoft.com/office/word/2020/wordml/sdtdatahash" xmlns:w16sdtfl="http://schemas.microsoft.com/office/word/2024/wordml/sdtformatlock" xmlns:w16se="http://schemas.microsoft.com/office/word/2015/wordml/symex" xmlns:wpg="http://schemas.microsoft.com/office/word/2010/wordprocessingGroup" xmlns:wpi="http://schemas.microsoft.com/office/word/2010/wordprocessingInk" xmlns:wne="http://schemas.microsoft.com/office/word/2006/wordml" xmlns:wps="http://schemas.microsoft.com/office/word/2010/wordprocessingShape" mc:Ignorable="w14 w15 w16se w16cid w16 w16cex w16sdtdh w16sdtfl w16du wp14">
+  <w:tbl>
+    <w:tblPr>
+      <w:tblW w:w="9781" w:type="dxa"/>
+      <w:jc w:val="center"/>
+      <w:tblBorders>
+        <w:top w:val="single" w:sz="4" w:space="0" w:color="auto"/>
+        <w:left w:val="single" w:sz="4" w:space="0" w:color="auto"/>
+        <w:bottom w:val="single" w:sz="4" w:space="0" w:color="auto"/>
+        <w:right w:val="single" w:sz="4" w:space="0" w:color="auto"/>
+        <w:insideH w:val="single" w:sz="4" w:space="0" w:color="auto"/>
+        <w:insideV w:val="single" w:sz="4" w:space="0" w:color="auto"/>
+      </w:tblBorders>
+      <w:tblLayout w:type="fixed"/>
+      <w:tblCellMar>
+        <w:left w:w="70" w:type="dxa"/>
+        <w:right w:w="70" w:type="dxa"/>
+      </w:tblCellMar>
+      <w:tblLook w:val="01E0" w:firstRow="1" w:lastRow="1" w:firstColumn="1" w:lastColumn="1" w:noHBand="0" w:noVBand="0"/>
+    </w:tblPr>
+    <w:tblGrid>
+      <w:gridCol w:w="1843"/>
+      <w:gridCol w:w="5670"/>
+      <w:gridCol w:w="2268"/>
+    </w:tblGrid>
+    <w:tr>
+      <w:trPr>
+        <w:cantSplit/>
+        <w:trHeight w:val="350"/>
+        <w:jc w:val="center"/>
+      </w:trPr>
+      <w:tc>
+        <w:tcPr>
+          <w:tcW w:w="1843" w:type="dxa"/>
+          <w:vMerge w:val="restart"/>
+          <w:tcBorders>
+            <w:right w:val="single" w:sz="4" w:space="0" w:color="auto"/>
+          </w:tcBorders>
+          <w:vAlign w:val="center"/>
+        </w:tcPr>
+        <w:p>
+          <w:pPr>
+            <w:tabs>
+              <w:tab w:val="center" w:pos="4419"/>
+              <w:tab w:val="right" w:pos="8838"/>
+            </w:tabs>
+            <w:rPr>
+              <w:rFonts w:ascii="Arial" w:hAnsi="Arial" w:cs="Arial"/>
+              <w:sz w:val="20"/>
+              <w:szCs w:val="20"/>
+              <w:lang w:val="es-MX" w:eastAsia="es-ES"/>
+            </w:rPr>
+          </w:pPr>
+          <w:r>
+            <w:rPr>
+              <w:rFonts w:ascii="Arial" w:hAnsi="Arial" w:cs="Arial"/>
+              <w:noProof/>
+              <w:sz w:val="20"/>
+              <w:szCs w:val="20"/>
+              <w:lang w:val="es-MX" w:eastAsia="es-ES"/>
+            </w:rPr>
+            <w:drawing>
+              <wp:inline distT="0" distB="0" distL="0" distR="0" wp14:anchorId="7B278C5C" wp14:editId="3740A5C6">
+                <wp:extent cx="990600" cy="971550"/>
+                <wp:effectExtent l="0" t="0" r="0" b="0"/>
+                <wp:docPr id="1" name="Imagen 1"/>
+                <wp:cNvGraphicFramePr>
+                  <a:graphicFrameLocks xmlns:a="http://schemas.openxmlformats.org/drawingml/2006/main" noChangeAspect="1"/>
+                </wp:cNvGraphicFramePr>
+                <a:graphic xmlns:a="http://schemas.openxmlformats.org/drawingml/2006/main">
+                  <a:graphicData uri="http://schemas.openxmlformats.org/drawingml/2006/picture">
+                    <pic:pic xmlns:pic="http://schemas.openxmlformats.org/drawingml/2006/picture">
+                      <pic:nvPicPr>
+                        <pic:cNvPr id="0" name="Imagen 1"/>
+                        <pic:cNvPicPr>
+                          <a:picLocks noChangeAspect="1" noChangeArrowheads="1"/>
+                        </pic:cNvPicPr>
+                      </pic:nvPicPr>
+                      <pic:blipFill>
+                        <a:blip r:embed="rId1">
+                          <a:extLst>
+                            <a:ext uri="{28A0092B-C50C-407E-A947-70E740481C1C}">
+                              <a14:useLocalDpi xmlns:a14="http://schemas.microsoft.com/office/drawing/2010/main" val="0"/>
+                            </a:ext>
+                          </a:extLst>
+                        </a:blip>
+                        <a:srcRect/>
+                        <a:stretch>
+                          <a:fillRect/>
+                        </a:stretch>
+                      </pic:blipFill>
+                      <pic:spPr bwMode="auto">
+                        <a:xfrm>
+                          <a:off x="0" y="0"/>
+                          <a:ext cx="990600" cy="971550"/>
+                        </a:xfrm>
+                        <a:prstGeom prst="rect">
+                          <a:avLst/>
+                        </a:prstGeom>
+                        <a:noFill/>
+                        <a:ln>
+                          <a:noFill/>
+                        </a:ln>
+                      </pic:spPr>
+                    </pic:pic>
+                  </a:graphicData>
+                </a:graphic>
+              </wp:inline>
+            </w:drawing>
+          </w:r>
+        </w:p>
+      </w:tc>
+      <w:tc>
+        <w:tcPr>
+          <w:tcW w:w="5670" w:type="dxa"/>
+          <w:vMerge w:val="restart"/>
+          <w:tcBorders>
+            <w:top w:val="single" w:sz="4" w:space="0" w:color="auto"/>
+            <w:left w:val="single" w:sz="4" w:space="0" w:color="auto"/>
+            <w:right w:val="single" w:sz="4" w:space="0" w:color="auto"/>
+          </w:tcBorders>
+          <w:vAlign w:val="center"/>
+        </w:tcPr>
+        <w:p>
+          <w:pPr>
+            <w:tabs>
+              <w:tab w:val="center" w:pos="4419"/>
+              <w:tab w:val="right" w:pos="8838"/>
+            </w:tabs>
+            <w:jc w:val="center"/>
+            <w:rPr>
+              <w:rFonts w:ascii="Titillium Web" w:hAnsi="Titillium Web" w:cs="Arial"/>
+              <w:b/>
+              <w:sz w:val="20"/>
+              <w:szCs w:val="20"/>
+              <w:lang w:val="es-MX" w:eastAsia="es-ES"/>
+            </w:rPr>
+          </w:pPr>
+          <w:r>
+            <w:rPr>
+              <w:rFonts w:ascii="Titillium Web" w:hAnsi="Titillium Web" w:cs="Arial"/>
+              <w:b/>
+              <w:sz w:val="20"/>
+              <w:szCs w:val="20"/>
+              <w:lang w:val="es-MX" w:eastAsia="es-ES"/>
+            </w:rPr>
+            <w:t xml:space="preserve">FONDO DE INVERSIÓN AMBIENTAL SOSTENIBLE  </w:t>
+          </w:r>
+        </w:p>
+      </w:tc>
+      <w:tc>
+        <w:tcPr>
+          <w:tcW w:w="2268" w:type="dxa"/>
+          <w:tcBorders>
+            <w:left w:val="single" w:sz="4" w:space="0" w:color="auto"/>
+          </w:tcBorders>
+          <w:vAlign w:val="center"/>
+        </w:tcPr>
+        <w:p>
+          <w:pPr>
+            <w:tabs>
+              <w:tab w:val="center" w:pos="4419"/>
+              <w:tab w:val="right" w:pos="8838"/>
+            </w:tabs>
+            <w:rPr>
+              <w:rFonts w:ascii="Titillium Web" w:hAnsi="Titillium Web" w:cs="Arial"/>
+              <w:sz w:val="18"/>
+              <w:szCs w:val="18"/>
+              <w:lang w:eastAsia="es-ES"/>
+            </w:rPr>
+          </w:pPr>
+          <w:r>
+            <w:rPr>
+              <w:rFonts w:ascii="Titillium Web" w:hAnsi="Titillium Web" w:cs="Arial"/>
+              <w:sz w:val="18"/>
+              <w:szCs w:val="18"/>
+              <w:lang w:eastAsia="es-ES"/>
+            </w:rPr>
+            <w:t>Código: FAP-2026-</w:t>
+          </w:r>
+          <w:r>
+            <w:rPr>
+              <w:rFonts w:ascii="Titillium Web" w:hAnsi="Titillium Web" w:cs="Arial"/>
+              <w:sz w:val="18"/>
+              <w:szCs w:val="18"/>
+              <w:lang w:eastAsia="es-ES"/>
+            </w:rPr>
+            <w:t>13</w:t>
+          </w:r>
+        </w:p>
+      </w:tc>
+    </w:tr>
+    <w:tr>
+      <w:trPr>
+        <w:cantSplit/>
+        <w:trHeight w:val="353"/>
+        <w:jc w:val="center"/>
+      </w:trPr>
+      <w:tc>
+        <w:tcPr>
+          <w:tcW w:w="1843" w:type="dxa"/>
+          <w:vMerge/>
+          <w:tcBorders>
+            <w:right w:val="single" w:sz="4" w:space="0" w:color="auto"/>
+          </w:tcBorders>
+          <w:vAlign w:val="center"/>
+        </w:tcPr>
+        <w:p>
+          <w:pPr>
+            <w:tabs>
+              <w:tab w:val="center" w:pos="4419"/>
+              <w:tab w:val="right" w:pos="8838"/>
+            </w:tabs>
+            <w:rPr>
+              <w:rFonts w:ascii="Arial" w:hAnsi="Arial" w:cs="Arial"/>
+              <w:noProof/>
+              <w:sz w:val="20"/>
+              <w:szCs w:val="20"/>
+              <w:lang w:eastAsia="es-ES"/>
+            </w:rPr>
+          </w:pPr>
+        </w:p>
+      </w:tc>
+      <w:tc>
+        <w:tcPr>
+          <w:tcW w:w="5670" w:type="dxa"/>
+          <w:vMerge/>
+          <w:tcBorders>
+            <w:left w:val="single" w:sz="4" w:space="0" w:color="auto"/>
+            <w:bottom w:val="single" w:sz="4" w:space="0" w:color="auto"/>
+            <w:right w:val="single" w:sz="4" w:space="0" w:color="auto"/>
+          </w:tcBorders>
+        </w:tcPr>
+        <w:p>
+          <w:pPr>
+            <w:tabs>
+              <w:tab w:val="center" w:pos="4419"/>
+              <w:tab w:val="right" w:pos="8838"/>
+            </w:tabs>
+            <w:jc w:val="center"/>
+            <w:rPr>
+              <w:rFonts w:ascii="Titillium Web" w:hAnsi="Titillium Web" w:cs="Arial"/>
+              <w:b/>
+              <w:sz w:val="20"/>
+              <w:szCs w:val="20"/>
+              <w:lang w:eastAsia="es-ES"/>
+            </w:rPr>
+          </w:pPr>
+        </w:p>
+      </w:tc>
+      <w:tc>
+        <w:tcPr>
+          <w:tcW w:w="2268" w:type="dxa"/>
+          <w:tcBorders>
+            <w:left w:val="single" w:sz="4" w:space="0" w:color="auto"/>
+          </w:tcBorders>
+          <w:vAlign w:val="center"/>
+        </w:tcPr>
+        <w:p>
+          <w:pPr>
+            <w:tabs>
+              <w:tab w:val="center" w:pos="4419"/>
+              <w:tab w:val="right" w:pos="8838"/>
+            </w:tabs>
+            <w:rPr>
+              <w:rFonts w:ascii="Titillium Web" w:hAnsi="Titillium Web" w:cs="Arial"/>
+              <w:sz w:val="18"/>
+              <w:szCs w:val="18"/>
+              <w:lang w:val="en-US" w:eastAsia="es-ES"/>
+            </w:rPr>
+          </w:pPr>
+          <w:r>
+            <w:rPr>
+              <w:rFonts w:ascii="Titillium Web" w:hAnsi="Titillium Web" w:cs="Arial"/>
+              <w:sz w:val="18"/>
+              <w:szCs w:val="18"/>
+              <w:lang w:val="es-MX" w:eastAsia="es-ES"/>
+            </w:rPr>
+            <w:t xml:space="preserve">Fecha: </w:t>
+          </w:r>
+          <w:r>
+            <w:rPr>
+              <w:rFonts w:ascii="Titillium Web" w:hAnsi="Titillium Web" w:cs="Arial"/>
+              <w:sz w:val="18"/>
+              <w:szCs w:val="18"/>
+              <w:lang w:val="es-MX" w:eastAsia="es-ES"/>
+            </w:rPr>
+            <w:t>9</w:t>
+          </w:r>
+          <w:r>
+            <w:rPr>
+              <w:rFonts w:ascii="Titillium Web" w:hAnsi="Titillium Web" w:cs="Arial"/>
+              <w:sz w:val="18"/>
+              <w:szCs w:val="18"/>
+              <w:lang w:val="es-MX" w:eastAsia="es-ES"/>
+            </w:rPr>
+            <w:t>/</w:t>
+          </w:r>
+          <w:r>
+            <w:rPr>
+              <w:rFonts w:ascii="Titillium Web" w:hAnsi="Titillium Web" w:cs="Arial"/>
+              <w:sz w:val="18"/>
+              <w:szCs w:val="18"/>
+              <w:lang w:val="es-MX" w:eastAsia="es-ES"/>
+            </w:rPr>
+            <w:t>9</w:t>
+          </w:r>
+          <w:r>
+            <w:rPr>
+              <w:rFonts w:ascii="Titillium Web" w:hAnsi="Titillium Web" w:cs="Arial"/>
+              <w:sz w:val="18"/>
+              <w:szCs w:val="18"/>
+              <w:lang w:val="es-MX" w:eastAsia="es-ES"/>
+            </w:rPr>
+            <w:t>/2026</w:t>
+          </w:r>
+        </w:p>
+      </w:tc>
+    </w:tr>
+    <w:tr>
+      <w:trPr>
+        <w:cantSplit/>
+        <w:trHeight w:val="406"/>
+        <w:jc w:val="center"/>
+      </w:trPr>
+      <w:tc>
+        <w:tcPr>
+          <w:tcW w:w="1843" w:type="dxa"/>
+          <w:vMerge/>
+          <w:tcBorders>
+            <w:right w:val="single" w:sz="4" w:space="0" w:color="auto"/>
+          </w:tcBorders>
+          <w:vAlign w:val="center"/>
+        </w:tcPr>
+        <w:p>
+          <w:pPr>
+            <w:tabs>
+              <w:tab w:val="center" w:pos="4419"/>
+              <w:tab w:val="right" w:pos="8838"/>
+            </w:tabs>
+            <w:rPr>
+              <w:rFonts w:ascii="Arial" w:hAnsi="Arial" w:cs="Arial"/>
+              <w:sz w:val="20"/>
+              <w:szCs w:val="20"/>
+              <w:lang w:val="en-US" w:eastAsia="es-ES"/>
+            </w:rPr>
+          </w:pPr>
+        </w:p>
+      </w:tc>
+      <w:tc>
+        <w:tcPr>
+          <w:tcW w:w="7938" w:type="dxa"/>
+          <w:gridSpan w:val="2"/>
+          <w:tcBorders>
+            <w:top w:val="single" w:sz="4" w:space="0" w:color="auto"/>
+            <w:left w:val="single" w:sz="4" w:space="0" w:color="auto"/>
+          </w:tcBorders>
+          <w:vAlign w:val="center"/>
+        </w:tcPr>
+        <w:p>
+          <w:pPr>
+            <w:jc w:val="center"/>
+            <w:rPr>
+              <w:rFonts w:ascii="Titillium Web" w:hAnsi="Titillium Web"/>
+              <w:sz w:val="20"/>
+              <w:szCs w:val="20"/>
+              <w:lang w:eastAsia="es-ES"/>
+            </w:rPr>
+          </w:pPr>
+          <w:r>
+            <w:rPr>
+              <w:rFonts w:ascii="Titillium Web" w:hAnsi="Titillium Web"/>
+              <w:b/>
+              <w:sz w:val="20"/>
+              <w:szCs w:val="20"/>
+              <w:lang w:eastAsia="es-ES"/>
+            </w:rPr>
+            <w:t>INFORME DE SATISFACCIÓN Y ANÁLISIS DE RENOVACIÓN</w:t>
+          </w:r>
+        </w:p>
+        <w:p>
+          <w:pPr>
+            <w:tabs>
+              <w:tab w:val="center" w:pos="4419"/>
+              <w:tab w:val="right" w:pos="8838"/>
+            </w:tabs>
+            <w:jc w:val="center"/>
+            <w:rPr>
+              <w:rFonts w:ascii="Titillium Web" w:hAnsi="Titillium Web" w:cs="Arial"/>
+              <w:sz w:val="20"/>
+              <w:szCs w:val="20"/>
+              <w:lang w:val="es-MX" w:eastAsia="es-ES"/>
+            </w:rPr>
+          </w:pPr>
+          <w:r>
+            <w:rPr>
+              <w:rFonts w:ascii="Titillium Web" w:hAnsi="Titillium Web"/>
+              <w:sz w:val="20"/>
+              <w:szCs w:val="20"/>
+              <w:lang w:eastAsia="es-ES"/>
+            </w:rPr>
+            <w:t>"</w:t>
+          </w:r>
+          <w:r>
+            <w:rPr>
+              <w:rFonts w:ascii="Titillium Web" w:hAnsi="Titillium Web"/>
+              <w:sz w:val="20"/>
+              <w:szCs w:val="20"/>
+              <w:lang w:eastAsia="es-ES"/>
+            </w:rPr>
+            <w:t>{objeto}</w:t>
+          </w:r>
+          <w:r>
+            <w:rPr>
+              <w:rFonts w:ascii="Titillium Web" w:hAnsi="Titillium Web"/>
+              <w:sz w:val="20"/>
+              <w:szCs w:val="20"/>
+              <w:lang w:eastAsia="es-ES"/>
+            </w:rPr>
+            <w:t>"</w:t>
+          </w:r>
+        </w:p>
+      </w:tc>
+    </w:tr>
+  </w:tbl>
   <w:p>
     <w:pPr>
-      <w:ind w:right="-808"/>
-      <w:jc w:val="right"/>
-      <w:rPr>
-        <w:rFonts w:ascii="Garamond" w:hAnsi="Garamond"/>
-        <w:sz w:val="22"/>
-        <w:szCs w:val="22"/>
-      </w:rPr>
-    </w:pPr>
-    <w:r>
-      <w:rPr>
-        <w:noProof/>
-      </w:rPr>
-      <w:drawing>
-        <wp:anchor distT="0" distB="0" distL="114300" distR="114300" simplePos="0" relativeHeight="251657728" behindDoc="0" locked="0" layoutInCell="1" allowOverlap="1" wp14:anchorId="1EAB8B46" wp14:editId="2AB06338">
-          <wp:simplePos x="0" y="0"/>
-          <wp:positionH relativeFrom="column">
-            <wp:posOffset>-133350</wp:posOffset>
-          </wp:positionH>
-          <wp:positionV relativeFrom="paragraph">
-            <wp:posOffset>126365</wp:posOffset>
-          </wp:positionV>
-          <wp:extent cx="1421130" cy="550545"/>
-          <wp:effectExtent l="0" t="0" r="0" b="0"/>
-          <wp:wrapNone/>
-          <wp:docPr id="418487636" name="image1.png"/>
-          <wp:cNvGraphicFramePr>
-            <a:graphicFrameLocks xmlns:a="http://schemas.openxmlformats.org/drawingml/2006/main" noChangeAspect="1"/>
-          </wp:cNvGraphicFramePr>
-          <a:graphic xmlns:a="http://schemas.openxmlformats.org/drawingml/2006/main">
-            <a:graphicData uri="http://schemas.openxmlformats.org/drawingml/2006/picture">
-              <pic:pic xmlns:pic="http://schemas.openxmlformats.org/drawingml/2006/picture">
-                <pic:nvPicPr>
-                  <pic:cNvPr id="0" name="image1.png"/>
-                  <pic:cNvPicPr>
-                    <a:picLocks noChangeAspect="1" noChangeArrowheads="1"/>
-                  </pic:cNvPicPr>
-                </pic:nvPicPr>
-                <pic:blipFill>
-                  <a:blip r:embed="rId1">
-                    <a:extLst>
-                      <a:ext uri="{28A0092B-C50C-407E-A947-70E740481C1C}">
-                        <a14:useLocalDpi xmlns:a14="http://schemas.microsoft.com/office/drawing/2010/main" val="0"/>
-                      </a:ext>
-                    </a:extLst>
-                  </a:blip>
-                  <a:srcRect/>
-                  <a:stretch>
-                    <a:fillRect/>
-                  </a:stretch>
-                </pic:blipFill>
-                <pic:spPr bwMode="auto">
-                  <a:xfrm>
-                    <a:off x="0" y="0"/>
-                    <a:ext cx="1421130" cy="550545"/>
-                  </a:xfrm>
-                  <a:prstGeom prst="rect">
-                    <a:avLst/>
-                  </a:prstGeom>
-                  <a:noFill/>
-                </pic:spPr>
-              </pic:pic>
-            </a:graphicData>
-          </a:graphic>
-          <wp14:sizeRelH relativeFrom="page">
-            <wp14:pctWidth>0</wp14:pctWidth>
-          </wp14:sizeRelH>
-          <wp14:sizeRelV relativeFrom="page">
-            <wp14:pctHeight>0</wp14:pctHeight>
-          </wp14:sizeRelV>
-        </wp:anchor>
-      </w:drawing>
-    </w:r>
-    <w:r>
-      <w:rPr>
-        <w:rFonts w:ascii="Garamond" w:hAnsi="Garamond"/>
-        <w:noProof/>
-        <w:sz w:val="22"/>
-        <w:szCs w:val="22"/>
-        <w:lang w:val="es-EC" w:eastAsia="es-EC"/>
-      </w:rPr>
-      <w:drawing>
-        <wp:inline distT="0" distB="0" distL="0" distR="0" wp14:anchorId="360ABB4C" wp14:editId="2A878472">
-          <wp:extent cx="1857375" cy="476250"/>
-          <wp:effectExtent l="0" t="0" r="0" b="0"/>
-          <wp:docPr id="1" name="Imagen 5"/>
-          <wp:cNvGraphicFramePr>
-            <a:graphicFrameLocks xmlns:a="http://schemas.openxmlformats.org/drawingml/2006/main" noChangeAspect="1"/>
-          </wp:cNvGraphicFramePr>
-          <a:graphic xmlns:a="http://schemas.openxmlformats.org/drawingml/2006/main">
-            <a:graphicData uri="http://schemas.openxmlformats.org/drawingml/2006/picture">
-              <pic:pic xmlns:pic="http://schemas.openxmlformats.org/drawingml/2006/picture">
-                <pic:nvPicPr>
-                  <pic:cNvPr id="0" name="Imagen 5"/>
-                  <pic:cNvPicPr>
-                    <a:picLocks noChangeAspect="1" noChangeArrowheads="1"/>
-                  </pic:cNvPicPr>
-                </pic:nvPicPr>
-                <pic:blipFill>
-                  <a:blip r:embed="rId2">
-                    <a:extLst>
-                      <a:ext uri="{28A0092B-C50C-407E-A947-70E740481C1C}">
-                        <a14:useLocalDpi xmlns:a14="http://schemas.microsoft.com/office/drawing/2010/main" val="0"/>
-                      </a:ext>
-                    </a:extLst>
-                  </a:blip>
-                  <a:srcRect/>
-                  <a:stretch>
-                    <a:fillRect/>
-                  </a:stretch>
-                </pic:blipFill>
-                <pic:spPr bwMode="auto">
-                  <a:xfrm>
-                    <a:off x="0" y="0"/>
-                    <a:ext cx="1857375" cy="476250"/>
-                  </a:xfrm>
-                  <a:prstGeom prst="rect">
-                    <a:avLst/>
-                  </a:prstGeom>
-                  <a:noFill/>
-                  <a:ln>
-                    <a:noFill/>
-                  </a:ln>
-                </pic:spPr>
-              </pic:pic>
-            </a:graphicData>
-          </a:graphic>
-        </wp:inline>
-      </w:drawing>
-    </w:r>
-  </w:p>
-  <w:p>
-    <w:pPr>
-      <w:jc w:val="center"/>
       <w:rPr>
         <w:rFonts w:ascii="Arial" w:hAnsi="Arial" w:cs="Arial"/>
         <w:b/>
-        <w:sz w:val="26"/>
-        <w:szCs w:val="26"/>
+        <w:sz w:val="2"/>
+        <w:szCs w:val="2"/>
       </w:rPr>
     </w:pPr>
   </w:p>
@@ -1757,6 +3179,155 @@
     </w:lvl>
   </w:abstractNum>
   <w:abstractNum w:abstractNumId="4" w15:restartNumberingAfterBreak="0">
+    <w:nsid w:val="20B15CB7"/>
+    <w:multiLevelType w:val="multilevel"/>
+    <w:tmpl w:val="33F4939E"/>
+    <w:lvl w:ilvl="0">
+      <w:start w:val="1"/>
+      <w:numFmt w:val="bullet"/>
+      <w:lvlText w:val=""/>
+      <w:lvlJc w:val="left"/>
+      <w:pPr>
+        <w:tabs>
+          <w:tab w:val="num" w:pos="720"/>
+        </w:tabs>
+        <w:ind w:left="720" w:hanging="360"/>
+      </w:pPr>
+      <w:rPr>
+        <w:rFonts w:ascii="Symbol" w:hAnsi="Symbol" w:hint="default"/>
+        <w:sz w:val="20"/>
+      </w:rPr>
+    </w:lvl>
+    <w:lvl w:ilvl="1" w:tentative="1">
+      <w:start w:val="1"/>
+      <w:numFmt w:val="bullet"/>
+      <w:lvlText w:val="o"/>
+      <w:lvlJc w:val="left"/>
+      <w:pPr>
+        <w:tabs>
+          <w:tab w:val="num" w:pos="1440"/>
+        </w:tabs>
+        <w:ind w:left="1440" w:hanging="360"/>
+      </w:pPr>
+      <w:rPr>
+        <w:rFonts w:ascii="Courier New" w:hAnsi="Courier New" w:hint="default"/>
+        <w:sz w:val="20"/>
+      </w:rPr>
+    </w:lvl>
+    <w:lvl w:ilvl="2" w:tentative="1">
+      <w:start w:val="1"/>
+      <w:numFmt w:val="bullet"/>
+      <w:lvlText w:val=""/>
+      <w:lvlJc w:val="left"/>
+      <w:pPr>
+        <w:tabs>
+          <w:tab w:val="num" w:pos="2160"/>
+        </w:tabs>
+        <w:ind w:left="2160" w:hanging="360"/>
+      </w:pPr>
+      <w:rPr>
+        <w:rFonts w:ascii="Wingdings" w:hAnsi="Wingdings" w:hint="default"/>
+        <w:sz w:val="20"/>
+      </w:rPr>
+    </w:lvl>
+    <w:lvl w:ilvl="3" w:tentative="1">
+      <w:start w:val="1"/>
+      <w:numFmt w:val="bullet"/>
+      <w:lvlText w:val=""/>
+      <w:lvlJc w:val="left"/>
+      <w:pPr>
+        <w:tabs>
+          <w:tab w:val="num" w:pos="2880"/>
+        </w:tabs>
+        <w:ind w:left="2880" w:hanging="360"/>
+      </w:pPr>
+      <w:rPr>
+        <w:rFonts w:ascii="Wingdings" w:hAnsi="Wingdings" w:hint="default"/>
+        <w:sz w:val="20"/>
+      </w:rPr>
+    </w:lvl>
+    <w:lvl w:ilvl="4" w:tentative="1">
+      <w:start w:val="1"/>
+      <w:numFmt w:val="bullet"/>
+      <w:lvlText w:val=""/>
+      <w:lvlJc w:val="left"/>
+      <w:pPr>
+        <w:tabs>
+          <w:tab w:val="num" w:pos="3600"/>
+        </w:tabs>
+        <w:ind w:left="3600" w:hanging="360"/>
+      </w:pPr>
+      <w:rPr>
+        <w:rFonts w:ascii="Wingdings" w:hAnsi="Wingdings" w:hint="default"/>
+        <w:sz w:val="20"/>
+      </w:rPr>
+    </w:lvl>
+    <w:lvl w:ilvl="5" w:tentative="1">
+      <w:start w:val="1"/>
+      <w:numFmt w:val="bullet"/>
+      <w:lvlText w:val=""/>
+      <w:lvlJc w:val="left"/>
+      <w:pPr>
+        <w:tabs>
+          <w:tab w:val="num" w:pos="4320"/>
+        </w:tabs>
+        <w:ind w:left="4320" w:hanging="360"/>
+      </w:pPr>
+      <w:rPr>
+        <w:rFonts w:ascii="Wingdings" w:hAnsi="Wingdings" w:hint="default"/>
+        <w:sz w:val="20"/>
+      </w:rPr>
+    </w:lvl>
+    <w:lvl w:ilvl="6" w:tentative="1">
+      <w:start w:val="1"/>
+      <w:numFmt w:val="bullet"/>
+      <w:lvlText w:val=""/>
+      <w:lvlJc w:val="left"/>
+      <w:pPr>
+        <w:tabs>
+          <w:tab w:val="num" w:pos="5040"/>
+        </w:tabs>
+        <w:ind w:left="5040" w:hanging="360"/>
+      </w:pPr>
+      <w:rPr>
+        <w:rFonts w:ascii="Wingdings" w:hAnsi="Wingdings" w:hint="default"/>
+        <w:sz w:val="20"/>
+      </w:rPr>
+    </w:lvl>
+    <w:lvl w:ilvl="7" w:tentative="1">
+      <w:start w:val="1"/>
+      <w:numFmt w:val="bullet"/>
+      <w:lvlText w:val=""/>
+      <w:lvlJc w:val="left"/>
+      <w:pPr>
+        <w:tabs>
+          <w:tab w:val="num" w:pos="5760"/>
+        </w:tabs>
+        <w:ind w:left="5760" w:hanging="360"/>
+      </w:pPr>
+      <w:rPr>
+        <w:rFonts w:ascii="Wingdings" w:hAnsi="Wingdings" w:hint="default"/>
+        <w:sz w:val="20"/>
+      </w:rPr>
+    </w:lvl>
+    <w:lvl w:ilvl="8" w:tentative="1">
+      <w:start w:val="1"/>
+      <w:numFmt w:val="bullet"/>
+      <w:lvlText w:val=""/>
+      <w:lvlJc w:val="left"/>
+      <w:pPr>
+        <w:tabs>
+          <w:tab w:val="num" w:pos="6480"/>
+        </w:tabs>
+        <w:ind w:left="6480" w:hanging="360"/>
+      </w:pPr>
+      <w:rPr>
+        <w:rFonts w:ascii="Wingdings" w:hAnsi="Wingdings" w:hint="default"/>
+        <w:sz w:val="20"/>
+      </w:rPr>
+    </w:lvl>
+  </w:abstractNum>
+  <w:abstractNum w:abstractNumId="5" w15:restartNumberingAfterBreak="0">
     <w:nsid w:val="2AA254E5"/>
     <w:multiLevelType w:val="hybridMultilevel"/>
     <w:tmpl w:val="9C48F2CC"/>
@@ -1845,7 +3416,7 @@
       </w:pPr>
     </w:lvl>
   </w:abstractNum>
-  <w:abstractNum w:abstractNumId="5" w15:restartNumberingAfterBreak="0">
+  <w:abstractNum w:abstractNumId="6" w15:restartNumberingAfterBreak="0">
     <w:nsid w:val="2AAD7687"/>
     <w:multiLevelType w:val="hybridMultilevel"/>
     <w:tmpl w:val="E3F27ABA"/>
@@ -1934,7 +3505,96 @@
       </w:pPr>
     </w:lvl>
   </w:abstractNum>
-  <w:abstractNum w:abstractNumId="6" w15:restartNumberingAfterBreak="0">
+  <w:abstractNum w:abstractNumId="7" w15:restartNumberingAfterBreak="0">
+    <w:nsid w:val="2FDD7C59"/>
+    <w:multiLevelType w:val="hybridMultilevel"/>
+    <w:tmpl w:val="B13A961A"/>
+    <w:lvl w:ilvl="0" w:tplc="300A000F">
+      <w:start w:val="1"/>
+      <w:numFmt w:val="decimal"/>
+      <w:lvlText w:val="%1."/>
+      <w:lvlJc w:val="left"/>
+      <w:pPr>
+        <w:ind w:left="720" w:hanging="360"/>
+      </w:pPr>
+      <w:rPr>
+        <w:rFonts w:hint="default"/>
+      </w:rPr>
+    </w:lvl>
+    <w:lvl w:ilvl="1" w:tplc="300A0019" w:tentative="1">
+      <w:start w:val="1"/>
+      <w:numFmt w:val="lowerLetter"/>
+      <w:lvlText w:val="%2."/>
+      <w:lvlJc w:val="left"/>
+      <w:pPr>
+        <w:ind w:left="1440" w:hanging="360"/>
+      </w:pPr>
+    </w:lvl>
+    <w:lvl w:ilvl="2" w:tplc="300A001B" w:tentative="1">
+      <w:start w:val="1"/>
+      <w:numFmt w:val="lowerRoman"/>
+      <w:lvlText w:val="%3."/>
+      <w:lvlJc w:val="right"/>
+      <w:pPr>
+        <w:ind w:left="2160" w:hanging="180"/>
+      </w:pPr>
+    </w:lvl>
+    <w:lvl w:ilvl="3" w:tplc="300A000F" w:tentative="1">
+      <w:start w:val="1"/>
+      <w:numFmt w:val="decimal"/>
+      <w:lvlText w:val="%4."/>
+      <w:lvlJc w:val="left"/>
+      <w:pPr>
+        <w:ind w:left="2880" w:hanging="360"/>
+      </w:pPr>
+    </w:lvl>
+    <w:lvl w:ilvl="4" w:tplc="300A0019" w:tentative="1">
+      <w:start w:val="1"/>
+      <w:numFmt w:val="lowerLetter"/>
+      <w:lvlText w:val="%5."/>
+      <w:lvlJc w:val="left"/>
+      <w:pPr>
+        <w:ind w:left="3600" w:hanging="360"/>
+      </w:pPr>
+    </w:lvl>
+    <w:lvl w:ilvl="5" w:tplc="300A001B" w:tentative="1">
+      <w:start w:val="1"/>
+      <w:numFmt w:val="lowerRoman"/>
+      <w:lvlText w:val="%6."/>
+      <w:lvlJc w:val="right"/>
+      <w:pPr>
+        <w:ind w:left="4320" w:hanging="180"/>
+      </w:pPr>
+    </w:lvl>
+    <w:lvl w:ilvl="6" w:tplc="300A000F" w:tentative="1">
+      <w:start w:val="1"/>
+      <w:numFmt w:val="decimal"/>
+      <w:lvlText w:val="%7."/>
+      <w:lvlJc w:val="left"/>
+      <w:pPr>
+        <w:ind w:left="5040" w:hanging="360"/>
+      </w:pPr>
+    </w:lvl>
+    <w:lvl w:ilvl="7" w:tplc="300A0019" w:tentative="1">
+      <w:start w:val="1"/>
+      <w:numFmt w:val="lowerLetter"/>
+      <w:lvlText w:val="%8."/>
+      <w:lvlJc w:val="left"/>
+      <w:pPr>
+        <w:ind w:left="5760" w:hanging="360"/>
+      </w:pPr>
+    </w:lvl>
+    <w:lvl w:ilvl="8" w:tplc="300A001B" w:tentative="1">
+      <w:start w:val="1"/>
+      <w:numFmt w:val="lowerRoman"/>
+      <w:lvlText w:val="%9."/>
+      <w:lvlJc w:val="right"/>
+      <w:pPr>
+        <w:ind w:left="6480" w:hanging="180"/>
+      </w:pPr>
+    </w:lvl>
+  </w:abstractNum>
+  <w:abstractNum w:abstractNumId="8" w15:restartNumberingAfterBreak="0">
     <w:nsid w:val="30252D2D"/>
     <w:multiLevelType w:val="hybridMultilevel"/>
     <w:tmpl w:val="A874E790"/>
@@ -2023,7 +3683,7 @@
       </w:pPr>
     </w:lvl>
   </w:abstractNum>
-  <w:abstractNum w:abstractNumId="7" w15:restartNumberingAfterBreak="0">
+  <w:abstractNum w:abstractNumId="9" w15:restartNumberingAfterBreak="0">
     <w:nsid w:val="32227DA2"/>
     <w:multiLevelType w:val="hybridMultilevel"/>
     <w:tmpl w:val="B07C08A0"/>
@@ -2135,7 +3795,7 @@
       </w:rPr>
     </w:lvl>
   </w:abstractNum>
-  <w:abstractNum w:abstractNumId="8" w15:restartNumberingAfterBreak="0">
+  <w:abstractNum w:abstractNumId="10" w15:restartNumberingAfterBreak="0">
     <w:nsid w:val="355F4C3C"/>
     <w:multiLevelType w:val="hybridMultilevel"/>
     <w:tmpl w:val="D1E4BB76"/>
@@ -2248,7 +3908,7 @@
       </w:rPr>
     </w:lvl>
   </w:abstractNum>
-  <w:abstractNum w:abstractNumId="9" w15:restartNumberingAfterBreak="0">
+  <w:abstractNum w:abstractNumId="11" w15:restartNumberingAfterBreak="0">
     <w:nsid w:val="37B30D19"/>
     <w:multiLevelType w:val="hybridMultilevel"/>
     <w:tmpl w:val="39A493B6"/>
@@ -2360,7 +4020,7 @@
       </w:rPr>
     </w:lvl>
   </w:abstractNum>
-  <w:abstractNum w:abstractNumId="10" w15:restartNumberingAfterBreak="0">
+  <w:abstractNum w:abstractNumId="12" w15:restartNumberingAfterBreak="0">
     <w:nsid w:val="3ADD7423"/>
     <w:multiLevelType w:val="hybridMultilevel"/>
     <w:tmpl w:val="2E2CCA56"/>
@@ -2449,7 +4109,7 @@
       </w:pPr>
     </w:lvl>
   </w:abstractNum>
-  <w:abstractNum w:abstractNumId="11" w15:restartNumberingAfterBreak="0">
+  <w:abstractNum w:abstractNumId="13" w15:restartNumberingAfterBreak="0">
     <w:nsid w:val="3F38191E"/>
     <w:multiLevelType w:val="hybridMultilevel"/>
     <w:tmpl w:val="B542225E"/>
@@ -2562,7 +4222,7 @@
       </w:rPr>
     </w:lvl>
   </w:abstractNum>
-  <w:abstractNum w:abstractNumId="12" w15:restartNumberingAfterBreak="0">
+  <w:abstractNum w:abstractNumId="14" w15:restartNumberingAfterBreak="0">
     <w:nsid w:val="40861966"/>
     <w:multiLevelType w:val="hybridMultilevel"/>
     <w:tmpl w:val="2DA475D4"/>
@@ -2648,7 +4308,7 @@
       </w:pPr>
     </w:lvl>
   </w:abstractNum>
-  <w:abstractNum w:abstractNumId="13" w15:restartNumberingAfterBreak="0">
+  <w:abstractNum w:abstractNumId="15" w15:restartNumberingAfterBreak="0">
     <w:nsid w:val="4DA44224"/>
     <w:multiLevelType w:val="hybridMultilevel"/>
     <w:tmpl w:val="408A6C78"/>
@@ -2761,7 +4421,7 @@
       </w:rPr>
     </w:lvl>
   </w:abstractNum>
-  <w:abstractNum w:abstractNumId="14" w15:restartNumberingAfterBreak="0">
+  <w:abstractNum w:abstractNumId="16" w15:restartNumberingAfterBreak="0">
     <w:nsid w:val="4DC66612"/>
     <w:multiLevelType w:val="hybridMultilevel"/>
     <w:tmpl w:val="3F308D80"/>
@@ -2874,7 +4534,7 @@
       </w:rPr>
     </w:lvl>
   </w:abstractNum>
-  <w:abstractNum w:abstractNumId="15" w15:restartNumberingAfterBreak="0">
+  <w:abstractNum w:abstractNumId="17" w15:restartNumberingAfterBreak="0">
     <w:nsid w:val="54545A1A"/>
     <w:multiLevelType w:val="hybridMultilevel"/>
     <w:tmpl w:val="D9924C80"/>
@@ -2987,7 +4647,7 @@
       </w:rPr>
     </w:lvl>
   </w:abstractNum>
-  <w:abstractNum w:abstractNumId="16" w15:restartNumberingAfterBreak="0">
+  <w:abstractNum w:abstractNumId="18" w15:restartNumberingAfterBreak="0">
     <w:nsid w:val="5ECE41A4"/>
     <w:multiLevelType w:val="hybridMultilevel"/>
     <w:tmpl w:val="1D9A1BC0"/>
@@ -3099,7 +4759,7 @@
       </w:rPr>
     </w:lvl>
   </w:abstractNum>
-  <w:abstractNum w:abstractNumId="17" w15:restartNumberingAfterBreak="0">
+  <w:abstractNum w:abstractNumId="19" w15:restartNumberingAfterBreak="0">
     <w:nsid w:val="63F44CA6"/>
     <w:multiLevelType w:val="hybridMultilevel"/>
     <w:tmpl w:val="95069528"/>
@@ -3211,7 +4871,7 @@
       </w:rPr>
     </w:lvl>
   </w:abstractNum>
-  <w:abstractNum w:abstractNumId="18" w15:restartNumberingAfterBreak="0">
+  <w:abstractNum w:abstractNumId="20" w15:restartNumberingAfterBreak="0">
     <w:nsid w:val="6DC43A3B"/>
     <w:multiLevelType w:val="hybridMultilevel"/>
     <w:tmpl w:val="63F2C982"/>
@@ -3323,11 +4983,124 @@
       </w:rPr>
     </w:lvl>
   </w:abstractNum>
+  <w:abstractNum w:abstractNumId="21" w15:restartNumberingAfterBreak="0">
+    <w:nsid w:val="71454762"/>
+    <w:multiLevelType w:val="hybridMultilevel"/>
+    <w:tmpl w:val="66FEA94C"/>
+    <w:lvl w:ilvl="0" w:tplc="300A0001">
+      <w:start w:val="1"/>
+      <w:numFmt w:val="bullet"/>
+      <w:lvlText w:val=""/>
+      <w:lvlJc w:val="left"/>
+      <w:pPr>
+        <w:ind w:left="720" w:hanging="360"/>
+      </w:pPr>
+      <w:rPr>
+        <w:rFonts w:ascii="Symbol" w:hAnsi="Symbol" w:hint="default"/>
+      </w:rPr>
+    </w:lvl>
+    <w:lvl w:ilvl="1" w:tplc="300A0003" w:tentative="1">
+      <w:start w:val="1"/>
+      <w:numFmt w:val="bullet"/>
+      <w:lvlText w:val="o"/>
+      <w:lvlJc w:val="left"/>
+      <w:pPr>
+        <w:ind w:left="1440" w:hanging="360"/>
+      </w:pPr>
+      <w:rPr>
+        <w:rFonts w:ascii="Courier New" w:hAnsi="Courier New" w:cs="Courier New" w:hint="default"/>
+      </w:rPr>
+    </w:lvl>
+    <w:lvl w:ilvl="2" w:tplc="300A0005" w:tentative="1">
+      <w:start w:val="1"/>
+      <w:numFmt w:val="bullet"/>
+      <w:lvlText w:val=""/>
+      <w:lvlJc w:val="left"/>
+      <w:pPr>
+        <w:ind w:left="2160" w:hanging="360"/>
+      </w:pPr>
+      <w:rPr>
+        <w:rFonts w:ascii="Wingdings" w:hAnsi="Wingdings" w:hint="default"/>
+      </w:rPr>
+    </w:lvl>
+    <w:lvl w:ilvl="3" w:tplc="300A0001" w:tentative="1">
+      <w:start w:val="1"/>
+      <w:numFmt w:val="bullet"/>
+      <w:lvlText w:val=""/>
+      <w:lvlJc w:val="left"/>
+      <w:pPr>
+        <w:ind w:left="2880" w:hanging="360"/>
+      </w:pPr>
+      <w:rPr>
+        <w:rFonts w:ascii="Symbol" w:hAnsi="Symbol" w:hint="default"/>
+      </w:rPr>
+    </w:lvl>
+    <w:lvl w:ilvl="4" w:tplc="300A0003" w:tentative="1">
+      <w:start w:val="1"/>
+      <w:numFmt w:val="bullet"/>
+      <w:lvlText w:val="o"/>
+      <w:lvlJc w:val="left"/>
+      <w:pPr>
+        <w:ind w:left="3600" w:hanging="360"/>
+      </w:pPr>
+      <w:rPr>
+        <w:rFonts w:ascii="Courier New" w:hAnsi="Courier New" w:cs="Courier New" w:hint="default"/>
+      </w:rPr>
+    </w:lvl>
+    <w:lvl w:ilvl="5" w:tplc="300A0005" w:tentative="1">
+      <w:start w:val="1"/>
+      <w:numFmt w:val="bullet"/>
+      <w:lvlText w:val=""/>
+      <w:lvlJc w:val="left"/>
+      <w:pPr>
+        <w:ind w:left="4320" w:hanging="360"/>
+      </w:pPr>
+      <w:rPr>
+        <w:rFonts w:ascii="Wingdings" w:hAnsi="Wingdings" w:hint="default"/>
+      </w:rPr>
+    </w:lvl>
+    <w:lvl w:ilvl="6" w:tplc="300A0001" w:tentative="1">
+      <w:start w:val="1"/>
+      <w:numFmt w:val="bullet"/>
+      <w:lvlText w:val=""/>
+      <w:lvlJc w:val="left"/>
+      <w:pPr>
+        <w:ind w:left="5040" w:hanging="360"/>
+      </w:pPr>
+      <w:rPr>
+        <w:rFonts w:ascii="Symbol" w:hAnsi="Symbol" w:hint="default"/>
+      </w:rPr>
+    </w:lvl>
+    <w:lvl w:ilvl="7" w:tplc="300A0003" w:tentative="1">
+      <w:start w:val="1"/>
+      <w:numFmt w:val="bullet"/>
+      <w:lvlText w:val="o"/>
+      <w:lvlJc w:val="left"/>
+      <w:pPr>
+        <w:ind w:left="5760" w:hanging="360"/>
+      </w:pPr>
+      <w:rPr>
+        <w:rFonts w:ascii="Courier New" w:hAnsi="Courier New" w:cs="Courier New" w:hint="default"/>
+      </w:rPr>
+    </w:lvl>
+    <w:lvl w:ilvl="8" w:tplc="300A0005" w:tentative="1">
+      <w:start w:val="1"/>
+      <w:numFmt w:val="bullet"/>
+      <w:lvlText w:val=""/>
+      <w:lvlJc w:val="left"/>
+      <w:pPr>
+        <w:ind w:left="6480" w:hanging="360"/>
+      </w:pPr>
+      <w:rPr>
+        <w:rFonts w:ascii="Wingdings" w:hAnsi="Wingdings" w:hint="default"/>
+      </w:rPr>
+    </w:lvl>
+  </w:abstractNum>
   <w:num w:numId="1" w16cid:durableId="94399976">
-    <w:abstractNumId w:val="15"/>
+    <w:abstractNumId w:val="17"/>
   </w:num>
   <w:num w:numId="2" w16cid:durableId="547373282">
-    <w:abstractNumId w:val="7"/>
+    <w:abstractNumId w:val="9"/>
   </w:num>
   <w:num w:numId="3" w16cid:durableId="1807894307">
     <w:abstractNumId w:val="1"/>
@@ -3336,40 +5109,40 @@
     <w:abstractNumId w:val="0"/>
   </w:num>
   <w:num w:numId="5" w16cid:durableId="1411273880">
-    <w:abstractNumId w:val="5"/>
+    <w:abstractNumId w:val="6"/>
   </w:num>
   <w:num w:numId="6" w16cid:durableId="434716607">
-    <w:abstractNumId w:val="9"/>
+    <w:abstractNumId w:val="11"/>
   </w:num>
   <w:num w:numId="7" w16cid:durableId="1161699833">
+    <w:abstractNumId w:val="20"/>
+  </w:num>
+  <w:num w:numId="8" w16cid:durableId="1925799003">
+    <w:abstractNumId w:val="8"/>
+  </w:num>
+  <w:num w:numId="9" w16cid:durableId="1502356467">
+    <w:abstractNumId w:val="12"/>
+  </w:num>
+  <w:num w:numId="10" w16cid:durableId="1372149889">
+    <w:abstractNumId w:val="13"/>
+  </w:num>
+  <w:num w:numId="11" w16cid:durableId="398091176">
     <w:abstractNumId w:val="18"/>
   </w:num>
-  <w:num w:numId="8" w16cid:durableId="1925799003">
-    <w:abstractNumId w:val="6"/>
+  <w:num w:numId="12" w16cid:durableId="1894072941">
+    <w:abstractNumId w:val="19"/>
   </w:num>
-  <w:num w:numId="9" w16cid:durableId="1502356467">
+  <w:num w:numId="13" w16cid:durableId="447894887">
+    <w:abstractNumId w:val="16"/>
+  </w:num>
+  <w:num w:numId="14" w16cid:durableId="701127590">
     <w:abstractNumId w:val="10"/>
   </w:num>
-  <w:num w:numId="10" w16cid:durableId="1372149889">
-    <w:abstractNumId w:val="11"/>
-  </w:num>
-  <w:num w:numId="11" w16cid:durableId="398091176">
-    <w:abstractNumId w:val="16"/>
-  </w:num>
-  <w:num w:numId="12" w16cid:durableId="1894072941">
-    <w:abstractNumId w:val="17"/>
-  </w:num>
-  <w:num w:numId="13" w16cid:durableId="447894887">
-    <w:abstractNumId w:val="14"/>
-  </w:num>
-  <w:num w:numId="14" w16cid:durableId="701127590">
-    <w:abstractNumId w:val="8"/>
-  </w:num>
   <w:num w:numId="15" w16cid:durableId="710496914">
-    <w:abstractNumId w:val="13"/>
+    <w:abstractNumId w:val="15"/>
   </w:num>
   <w:num w:numId="16" w16cid:durableId="1695881194">
-    <w:abstractNumId w:val="4"/>
+    <w:abstractNumId w:val="5"/>
   </w:num>
   <w:num w:numId="17" w16cid:durableId="823619502">
     <w:abstractNumId w:val="3"/>
@@ -3381,9 +5154,26 @@
     <w:abstractNumId w:val="2"/>
   </w:num>
   <w:num w:numId="20" w16cid:durableId="1903250744">
-    <w:abstractNumId w:val="12"/>
+    <w:abstractNumId w:val="14"/>
+  </w:num>
+  <w:num w:numId="21" w16cid:durableId="1250889080">
+    <w:abstractNumId w:val="7"/>
+  </w:num>
+  <w:num w:numId="22" w16cid:durableId="1470443605">
+    <w:abstractNumId w:val="21"/>
+  </w:num>
+  <w:num w:numId="23" w16cid:durableId="1619215294">
+    <w:abstractNumId w:val="4"/>
   </w:num>
 </w:numbering>
+</file>
+
+<file path=word/people.xml><?xml version="1.0" encoding="utf-8"?>
+<w15:people xmlns:wpc="http://schemas.microsoft.com/office/word/2010/wordprocessingCanvas" xmlns:cx="http://schemas.microsoft.com/office/drawing/2014/chartex" xmlns:cx1="http://schemas.microsoft.com/office/drawing/2015/9/8/chartex" xmlns:cx2="http://schemas.microsoft.com/office/drawing/2015/10/21/chartex" xmlns:cx3="http://schemas.microsoft.com/office/drawing/2016/5/9/chartex" xmlns:cx4="http://schemas.microsoft.com/office/drawing/2016/5/10/chartex" xmlns:cx5="http://schemas.microsoft.com/office/drawing/2016/5/11/chartex" xmlns:cx6="http://schemas.microsoft.com/office/drawing/2016/5/12/chartex" xmlns:cx7="http://schemas.microsoft.com/office/drawing/2016/5/13/chartex" xmlns:cx8="http://schemas.microsoft.com/office/drawing/2016/5/14/chartex" xmlns:mc="http://schemas.openxmlformats.org/markup-compatibility/2006" xmlns:aink="http://schemas.microsoft.com/office/drawing/2016/ink" xmlns:am3d="http://schemas.microsoft.com/office/drawing/2017/model3d" xmlns:o="urn:schemas-microsoft-com:office:office" xmlns:oel="http://schemas.microsoft.com/office/2019/extlst" xmlns:r="http://schemas.openxmlformats.org/officeDocument/2006/relationships" xmlns:m="http://schemas.openxmlformats.org/officeDocument/2006/math" xmlns:v="urn:schemas-microsoft-com:vml" xmlns:wp14="http://schemas.microsoft.com/office/word/2010/wordprocessingDrawing" xmlns:wp="http://schemas.openxmlformats.org/drawingml/2006/wordprocessingDrawing" xmlns:w10="urn:schemas-microsoft-com:office:word" xmlns:w="http://schemas.openxmlformats.org/wordprocessingml/2006/main" xmlns:w14="http://schemas.microsoft.com/office/word/2010/wordml" xmlns:w15="http://schemas.microsoft.com/office/word/2012/wordml" xmlns:w16cex="http://schemas.microsoft.com/office/word/2018/wordml/cex" xmlns:w16cid="http://schemas.microsoft.com/office/word/2016/wordml/cid" xmlns:w16="http://schemas.microsoft.com/office/word/2018/wordml" xmlns:w16du="http://schemas.microsoft.com/office/word/2023/wordml/word16du" xmlns:w16sdtdh="http://schemas.microsoft.com/office/word/2020/wordml/sdtdatahash" xmlns:w16sdtfl="http://schemas.microsoft.com/office/word/2024/wordml/sdtformatlock" xmlns:w16se="http://schemas.microsoft.com/office/word/2015/wordml/symex" xmlns:wpg="http://schemas.microsoft.com/office/word/2010/wordprocessingGroup" xmlns:wpi="http://schemas.microsoft.com/office/word/2010/wordprocessingInk" xmlns:wne="http://schemas.microsoft.com/office/word/2006/wordml" xmlns:wps="http://schemas.microsoft.com/office/word/2010/wordprocessingShape" mc:Ignorable="w14 w15 w16se w16cid w16 w16cex w16sdtdh w16sdtfl w16du wp14">
+  <w15:person w15:author="Rodriguez Diego">
+    <w15:presenceInfo w15:providerId="AD" w15:userId="S::drodriguez@fias.org.ec::dda8884d-f80f-4faf-9106-38081e540a93"/>
+  </w15:person>
+</w15:people>
 </file>
 
 <file path=word/styles.xml><?xml version="1.0" encoding="utf-8"?>
@@ -4027,731 +5817,6 @@
 </w:styles>
 </file>
 
-<file path=word/glossary/document.xml><?xml version="1.0" encoding="utf-8"?>
-<w:glossaryDocument xmlns:wpc="http://schemas.microsoft.com/office/word/2010/wordprocessingCanvas" xmlns:cx="http://schemas.microsoft.com/office/drawing/2014/chartex" xmlns:cx1="http://schemas.microsoft.com/office/drawing/2015/9/8/chartex" xmlns:cx2="http://schemas.microsoft.com/office/drawing/2015/10/21/chartex" xmlns:cx3="http://schemas.microsoft.com/office/drawing/2016/5/9/chartex" xmlns:cx4="http://schemas.microsoft.com/office/drawing/2016/5/10/chartex" xmlns:cx5="http://schemas.microsoft.com/office/drawing/2016/5/11/chartex" xmlns:cx6="http://schemas.microsoft.com/office/drawing/2016/5/12/chartex" xmlns:cx7="http://schemas.microsoft.com/office/drawing/2016/5/13/chartex" xmlns:cx8="http://schemas.microsoft.com/office/drawing/2016/5/14/chartex" xmlns:mc="http://schemas.openxmlformats.org/markup-compatibility/2006" xmlns:aink="http://schemas.microsoft.com/office/drawing/2016/ink" xmlns:am3d="http://schemas.microsoft.com/office/drawing/2017/model3d" xmlns:o="urn:schemas-microsoft-com:office:office" xmlns:oel="http://schemas.microsoft.com/office/2019/extlst" xmlns:r="http://schemas.openxmlformats.org/officeDocument/2006/relationships" xmlns:m="http://schemas.openxmlformats.org/officeDocument/2006/math" xmlns:v="urn:schemas-microsoft-com:vml" xmlns:wp14="http://schemas.microsoft.com/office/word/2010/wordprocessingDrawing" xmlns:wp="http://schemas.openxmlformats.org/drawingml/2006/wordprocessingDrawing" xmlns:w10="urn:schemas-microsoft-com:office:word" xmlns:w="http://schemas.openxmlformats.org/wordprocessingml/2006/main" xmlns:w14="http://schemas.microsoft.com/office/word/2010/wordml" xmlns:w15="http://schemas.microsoft.com/office/word/2012/wordml" xmlns:w16cex="http://schemas.microsoft.com/office/word/2018/wordml/cex" xmlns:w16cid="http://schemas.microsoft.com/office/word/2016/wordml/cid" xmlns:w16="http://schemas.microsoft.com/office/word/2018/wordml" xmlns:w16du="http://schemas.microsoft.com/office/word/2023/wordml/word16du" xmlns:w16sdtdh="http://schemas.microsoft.com/office/word/2020/wordml/sdtdatahash" xmlns:w16sdtfl="http://schemas.microsoft.com/office/word/2024/wordml/sdtformatlock" xmlns:w16se="http://schemas.microsoft.com/office/word/2015/wordml/symex" xmlns:wpg="http://schemas.microsoft.com/office/word/2010/wordprocessingGroup" xmlns:wpi="http://schemas.microsoft.com/office/word/2010/wordprocessingInk" xmlns:wne="http://schemas.microsoft.com/office/word/2006/wordml" xmlns:wps="http://schemas.microsoft.com/office/word/2010/wordprocessingShape" mc:Ignorable="w14 w15 w16se w16cid w16 w16cex w16sdtdh w16sdtfl w16du wp14">
-  <w:docParts>
-    <w:docPart>
-      <w:docPartPr>
-        <w:name w:val="40E328AA18CC4708905E1A885BB88AA2"/>
-        <w:category>
-          <w:name w:val="General"/>
-          <w:gallery w:val="placeholder"/>
-        </w:category>
-        <w:types>
-          <w:type w:val="bbPlcHdr"/>
-        </w:types>
-        <w:behaviors>
-          <w:behavior w:val="content"/>
-        </w:behaviors>
-        <w:guid w:val="{6651BD06-27B4-419B-92ED-3A771007296C}"/>
-      </w:docPartPr>
-      <w:docPartBody>
-        <w:p>
-          <w:pPr>
-            <w:pStyle w:val="40E328AA18CC4708905E1A885BB88AA2"/>
-          </w:pPr>
-          <w:r>
-            <w:rPr>
-              <w:rStyle w:val="Textodelmarcadordeposicin"/>
-            </w:rPr>
-            <w:t>Elija un elemento.</w:t>
-          </w:r>
-        </w:p>
-      </w:docPartBody>
-    </w:docPart>
-    <w:docPart>
-      <w:docPartPr>
-        <w:name w:val="D7E570C8EF9543BAAAE1E52E81A7E8D3"/>
-        <w:category>
-          <w:name w:val="General"/>
-          <w:gallery w:val="placeholder"/>
-        </w:category>
-        <w:types>
-          <w:type w:val="bbPlcHdr"/>
-        </w:types>
-        <w:behaviors>
-          <w:behavior w:val="content"/>
-        </w:behaviors>
-        <w:guid w:val="{DB4A647E-AC43-4AFA-8973-8BFB62E027DC}"/>
-      </w:docPartPr>
-      <w:docPartBody>
-        <w:p>
-          <w:pPr>
-            <w:pStyle w:val="D7E570C8EF9543BAAAE1E52E81A7E8D3"/>
-          </w:pPr>
-          <w:r>
-            <w:rPr>
-              <w:rStyle w:val="Textodelmarcadordeposicin"/>
-            </w:rPr>
-            <w:t>Elija un elemento.</w:t>
-          </w:r>
-        </w:p>
-      </w:docPartBody>
-    </w:docPart>
-    <w:docPart>
-      <w:docPartPr>
-        <w:name w:val="3139C6E1AD6E4AA1A73AA2B7658C89DF"/>
-        <w:category>
-          <w:name w:val="General"/>
-          <w:gallery w:val="placeholder"/>
-        </w:category>
-        <w:types>
-          <w:type w:val="bbPlcHdr"/>
-        </w:types>
-        <w:behaviors>
-          <w:behavior w:val="content"/>
-        </w:behaviors>
-        <w:guid w:val="{49485E64-D723-4AED-8B04-355497A49DBA}"/>
-      </w:docPartPr>
-      <w:docPartBody>
-        <w:p>
-          <w:pPr>
-            <w:pStyle w:val="3139C6E1AD6E4AA1A73AA2B7658C89DF"/>
-          </w:pPr>
-          <w:r>
-            <w:rPr>
-              <w:rStyle w:val="Textodelmarcadordeposicin"/>
-            </w:rPr>
-            <w:t>Elija un elemento.</w:t>
-          </w:r>
-        </w:p>
-      </w:docPartBody>
-    </w:docPart>
-  </w:docParts>
-</w:glossaryDocument>
-</file>
-
-<file path=word/glossary/fontTable.xml><?xml version="1.0" encoding="utf-8"?>
-<w:fonts xmlns:mc="http://schemas.openxmlformats.org/markup-compatibility/2006" xmlns:r="http://schemas.openxmlformats.org/officeDocument/2006/relationships" xmlns:w="http://schemas.openxmlformats.org/wordprocessingml/2006/main" xmlns:w14="http://schemas.microsoft.com/office/word/2010/wordml" xmlns:w15="http://schemas.microsoft.com/office/word/2012/wordml" xmlns:w16cex="http://schemas.microsoft.com/office/word/2018/wordml/cex" xmlns:w16cid="http://schemas.microsoft.com/office/word/2016/wordml/cid" xmlns:w16="http://schemas.microsoft.com/office/word/2018/wordml" xmlns:w16du="http://schemas.microsoft.com/office/word/2023/wordml/word16du" xmlns:w16sdtdh="http://schemas.microsoft.com/office/word/2020/wordml/sdtdatahash" xmlns:w16sdtfl="http://schemas.microsoft.com/office/word/2024/wordml/sdtformatlock" xmlns:w16se="http://schemas.microsoft.com/office/word/2015/wordml/symex" mc:Ignorable="w14 w15 w16se w16cid w16 w16cex w16sdtdh w16sdtfl w16du">
-  <w:font w:name="Garamond">
-    <w:altName w:val="Cambria"/>
-    <w:panose1 w:val="02020404030301010803"/>
-    <w:charset w:val="00"/>
-    <w:family w:val="roman"/>
-    <w:pitch w:val="variable"/>
-    <w:sig w:usb0="00000287" w:usb1="00000000" w:usb2="00000000" w:usb3="00000000" w:csb0="0000009F" w:csb1="00000000"/>
-  </w:font>
-  <w:font w:name="MS Mincho">
-    <w:panose1 w:val="02020609040205080304"/>
-    <w:charset w:val="80"/>
-    <w:family w:val="modern"/>
-    <w:pitch w:val="fixed"/>
-    <w:sig w:usb0="E00002FF" w:usb1="6AC7FDFB" w:usb2="08000012" w:usb3="00000000" w:csb0="0002009F" w:csb1="00000000"/>
-  </w:font>
-  <w:font w:name="Times New Roman">
-    <w:panose1 w:val="02020603050405020304"/>
-    <w:charset w:val="00"/>
-    <w:family w:val="roman"/>
-    <w:pitch w:val="variable"/>
-    <w:sig w:usb0="E0002EFF" w:usb1="C000785B" w:usb2="00000009" w:usb3="00000000" w:csb0="000001FF" w:csb1="00000000"/>
-  </w:font>
-  <w:font w:name="Courier New">
-    <w:panose1 w:val="02070309020205020404"/>
-    <w:charset w:val="00"/>
-    <w:family w:val="modern"/>
-    <w:pitch w:val="fixed"/>
-    <w:sig w:usb0="E0002EFF" w:usb1="C0007843" w:usb2="00000009" w:usb3="00000000" w:csb0="000001FF" w:csb1="00000000"/>
-  </w:font>
-  <w:font w:name="Wingdings">
-    <w:panose1 w:val="05000000000000000000"/>
-    <w:charset w:val="02"/>
-    <w:family w:val="auto"/>
-    <w:pitch w:val="variable"/>
-    <w:sig w:usb0="00000000" w:usb1="10000000" w:usb2="00000000" w:usb3="00000000" w:csb0="80000000" w:csb1="00000000"/>
-  </w:font>
-  <w:font w:name="Symbol">
-    <w:panose1 w:val="05050102010706020507"/>
-    <w:charset w:val="02"/>
-    <w:family w:val="roman"/>
-    <w:pitch w:val="variable"/>
-    <w:sig w:usb0="00000000" w:usb1="10000000" w:usb2="00000000" w:usb3="00000000" w:csb0="80000000" w:csb1="00000000"/>
-  </w:font>
-  <w:font w:name="Arial">
-    <w:panose1 w:val="020B0604020202020204"/>
-    <w:charset w:val="00"/>
-    <w:family w:val="swiss"/>
-    <w:pitch w:val="variable"/>
-    <w:sig w:usb0="E0002EFF" w:usb1="C000785B" w:usb2="00000009" w:usb3="00000000" w:csb0="000001FF" w:csb1="00000000"/>
-  </w:font>
-  <w:font w:name="Cambria">
-    <w:panose1 w:val="02040503050406030204"/>
-    <w:charset w:val="00"/>
-    <w:family w:val="roman"/>
-    <w:pitch w:val="variable"/>
-    <w:sig w:usb0="E00006FF" w:usb1="420024FF" w:usb2="02000000" w:usb3="00000000" w:csb0="0000019F" w:csb1="00000000"/>
-  </w:font>
-  <w:font w:name="Lucida Grande">
-    <w:altName w:val="Segoe UI"/>
-    <w:charset w:val="00"/>
-    <w:family w:val="auto"/>
-    <w:pitch w:val="variable"/>
-    <w:sig w:usb0="00000000" w:usb1="5000A1FF" w:usb2="00000000" w:usb3="00000000" w:csb0="000001BF" w:csb1="00000000"/>
-  </w:font>
-  <w:font w:name="Titillium Web">
-    <w:panose1 w:val="00000500000000000000"/>
-    <w:charset w:val="00"/>
-    <w:family w:val="auto"/>
-    <w:pitch w:val="variable"/>
-    <w:sig w:usb0="00000007" w:usb1="00000001" w:usb2="00000000" w:usb3="00000000" w:csb0="00000093" w:csb1="00000000"/>
-  </w:font>
-  <w:font w:name="Calibri">
-    <w:panose1 w:val="020F0502020204030204"/>
-    <w:charset w:val="00"/>
-    <w:family w:val="swiss"/>
-    <w:pitch w:val="variable"/>
-    <w:sig w:usb0="E4002EFF" w:usb1="C000247B" w:usb2="00000009" w:usb3="00000000" w:csb0="000001FF" w:csb1="00000000"/>
-  </w:font>
-  <w:font w:name="Aptos Display">
-    <w:charset w:val="00"/>
-    <w:family w:val="swiss"/>
-    <w:pitch w:val="variable"/>
-    <w:sig w:usb0="20000287" w:usb1="00000003" w:usb2="00000000" w:usb3="00000000" w:csb0="0000019F" w:csb1="00000000"/>
-  </w:font>
-  <w:font w:name="Aptos">
-    <w:charset w:val="00"/>
-    <w:family w:val="swiss"/>
-    <w:pitch w:val="variable"/>
-    <w:sig w:usb0="20000287" w:usb1="00000003" w:usb2="00000000" w:usb3="00000000" w:csb0="0000019F" w:csb1="00000000"/>
-  </w:font>
-</w:fonts>
-</file>
-
-<file path=word/glossary/settings.xml><?xml version="1.0" encoding="utf-8"?>
-<w:settings xmlns:mc="http://schemas.openxmlformats.org/markup-compatibility/2006" xmlns:o="urn:schemas-microsoft-com:office:office" xmlns:r="http://schemas.openxmlformats.org/officeDocument/2006/relationships" xmlns:m="http://schemas.openxmlformats.org/officeDocument/2006/math" xmlns:v="urn:schemas-microsoft-com:vml" xmlns:w10="urn:schemas-microsoft-com:office:word" xmlns:w="http://schemas.openxmlformats.org/wordprocessingml/2006/main" xmlns:w14="http://schemas.microsoft.com/office/word/2010/wordml" xmlns:w15="http://schemas.microsoft.com/office/word/2012/wordml" xmlns:w16cex="http://schemas.microsoft.com/office/word/2018/wordml/cex" xmlns:w16cid="http://schemas.microsoft.com/office/word/2016/wordml/cid" xmlns:w16="http://schemas.microsoft.com/office/word/2018/wordml" xmlns:w16du="http://schemas.microsoft.com/office/word/2023/wordml/word16du" xmlns:w16sdtdh="http://schemas.microsoft.com/office/word/2020/wordml/sdtdatahash" xmlns:w16sdtfl="http://schemas.microsoft.com/office/word/2024/wordml/sdtformatlock" xmlns:w16se="http://schemas.microsoft.com/office/word/2015/wordml/symex" xmlns:sl="http://schemas.openxmlformats.org/schemaLibrary/2006/main" mc:Ignorable="w14 w15 w16se w16cid w16 w16cex w16sdtdh w16sdtfl w16du">
-  <w:view w:val="normal"/>
-  <w:revisionView w:insDel="0" w:formatting="0"/>
-  <w:defaultTabStop w:val="708"/>
-  <w:hyphenationZone w:val="425"/>
-  <w:characterSpacingControl w:val="doNotCompress"/>
-  <w:compat>
-    <w:useFELayout/>
-    <w:compatSetting w:name="compatibilityMode" w:uri="http://schemas.microsoft.com/office/word" w:val="15"/>
-    <w:compatSetting w:name="overrideTableStyleFontSizeAndJustification" w:uri="http://schemas.microsoft.com/office/word" w:val="1"/>
-    <w:compatSetting w:name="enableOpenTypeFeatures" w:uri="http://schemas.microsoft.com/office/word" w:val="1"/>
-    <w:compatSetting w:name="doNotFlipMirrorIndents" w:uri="http://schemas.microsoft.com/office/word" w:val="1"/>
-    <w:compatSetting w:name="differentiateMultirowTableHeaders" w:uri="http://schemas.microsoft.com/office/word" w:val="1"/>
-    <w:compatSetting w:name="useWord2013TrackBottomHyphenation" w:uri="http://schemas.microsoft.com/office/word" w:val="0"/>
-  </w:compat>
-  <w:rsids>
-    <w:rsidRoot w:val="001B0E98"/>
-    <w:rsid w:val="00004813"/>
-    <w:rsid w:val="001B0E98"/>
-    <w:rsid w:val="001D2848"/>
-    <w:rsid w:val="002B1763"/>
-    <w:rsid w:val="005D3922"/>
-    <w:rsid w:val="0061129E"/>
-    <w:rsid w:val="00762361"/>
-    <w:rsid w:val="00896054"/>
-    <w:rsid w:val="008D1DA4"/>
-    <w:rsid w:val="00A03C80"/>
-    <w:rsid w:val="00A568A9"/>
-    <w:rsid w:val="00AC028B"/>
-    <w:rsid w:val="00B15228"/>
-    <w:rsid w:val="00B5674E"/>
-    <w:rsid w:val="00B9376D"/>
-    <w:rsid w:val="00C00BD1"/>
-    <w:rsid w:val="00D230FF"/>
-    <w:rsid w:val="00DD1E15"/>
-    <w:rsid w:val="00EF21B0"/>
-    <w:rsid w:val="00F46033"/>
-  </w:rsids>
-  <m:mathPr>
-    <m:mathFont m:val="Cambria Math"/>
-    <m:brkBin m:val="before"/>
-    <m:brkBinSub m:val="--"/>
-    <m:smallFrac m:val="0"/>
-    <m:dispDef/>
-    <m:lMargin m:val="0"/>
-    <m:rMargin m:val="0"/>
-    <m:defJc m:val="centerGroup"/>
-    <m:wrapIndent m:val="1440"/>
-    <m:intLim m:val="subSup"/>
-    <m:naryLim m:val="undOvr"/>
-  </m:mathPr>
-  <w:themeFontLang w:val="es-EC"/>
-  <w:clrSchemeMapping w:bg1="light1" w:t1="dark1" w:bg2="light2" w:t2="dark2" w:accent1="accent1" w:accent2="accent2" w:accent3="accent3" w:accent4="accent4" w:accent5="accent5" w:accent6="accent6" w:hyperlink="hyperlink" w:followedHyperlink="followedHyperlink"/>
-  <w:decimalSymbol w:val=","/>
-  <w:listSeparator w:val=";"/>
-  <w15:chartTrackingRefBased/>
-</w:settings>
-</file>
-
-<file path=word/glossary/styles.xml><?xml version="1.0" encoding="utf-8"?>
-<w:styles xmlns:mc="http://schemas.openxmlformats.org/markup-compatibility/2006" xmlns:r="http://schemas.openxmlformats.org/officeDocument/2006/relationships" xmlns:w="http://schemas.openxmlformats.org/wordprocessingml/2006/main" xmlns:w14="http://schemas.microsoft.com/office/word/2010/wordml" xmlns:w15="http://schemas.microsoft.com/office/word/2012/wordml" xmlns:w16cex="http://schemas.microsoft.com/office/word/2018/wordml/cex" xmlns:w16cid="http://schemas.microsoft.com/office/word/2016/wordml/cid" xmlns:w16="http://schemas.microsoft.com/office/word/2018/wordml" xmlns:w16du="http://schemas.microsoft.com/office/word/2023/wordml/word16du" xmlns:w16sdtdh="http://schemas.microsoft.com/office/word/2020/wordml/sdtdatahash" xmlns:w16sdtfl="http://schemas.microsoft.com/office/word/2024/wordml/sdtformatlock" xmlns:w16se="http://schemas.microsoft.com/office/word/2015/wordml/symex" mc:Ignorable="w14 w15 w16se w16cid w16 w16cex w16sdtdh w16sdtfl w16du">
-  <w:docDefaults>
-    <w:rPrDefault>
-      <w:rPr>
-        <w:rFonts w:asciiTheme="minorHAnsi" w:eastAsiaTheme="minorEastAsia" w:hAnsiTheme="minorHAnsi" w:cstheme="minorBidi"/>
-        <w:kern w:val="2"/>
-        <w:sz w:val="24"/>
-        <w:szCs w:val="24"/>
-        <w:lang w:val="es-EC" w:eastAsia="es-EC" w:bidi="ar-SA"/>
-        <w14:ligatures w14:val="standardContextual"/>
-      </w:rPr>
-    </w:rPrDefault>
-    <w:pPrDefault>
-      <w:pPr>
-        <w:spacing w:after="160" w:line="278" w:lineRule="auto"/>
-      </w:pPr>
-    </w:pPrDefault>
-  </w:docDefaults>
-  <w:latentStyles w:defLockedState="0" w:defUIPriority="99" w:defSemiHidden="0" w:defUnhideWhenUsed="0" w:defQFormat="0" w:count="376">
-    <w:lsdException w:name="Normal" w:uiPriority="0" w:qFormat="1"/>
-    <w:lsdException w:name="heading 1" w:uiPriority="9" w:qFormat="1"/>
-    <w:lsdException w:name="heading 2" w:semiHidden="1" w:uiPriority="9" w:unhideWhenUsed="1" w:qFormat="1"/>
-    <w:lsdException w:name="heading 3" w:semiHidden="1" w:uiPriority="9" w:unhideWhenUsed="1" w:qFormat="1"/>
-    <w:lsdException w:name="heading 4" w:semiHidden="1" w:uiPriority="9" w:unhideWhenUsed="1" w:qFormat="1"/>
-    <w:lsdException w:name="heading 5" w:semiHidden="1" w:uiPriority="9" w:unhideWhenUsed="1" w:qFormat="1"/>
-    <w:lsdException w:name="heading 6" w:semiHidden="1" w:uiPriority="9" w:unhideWhenUsed="1" w:qFormat="1"/>
-    <w:lsdException w:name="heading 7" w:semiHidden="1" w:uiPriority="9" w:unhideWhenUsed="1" w:qFormat="1"/>
-    <w:lsdException w:name="heading 8" w:semiHidden="1" w:uiPriority="9" w:unhideWhenUsed="1" w:qFormat="1"/>
-    <w:lsdException w:name="heading 9" w:semiHidden="1" w:uiPriority="9" w:unhideWhenUsed="1" w:qFormat="1"/>
-    <w:lsdException w:name="index 1" w:semiHidden="1" w:unhideWhenUsed="1"/>
-    <w:lsdException w:name="index 2" w:semiHidden="1" w:unhideWhenUsed="1"/>
-    <w:lsdException w:name="index 3" w:semiHidden="1" w:unhideWhenUsed="1"/>
-    <w:lsdException w:name="index 4" w:semiHidden="1" w:unhideWhenUsed="1"/>
-    <w:lsdException w:name="index 5" w:semiHidden="1" w:unhideWhenUsed="1"/>
-    <w:lsdException w:name="index 6" w:semiHidden="1" w:unhideWhenUsed="1"/>
-    <w:lsdException w:name="index 7" w:semiHidden="1" w:unhideWhenUsed="1"/>
-    <w:lsdException w:name="index 8" w:semiHidden="1" w:unhideWhenUsed="1"/>
-    <w:lsdException w:name="index 9" w:semiHidden="1" w:unhideWhenUsed="1"/>
-    <w:lsdException w:name="toc 1" w:semiHidden="1" w:uiPriority="39" w:unhideWhenUsed="1"/>
-    <w:lsdException w:name="toc 2" w:semiHidden="1" w:uiPriority="39" w:unhideWhenUsed="1"/>
-    <w:lsdException w:name="toc 3" w:semiHidden="1" w:uiPriority="39" w:unhideWhenUsed="1"/>
-    <w:lsdException w:name="toc 4" w:semiHidden="1" w:uiPriority="39" w:unhideWhenUsed="1"/>
-    <w:lsdException w:name="toc 5" w:semiHidden="1" w:uiPriority="39" w:unhideWhenUsed="1"/>
-    <w:lsdException w:name="toc 6" w:semiHidden="1" w:uiPriority="39" w:unhideWhenUsed="1"/>
-    <w:lsdException w:name="toc 7" w:semiHidden="1" w:uiPriority="39" w:unhideWhenUsed="1"/>
-    <w:lsdException w:name="toc 8" w:semiHidden="1" w:uiPriority="39" w:unhideWhenUsed="1"/>
-    <w:lsdException w:name="toc 9" w:semiHidden="1" w:uiPriority="39" w:unhideWhenUsed="1"/>
-    <w:lsdException w:name="Normal Indent" w:semiHidden="1" w:unhideWhenUsed="1"/>
-    <w:lsdException w:name="footnote text" w:semiHidden="1" w:unhideWhenUsed="1"/>
-    <w:lsdException w:name="annotation text" w:semiHidden="1" w:unhideWhenUsed="1"/>
-    <w:lsdException w:name="header" w:semiHidden="1" w:unhideWhenUsed="1"/>
-    <w:lsdException w:name="footer" w:semiHidden="1" w:unhideWhenUsed="1"/>
-    <w:lsdException w:name="index heading" w:semiHidden="1" w:unhideWhenUsed="1"/>
-    <w:lsdException w:name="caption" w:semiHidden="1" w:uiPriority="35" w:unhideWhenUsed="1" w:qFormat="1"/>
-    <w:lsdException w:name="table of figures" w:semiHidden="1" w:unhideWhenUsed="1"/>
-    <w:lsdException w:name="envelope address" w:semiHidden="1" w:unhideWhenUsed="1"/>
-    <w:lsdException w:name="envelope return" w:semiHidden="1" w:unhideWhenUsed="1"/>
-    <w:lsdException w:name="footnote reference" w:semiHidden="1" w:unhideWhenUsed="1"/>
-    <w:lsdException w:name="annotation reference" w:semiHidden="1" w:unhideWhenUsed="1"/>
-    <w:lsdException w:name="line number" w:semiHidden="1" w:unhideWhenUsed="1"/>
-    <w:lsdException w:name="page number" w:semiHidden="1" w:unhideWhenUsed="1"/>
-    <w:lsdException w:name="endnote reference" w:semiHidden="1" w:unhideWhenUsed="1"/>
-    <w:lsdException w:name="endnote text" w:semiHidden="1" w:unhideWhenUsed="1"/>
-    <w:lsdException w:name="table of authorities" w:semiHidden="1" w:unhideWhenUsed="1"/>
-    <w:lsdException w:name="macro" w:semiHidden="1" w:unhideWhenUsed="1"/>
-    <w:lsdException w:name="toa heading" w:semiHidden="1" w:unhideWhenUsed="1"/>
-    <w:lsdException w:name="List" w:semiHidden="1" w:unhideWhenUsed="1"/>
-    <w:lsdException w:name="List Bullet" w:semiHidden="1" w:unhideWhenUsed="1"/>
-    <w:lsdException w:name="List Number" w:semiHidden="1" w:unhideWhenUsed="1"/>
-    <w:lsdException w:name="List 2" w:semiHidden="1" w:unhideWhenUsed="1"/>
-    <w:lsdException w:name="List 3" w:semiHidden="1" w:unhideWhenUsed="1"/>
-    <w:lsdException w:name="List 4" w:semiHidden="1" w:unhideWhenUsed="1"/>
-    <w:lsdException w:name="List 5" w:semiHidden="1" w:unhideWhenUsed="1"/>
-    <w:lsdException w:name="List Bullet 2" w:semiHidden="1" w:unhideWhenUsed="1"/>
-    <w:lsdException w:name="List Bullet 3" w:semiHidden="1" w:unhideWhenUsed="1"/>
-    <w:lsdException w:name="List Bullet 4" w:semiHidden="1" w:unhideWhenUsed="1"/>
-    <w:lsdException w:name="List Bullet 5" w:semiHidden="1" w:unhideWhenUsed="1"/>
-    <w:lsdException w:name="List Number 2" w:semiHidden="1" w:unhideWhenUsed="1"/>
-    <w:lsdException w:name="List Number 3" w:semiHidden="1" w:unhideWhenUsed="1"/>
-    <w:lsdException w:name="List Number 4" w:semiHidden="1" w:unhideWhenUsed="1"/>
-    <w:lsdException w:name="List Number 5" w:semiHidden="1" w:unhideWhenUsed="1"/>
-    <w:lsdException w:name="Title" w:uiPriority="10" w:qFormat="1"/>
-    <w:lsdException w:name="Closing" w:semiHidden="1" w:unhideWhenUsed="1"/>
-    <w:lsdException w:name="Signature" w:semiHidden="1" w:unhideWhenUsed="1"/>
-    <w:lsdException w:name="Default Paragraph Font" w:semiHidden="1" w:uiPriority="1" w:unhideWhenUsed="1"/>
-    <w:lsdException w:name="Body Text" w:semiHidden="1" w:unhideWhenUsed="1"/>
-    <w:lsdException w:name="Body Text Indent" w:semiHidden="1" w:unhideWhenUsed="1"/>
-    <w:lsdException w:name="List Continue" w:semiHidden="1" w:unhideWhenUsed="1"/>
-    <w:lsdException w:name="List Continue 2" w:semiHidden="1" w:unhideWhenUsed="1"/>
-    <w:lsdException w:name="List Continue 3" w:semiHidden="1" w:unhideWhenUsed="1"/>
-    <w:lsdException w:name="List Continue 4" w:semiHidden="1" w:unhideWhenUsed="1"/>
-    <w:lsdException w:name="List Continue 5" w:semiHidden="1" w:unhideWhenUsed="1"/>
-    <w:lsdException w:name="Message Header" w:semiHidden="1" w:unhideWhenUsed="1"/>
-    <w:lsdException w:name="Subtitle" w:uiPriority="11" w:qFormat="1"/>
-    <w:lsdException w:name="Salutation" w:semiHidden="1" w:unhideWhenUsed="1"/>
-    <w:lsdException w:name="Date" w:semiHidden="1" w:unhideWhenUsed="1"/>
-    <w:lsdException w:name="Body Text First Indent" w:semiHidden="1" w:unhideWhenUsed="1"/>
-    <w:lsdException w:name="Body Text First Indent 2" w:semiHidden="1" w:unhideWhenUsed="1"/>
-    <w:lsdException w:name="Note Heading" w:semiHidden="1" w:unhideWhenUsed="1"/>
-    <w:lsdException w:name="Body Text 2" w:semiHidden="1" w:unhideWhenUsed="1"/>
-    <w:lsdException w:name="Body Text 3" w:semiHidden="1" w:unhideWhenUsed="1"/>
-    <w:lsdException w:name="Body Text Indent 2" w:semiHidden="1" w:unhideWhenUsed="1"/>
-    <w:lsdException w:name="Body Text Indent 3" w:semiHidden="1" w:unhideWhenUsed="1"/>
-    <w:lsdException w:name="Block Text" w:semiHidden="1" w:unhideWhenUsed="1"/>
-    <w:lsdException w:name="Hyperlink" w:semiHidden="1" w:unhideWhenUsed="1"/>
-    <w:lsdException w:name="FollowedHyperlink" w:semiHidden="1" w:unhideWhenUsed="1"/>
-    <w:lsdException w:name="Strong" w:uiPriority="22" w:qFormat="1"/>
-    <w:lsdException w:name="Emphasis" w:uiPriority="20" w:qFormat="1"/>
-    <w:lsdException w:name="Document Map" w:semiHidden="1" w:unhideWhenUsed="1"/>
-    <w:lsdException w:name="Plain Text" w:semiHidden="1" w:unhideWhenUsed="1"/>
-    <w:lsdException w:name="E-mail Signature" w:semiHidden="1" w:unhideWhenUsed="1"/>
-    <w:lsdException w:name="HTML Top of Form" w:semiHidden="1" w:unhideWhenUsed="1"/>
-    <w:lsdException w:name="HTML Bottom of Form" w:semiHidden="1" w:unhideWhenUsed="1"/>
-    <w:lsdException w:name="Normal (Web)" w:semiHidden="1" w:unhideWhenUsed="1"/>
-    <w:lsdException w:name="HTML Acronym" w:semiHidden="1" w:unhideWhenUsed="1"/>
-    <w:lsdException w:name="HTML Address" w:semiHidden="1" w:unhideWhenUsed="1"/>
-    <w:lsdException w:name="HTML Cite" w:semiHidden="1" w:unhideWhenUsed="1"/>
-    <w:lsdException w:name="HTML Code" w:semiHidden="1" w:unhideWhenUsed="1"/>
-    <w:lsdException w:name="HTML Definition" w:semiHidden="1" w:unhideWhenUsed="1"/>
-    <w:lsdException w:name="HTML Keyboard" w:semiHidden="1" w:unhideWhenUsed="1"/>
-    <w:lsdException w:name="HTML Preformatted" w:semiHidden="1" w:unhideWhenUsed="1"/>
-    <w:lsdException w:name="HTML Sample" w:semiHidden="1" w:unhideWhenUsed="1"/>
-    <w:lsdException w:name="HTML Typewriter" w:semiHidden="1" w:unhideWhenUsed="1"/>
-    <w:lsdException w:name="HTML Variable" w:semiHidden="1" w:unhideWhenUsed="1"/>
-    <w:lsdException w:name="Normal Table" w:semiHidden="1" w:unhideWhenUsed="1"/>
-    <w:lsdException w:name="annotation subject" w:semiHidden="1" w:unhideWhenUsed="1"/>
-    <w:lsdException w:name="No List" w:semiHidden="1" w:unhideWhenUsed="1"/>
-    <w:lsdException w:name="Outline List 1" w:semiHidden="1" w:unhideWhenUsed="1"/>
-    <w:lsdException w:name="Outline List 2" w:semiHidden="1" w:unhideWhenUsed="1"/>
-    <w:lsdException w:name="Outline List 3" w:semiHidden="1" w:unhideWhenUsed="1"/>
-    <w:lsdException w:name="Table Simple 1" w:semiHidden="1" w:unhideWhenUsed="1"/>
-    <w:lsdException w:name="Table Simple 2" w:semiHidden="1" w:unhideWhenUsed="1"/>
-    <w:lsdException w:name="Table Simple 3" w:semiHidden="1" w:unhideWhenUsed="1"/>
-    <w:lsdException w:name="Table Classic 1" w:semiHidden="1" w:unhideWhenUsed="1"/>
-    <w:lsdException w:name="Table Classic 2" w:semiHidden="1" w:unhideWhenUsed="1"/>
-    <w:lsdException w:name="Table Classic 3" w:semiHidden="1" w:unhideWhenUsed="1"/>
-    <w:lsdException w:name="Table Classic 4" w:semiHidden="1" w:unhideWhenUsed="1"/>
-    <w:lsdException w:name="Table Colorful 1" w:semiHidden="1" w:unhideWhenUsed="1"/>
-    <w:lsdException w:name="Table Colorful 2" w:semiHidden="1" w:unhideWhenUsed="1"/>
-    <w:lsdException w:name="Table Colorful 3" w:semiHidden="1" w:unhideWhenUsed="1"/>
-    <w:lsdException w:name="Table Columns 1" w:semiHidden="1" w:unhideWhenUsed="1"/>
-    <w:lsdException w:name="Table Columns 2" w:semiHidden="1" w:unhideWhenUsed="1"/>
-    <w:lsdException w:name="Table Columns 3" w:semiHidden="1" w:unhideWhenUsed="1"/>
-    <w:lsdException w:name="Table Columns 4" w:semiHidden="1" w:unhideWhenUsed="1"/>
-    <w:lsdException w:name="Table Columns 5" w:semiHidden="1" w:unhideWhenUsed="1"/>
-    <w:lsdException w:name="Table Grid 1" w:semiHidden="1" w:unhideWhenUsed="1"/>
-    <w:lsdException w:name="Table Grid 2" w:semiHidden="1" w:unhideWhenUsed="1"/>
-    <w:lsdException w:name="Table Grid 3" w:semiHidden="1" w:unhideWhenUsed="1"/>
-    <w:lsdException w:name="Table Grid 4" w:semiHidden="1" w:unhideWhenUsed="1"/>
-    <w:lsdException w:name="Table Grid 5" w:semiHidden="1" w:unhideWhenUsed="1"/>
-    <w:lsdException w:name="Table Grid 6" w:semiHidden="1" w:unhideWhenUsed="1"/>
-    <w:lsdException w:name="Table Grid 7" w:semiHidden="1" w:unhideWhenUsed="1"/>
-    <w:lsdException w:name="Table Grid 8" w:semiHidden="1" w:unhideWhenUsed="1"/>
-    <w:lsdException w:name="Table List 1" w:semiHidden="1" w:unhideWhenUsed="1"/>
-    <w:lsdException w:name="Table List 2" w:semiHidden="1" w:unhideWhenUsed="1"/>
-    <w:lsdException w:name="Table List 3" w:semiHidden="1" w:unhideWhenUsed="1"/>
-    <w:lsdException w:name="Table List 4" w:semiHidden="1" w:unhideWhenUsed="1"/>
-    <w:lsdException w:name="Table List 5" w:semiHidden="1" w:unhideWhenUsed="1"/>
-    <w:lsdException w:name="Table List 6" w:semiHidden="1" w:unhideWhenUsed="1"/>
-    <w:lsdException w:name="Table List 7" w:semiHidden="1" w:unhideWhenUsed="1"/>
-    <w:lsdException w:name="Table List 8" w:semiHidden="1" w:unhideWhenUsed="1"/>
-    <w:lsdException w:name="Table 3D effects 1" w:semiHidden="1" w:unhideWhenUsed="1"/>
-    <w:lsdException w:name="Table 3D effects 2" w:semiHidden="1" w:unhideWhenUsed="1"/>
-    <w:lsdException w:name="Table 3D effects 3" w:semiHidden="1" w:unhideWhenUsed="1"/>
-    <w:lsdException w:name="Table Contemporary" w:semiHidden="1" w:unhideWhenUsed="1"/>
-    <w:lsdException w:name="Table Elegant" w:semiHidden="1" w:unhideWhenUsed="1"/>
-    <w:lsdException w:name="Table Professional" w:semiHidden="1" w:unhideWhenUsed="1"/>
-    <w:lsdException w:name="Table Subtle 1" w:semiHidden="1" w:unhideWhenUsed="1"/>
-    <w:lsdException w:name="Table Subtle 2" w:semiHidden="1" w:unhideWhenUsed="1"/>
-    <w:lsdException w:name="Table Web 1" w:semiHidden="1" w:unhideWhenUsed="1"/>
-    <w:lsdException w:name="Table Web 2" w:semiHidden="1" w:unhideWhenUsed="1"/>
-    <w:lsdException w:name="Table Web 3" w:semiHidden="1" w:unhideWhenUsed="1"/>
-    <w:lsdException w:name="Balloon Text" w:semiHidden="1" w:unhideWhenUsed="1"/>
-    <w:lsdException w:name="Table Grid" w:uiPriority="39"/>
-    <w:lsdException w:name="Table Theme" w:semiHidden="1" w:unhideWhenUsed="1"/>
-    <w:lsdException w:name="Placeholder Text" w:semiHidden="1"/>
-    <w:lsdException w:name="No Spacing" w:uiPriority="1" w:qFormat="1"/>
-    <w:lsdException w:name="Light Shading" w:uiPriority="60"/>
-    <w:lsdException w:name="Light List" w:uiPriority="61"/>
-    <w:lsdException w:name="Light Grid" w:uiPriority="62"/>
-    <w:lsdException w:name="Medium Shading 1" w:uiPriority="63"/>
-    <w:lsdException w:name="Medium Shading 2" w:uiPriority="64"/>
-    <w:lsdException w:name="Medium List 1" w:uiPriority="65"/>
-    <w:lsdException w:name="Medium List 2" w:uiPriority="66"/>
-    <w:lsdException w:name="Medium Grid 1" w:uiPriority="67"/>
-    <w:lsdException w:name="Medium Grid 2" w:uiPriority="68"/>
-    <w:lsdException w:name="Medium Grid 3" w:uiPriority="69"/>
-    <w:lsdException w:name="Dark List" w:uiPriority="70"/>
-    <w:lsdException w:name="Colorful Shading" w:uiPriority="71"/>
-    <w:lsdException w:name="Colorful List" w:uiPriority="72"/>
-    <w:lsdException w:name="Colorful Grid" w:uiPriority="73"/>
-    <w:lsdException w:name="Light Shading Accent 1" w:uiPriority="60"/>
-    <w:lsdException w:name="Light List Accent 1" w:uiPriority="61"/>
-    <w:lsdException w:name="Light Grid Accent 1" w:uiPriority="62"/>
-    <w:lsdException w:name="Medium Shading 1 Accent 1" w:uiPriority="63"/>
-    <w:lsdException w:name="Medium Shading 2 Accent 1" w:uiPriority="64"/>
-    <w:lsdException w:name="Medium List 1 Accent 1" w:uiPriority="65"/>
-    <w:lsdException w:name="Revision" w:semiHidden="1"/>
-    <w:lsdException w:name="List Paragraph" w:uiPriority="34" w:qFormat="1"/>
-    <w:lsdException w:name="Quote" w:uiPriority="29" w:qFormat="1"/>
-    <w:lsdException w:name="Intense Quote" w:uiPriority="30" w:qFormat="1"/>
-    <w:lsdException w:name="Medium List 2 Accent 1" w:uiPriority="66"/>
-    <w:lsdException w:name="Medium Grid 1 Accent 1" w:uiPriority="67"/>
-    <w:lsdException w:name="Medium Grid 2 Accent 1" w:uiPriority="68"/>
-    <w:lsdException w:name="Medium Grid 3 Accent 1" w:uiPriority="69"/>
-    <w:lsdException w:name="Dark List Accent 1" w:uiPriority="70"/>
-    <w:lsdException w:name="Colorful Shading Accent 1" w:uiPriority="71"/>
-    <w:lsdException w:name="Colorful List Accent 1" w:uiPriority="72"/>
-    <w:lsdException w:name="Colorful Grid Accent 1" w:uiPriority="73"/>
-    <w:lsdException w:name="Light Shading Accent 2" w:uiPriority="60"/>
-    <w:lsdException w:name="Light List Accent 2" w:uiPriority="61"/>
-    <w:lsdException w:name="Light Grid Accent 2" w:uiPriority="62"/>
-    <w:lsdException w:name="Medium Shading 1 Accent 2" w:uiPriority="63"/>
-    <w:lsdException w:name="Medium Shading 2 Accent 2" w:uiPriority="64"/>
-    <w:lsdException w:name="Medium List 1 Accent 2" w:uiPriority="65"/>
-    <w:lsdException w:name="Medium List 2 Accent 2" w:uiPriority="66"/>
-    <w:lsdException w:name="Medium Grid 1 Accent 2" w:uiPriority="67"/>
-    <w:lsdException w:name="Medium Grid 2 Accent 2" w:uiPriority="68"/>
-    <w:lsdException w:name="Medium Grid 3 Accent 2" w:uiPriority="69"/>
-    <w:lsdException w:name="Dark List Accent 2" w:uiPriority="70"/>
-    <w:lsdException w:name="Colorful Shading Accent 2" w:uiPriority="71"/>
-    <w:lsdException w:name="Colorful List Accent 2" w:uiPriority="72"/>
-    <w:lsdException w:name="Colorful Grid Accent 2" w:uiPriority="73"/>
-    <w:lsdException w:name="Light Shading Accent 3" w:uiPriority="60"/>
-    <w:lsdException w:name="Light List Accent 3" w:uiPriority="61"/>
-    <w:lsdException w:name="Light Grid Accent 3" w:uiPriority="62"/>
-    <w:lsdException w:name="Medium Shading 1 Accent 3" w:uiPriority="63"/>
-    <w:lsdException w:name="Medium Shading 2 Accent 3" w:uiPriority="64"/>
-    <w:lsdException w:name="Medium List 1 Accent 3" w:uiPriority="65"/>
-    <w:lsdException w:name="Medium List 2 Accent 3" w:uiPriority="66"/>
-    <w:lsdException w:name="Medium Grid 1 Accent 3" w:uiPriority="67"/>
-    <w:lsdException w:name="Medium Grid 2 Accent 3" w:uiPriority="68"/>
-    <w:lsdException w:name="Medium Grid 3 Accent 3" w:uiPriority="69"/>
-    <w:lsdException w:name="Dark List Accent 3" w:uiPriority="70"/>
-    <w:lsdException w:name="Colorful Shading Accent 3" w:uiPriority="71"/>
-    <w:lsdException w:name="Colorful List Accent 3" w:uiPriority="72"/>
-    <w:lsdException w:name="Colorful Grid Accent 3" w:uiPriority="73"/>
-    <w:lsdException w:name="Light Shading Accent 4" w:uiPriority="60"/>
-    <w:lsdException w:name="Light List Accent 4" w:uiPriority="61"/>
-    <w:lsdException w:name="Light Grid Accent 4" w:uiPriority="62"/>
-    <w:lsdException w:name="Medium Shading 1 Accent 4" w:uiPriority="63"/>
-    <w:lsdException w:name="Medium Shading 2 Accent 4" w:uiPriority="64"/>
-    <w:lsdException w:name="Medium List 1 Accent 4" w:uiPriority="65"/>
-    <w:lsdException w:name="Medium List 2 Accent 4" w:uiPriority="66"/>
-    <w:lsdException w:name="Medium Grid 1 Accent 4" w:uiPriority="67"/>
-    <w:lsdException w:name="Medium Grid 2 Accent 4" w:uiPriority="68"/>
-    <w:lsdException w:name="Medium Grid 3 Accent 4" w:uiPriority="69"/>
-    <w:lsdException w:name="Dark List Accent 4" w:uiPriority="70"/>
-    <w:lsdException w:name="Colorful Shading Accent 4" w:uiPriority="71"/>
-    <w:lsdException w:name="Colorful List Accent 4" w:uiPriority="72"/>
-    <w:lsdException w:name="Colorful Grid Accent 4" w:uiPriority="73"/>
-    <w:lsdException w:name="Light Shading Accent 5" w:uiPriority="60"/>
-    <w:lsdException w:name="Light List Accent 5" w:uiPriority="61"/>
-    <w:lsdException w:name="Light Grid Accent 5" w:uiPriority="62"/>
-    <w:lsdException w:name="Medium Shading 1 Accent 5" w:uiPriority="63"/>
-    <w:lsdException w:name="Medium Shading 2 Accent 5" w:uiPriority="64"/>
-    <w:lsdException w:name="Medium List 1 Accent 5" w:uiPriority="65"/>
-    <w:lsdException w:name="Medium List 2 Accent 5" w:uiPriority="66"/>
-    <w:lsdException w:name="Medium Grid 1 Accent 5" w:uiPriority="67"/>
-    <w:lsdException w:name="Medium Grid 2 Accent 5" w:uiPriority="68"/>
-    <w:lsdException w:name="Medium Grid 3 Accent 5" w:uiPriority="69"/>
-    <w:lsdException w:name="Dark List Accent 5" w:uiPriority="70"/>
-    <w:lsdException w:name="Colorful Shading Accent 5" w:uiPriority="71"/>
-    <w:lsdException w:name="Colorful List Accent 5" w:uiPriority="72"/>
-    <w:lsdException w:name="Colorful Grid Accent 5" w:uiPriority="73"/>
-    <w:lsdException w:name="Light Shading Accent 6" w:uiPriority="60"/>
-    <w:lsdException w:name="Light List Accent 6" w:uiPriority="61"/>
-    <w:lsdException w:name="Light Grid Accent 6" w:uiPriority="62"/>
-    <w:lsdException w:name="Medium Shading 1 Accent 6" w:uiPriority="63"/>
-    <w:lsdException w:name="Medium Shading 2 Accent 6" w:uiPriority="64"/>
-    <w:lsdException w:name="Medium List 1 Accent 6" w:uiPriority="65"/>
-    <w:lsdException w:name="Medium List 2 Accent 6" w:uiPriority="66"/>
-    <w:lsdException w:name="Medium Grid 1 Accent 6" w:uiPriority="67"/>
-    <w:lsdException w:name="Medium Grid 2 Accent 6" w:uiPriority="68"/>
-    <w:lsdException w:name="Medium Grid 3 Accent 6" w:uiPriority="69"/>
-    <w:lsdException w:name="Dark List Accent 6" w:uiPriority="70"/>
-    <w:lsdException w:name="Colorful Shading Accent 6" w:uiPriority="71"/>
-    <w:lsdException w:name="Colorful List Accent 6" w:uiPriority="72"/>
-    <w:lsdException w:name="Colorful Grid Accent 6" w:uiPriority="73"/>
-    <w:lsdException w:name="Subtle Emphasis" w:uiPriority="19" w:qFormat="1"/>
-    <w:lsdException w:name="Intense Emphasis" w:uiPriority="21" w:qFormat="1"/>
-    <w:lsdException w:name="Subtle Reference" w:uiPriority="31" w:qFormat="1"/>
-    <w:lsdException w:name="Intense Reference" w:uiPriority="32" w:qFormat="1"/>
-    <w:lsdException w:name="Book Title" w:uiPriority="33" w:qFormat="1"/>
-    <w:lsdException w:name="Bibliography" w:semiHidden="1" w:uiPriority="37" w:unhideWhenUsed="1"/>
-    <w:lsdException w:name="TOC Heading" w:semiHidden="1" w:uiPriority="39" w:unhideWhenUsed="1" w:qFormat="1"/>
-    <w:lsdException w:name="Plain Table 1" w:uiPriority="41"/>
-    <w:lsdException w:name="Plain Table 2" w:uiPriority="42"/>
-    <w:lsdException w:name="Plain Table 3" w:uiPriority="43"/>
-    <w:lsdException w:name="Plain Table 4" w:uiPriority="44"/>
-    <w:lsdException w:name="Plain Table 5" w:uiPriority="45"/>
-    <w:lsdException w:name="Grid Table Light" w:uiPriority="40"/>
-    <w:lsdException w:name="Grid Table 1 Light" w:uiPriority="46"/>
-    <w:lsdException w:name="Grid Table 2" w:uiPriority="47"/>
-    <w:lsdException w:name="Grid Table 3" w:uiPriority="48"/>
-    <w:lsdException w:name="Grid Table 4" w:uiPriority="49"/>
-    <w:lsdException w:name="Grid Table 5 Dark" w:uiPriority="50"/>
-    <w:lsdException w:name="Grid Table 6 Colorful" w:uiPriority="51"/>
-    <w:lsdException w:name="Grid Table 7 Colorful" w:uiPriority="52"/>
-    <w:lsdException w:name="Grid Table 1 Light Accent 1" w:uiPriority="46"/>
-    <w:lsdException w:name="Grid Table 2 Accent 1" w:uiPriority="47"/>
-    <w:lsdException w:name="Grid Table 3 Accent 1" w:uiPriority="48"/>
-    <w:lsdException w:name="Grid Table 4 Accent 1" w:uiPriority="49"/>
-    <w:lsdException w:name="Grid Table 5 Dark Accent 1" w:uiPriority="50"/>
-    <w:lsdException w:name="Grid Table 6 Colorful Accent 1" w:uiPriority="51"/>
-    <w:lsdException w:name="Grid Table 7 Colorful Accent 1" w:uiPriority="52"/>
-    <w:lsdException w:name="Grid Table 1 Light Accent 2" w:uiPriority="46"/>
-    <w:lsdException w:name="Grid Table 2 Accent 2" w:uiPriority="47"/>
-    <w:lsdException w:name="Grid Table 3 Accent 2" w:uiPriority="48"/>
-    <w:lsdException w:name="Grid Table 4 Accent 2" w:uiPriority="49"/>
-    <w:lsdException w:name="Grid Table 5 Dark Accent 2" w:uiPriority="50"/>
-    <w:lsdException w:name="Grid Table 6 Colorful Accent 2" w:uiPriority="51"/>
-    <w:lsdException w:name="Grid Table 7 Colorful Accent 2" w:uiPriority="52"/>
-    <w:lsdException w:name="Grid Table 1 Light Accent 3" w:uiPriority="46"/>
-    <w:lsdException w:name="Grid Table 2 Accent 3" w:uiPriority="47"/>
-    <w:lsdException w:name="Grid Table 3 Accent 3" w:uiPriority="48"/>
-    <w:lsdException w:name="Grid Table 4 Accent 3" w:uiPriority="49"/>
-    <w:lsdException w:name="Grid Table 5 Dark Accent 3" w:uiPriority="50"/>
-    <w:lsdException w:name="Grid Table 6 Colorful Accent 3" w:uiPriority="51"/>
-    <w:lsdException w:name="Grid Table 7 Colorful Accent 3" w:uiPriority="52"/>
-    <w:lsdException w:name="Grid Table 1 Light Accent 4" w:uiPriority="46"/>
-    <w:lsdException w:name="Grid Table 2 Accent 4" w:uiPriority="47"/>
-    <w:lsdException w:name="Grid Table 3 Accent 4" w:uiPriority="48"/>
-    <w:lsdException w:name="Grid Table 4 Accent 4" w:uiPriority="49"/>
-    <w:lsdException w:name="Grid Table 5 Dark Accent 4" w:uiPriority="50"/>
-    <w:lsdException w:name="Grid Table 6 Colorful Accent 4" w:uiPriority="51"/>
-    <w:lsdException w:name="Grid Table 7 Colorful Accent 4" w:uiPriority="52"/>
-    <w:lsdException w:name="Grid Table 1 Light Accent 5" w:uiPriority="46"/>
-    <w:lsdException w:name="Grid Table 2 Accent 5" w:uiPriority="47"/>
-    <w:lsdException w:name="Grid Table 3 Accent 5" w:uiPriority="48"/>
-    <w:lsdException w:name="Grid Table 4 Accent 5" w:uiPriority="49"/>
-    <w:lsdException w:name="Grid Table 5 Dark Accent 5" w:uiPriority="50"/>
-    <w:lsdException w:name="Grid Table 6 Colorful Accent 5" w:uiPriority="51"/>
-    <w:lsdException w:name="Grid Table 7 Colorful Accent 5" w:uiPriority="52"/>
-    <w:lsdException w:name="Grid Table 1 Light Accent 6" w:uiPriority="46"/>
-    <w:lsdException w:name="Grid Table 2 Accent 6" w:uiPriority="47"/>
-    <w:lsdException w:name="Grid Table 3 Accent 6" w:uiPriority="48"/>
-    <w:lsdException w:name="Grid Table 4 Accent 6" w:uiPriority="49"/>
-    <w:lsdException w:name="Grid Table 5 Dark Accent 6" w:uiPriority="50"/>
-    <w:lsdException w:name="Grid Table 6 Colorful Accent 6" w:uiPriority="51"/>
-    <w:lsdException w:name="Grid Table 7 Colorful Accent 6" w:uiPriority="52"/>
-    <w:lsdException w:name="List Table 1 Light" w:uiPriority="46"/>
-    <w:lsdException w:name="List Table 2" w:uiPriority="47"/>
-    <w:lsdException w:name="List Table 3" w:uiPriority="48"/>
-    <w:lsdException w:name="List Table 4" w:uiPriority="49"/>
-    <w:lsdException w:name="List Table 5 Dark" w:uiPriority="50"/>
-    <w:lsdException w:name="List Table 6 Colorful" w:uiPriority="51"/>
-    <w:lsdException w:name="List Table 7 Colorful" w:uiPriority="52"/>
-    <w:lsdException w:name="List Table 1 Light Accent 1" w:uiPriority="46"/>
-    <w:lsdException w:name="List Table 2 Accent 1" w:uiPriority="47"/>
-    <w:lsdException w:name="List Table 3 Accent 1" w:uiPriority="48"/>
-    <w:lsdException w:name="List Table 4 Accent 1" w:uiPriority="49"/>
-    <w:lsdException w:name="List Table 5 Dark Accent 1" w:uiPriority="50"/>
-    <w:lsdException w:name="List Table 6 Colorful Accent 1" w:uiPriority="51"/>
-    <w:lsdException w:name="List Table 7 Colorful Accent 1" w:uiPriority="52"/>
-    <w:lsdException w:name="List Table 1 Light Accent 2" w:uiPriority="46"/>
-    <w:lsdException w:name="List Table 2 Accent 2" w:uiPriority="47"/>
-    <w:lsdException w:name="List Table 3 Accent 2" w:uiPriority="48"/>
-    <w:lsdException w:name="List Table 4 Accent 2" w:uiPriority="49"/>
-    <w:lsdException w:name="List Table 5 Dark Accent 2" w:uiPriority="50"/>
-    <w:lsdException w:name="List Table 6 Colorful Accent 2" w:uiPriority="51"/>
-    <w:lsdException w:name="List Table 7 Colorful Accent 2" w:uiPriority="52"/>
-    <w:lsdException w:name="List Table 1 Light Accent 3" w:uiPriority="46"/>
-    <w:lsdException w:name="List Table 2 Accent 3" w:uiPriority="47"/>
-    <w:lsdException w:name="List Table 3 Accent 3" w:uiPriority="48"/>
-    <w:lsdException w:name="List Table 4 Accent 3" w:uiPriority="49"/>
-    <w:lsdException w:name="List Table 5 Dark Accent 3" w:uiPriority="50"/>
-    <w:lsdException w:name="List Table 6 Colorful Accent 3" w:uiPriority="51"/>
-    <w:lsdException w:name="List Table 7 Colorful Accent 3" w:uiPriority="52"/>
-    <w:lsdException w:name="List Table 1 Light Accent 4" w:uiPriority="46"/>
-    <w:lsdException w:name="List Table 2 Accent 4" w:uiPriority="47"/>
-    <w:lsdException w:name="List Table 3 Accent 4" w:uiPriority="48"/>
-    <w:lsdException w:name="List Table 4 Accent 4" w:uiPriority="49"/>
-    <w:lsdException w:name="List Table 5 Dark Accent 4" w:uiPriority="50"/>
-    <w:lsdException w:name="List Table 6 Colorful Accent 4" w:uiPriority="51"/>
-    <w:lsdException w:name="List Table 7 Colorful Accent 4" w:uiPriority="52"/>
-    <w:lsdException w:name="List Table 1 Light Accent 5" w:uiPriority="46"/>
-    <w:lsdException w:name="List Table 2 Accent 5" w:uiPriority="47"/>
-    <w:lsdException w:name="List Table 3 Accent 5" w:uiPriority="48"/>
-    <w:lsdException w:name="List Table 4 Accent 5" w:uiPriority="49"/>
-    <w:lsdException w:name="List Table 5 Dark Accent 5" w:uiPriority="50"/>
-    <w:lsdException w:name="List Table 6 Colorful Accent 5" w:uiPriority="51"/>
-    <w:lsdException w:name="List Table 7 Colorful Accent 5" w:uiPriority="52"/>
-    <w:lsdException w:name="List Table 1 Light Accent 6" w:uiPriority="46"/>
-    <w:lsdException w:name="List Table 2 Accent 6" w:uiPriority="47"/>
-    <w:lsdException w:name="List Table 3 Accent 6" w:uiPriority="48"/>
-    <w:lsdException w:name="List Table 4 Accent 6" w:uiPriority="49"/>
-    <w:lsdException w:name="List Table 5 Dark Accent 6" w:uiPriority="50"/>
-    <w:lsdException w:name="List Table 6 Colorful Accent 6" w:uiPriority="51"/>
-    <w:lsdException w:name="List Table 7 Colorful Accent 6" w:uiPriority="52"/>
-    <w:lsdException w:name="Mention" w:semiHidden="1" w:unhideWhenUsed="1"/>
-    <w:lsdException w:name="Smart Hyperlink" w:semiHidden="1" w:unhideWhenUsed="1"/>
-    <w:lsdException w:name="Hashtag" w:semiHidden="1" w:unhideWhenUsed="1"/>
-    <w:lsdException w:name="Unresolved Mention" w:semiHidden="1" w:unhideWhenUsed="1"/>
-    <w:lsdException w:name="Smart Link" w:semiHidden="1" w:unhideWhenUsed="1"/>
-  </w:latentStyles>
-  <w:style w:type="paragraph" w:default="1" w:styleId="Normal">
-    <w:name w:val="Normal"/>
-    <w:qFormat/>
-  </w:style>
-  <w:style w:type="character" w:default="1" w:styleId="Fuentedeprrafopredeter">
-    <w:name w:val="Default Paragraph Font"/>
-    <w:uiPriority w:val="1"/>
-    <w:semiHidden/>
-    <w:unhideWhenUsed/>
-  </w:style>
-  <w:style w:type="table" w:default="1" w:styleId="Tablanormal">
-    <w:name w:val="Normal Table"/>
-    <w:uiPriority w:val="99"/>
-    <w:semiHidden/>
-    <w:unhideWhenUsed/>
-    <w:tblPr>
-      <w:tblInd w:w="0" w:type="dxa"/>
-      <w:tblCellMar>
-        <w:top w:w="0" w:type="dxa"/>
-        <w:left w:w="108" w:type="dxa"/>
-        <w:bottom w:w="0" w:type="dxa"/>
-        <w:right w:w="108" w:type="dxa"/>
-      </w:tblCellMar>
-    </w:tblPr>
-  </w:style>
-  <w:style w:type="numbering" w:default="1" w:styleId="Sinlista">
-    <w:name w:val="No List"/>
-    <w:uiPriority w:val="99"/>
-    <w:semiHidden/>
-    <w:unhideWhenUsed/>
-  </w:style>
-  <w:style w:type="character" w:styleId="Textodelmarcadordeposicin">
-    <w:name w:val="Placeholder Text"/>
-    <w:basedOn w:val="Fuentedeprrafopredeter"/>
-    <w:uiPriority w:val="99"/>
-    <w:semiHidden/>
-    <w:rsid w:val="00F46033"/>
-    <w:rPr>
-      <w:color w:val="666666"/>
-    </w:rPr>
-  </w:style>
-  <w:style w:type="paragraph" w:customStyle="1" w:styleId="B6877B42340B4090A39BA0A1674AA0E2">
-    <w:name w:val="B6877B42340B4090A39BA0A1674AA0E2"/>
-    <w:rsid w:val="00B5674E"/>
-  </w:style>
-  <w:style w:type="paragraph" w:customStyle="1" w:styleId="7780FFF4FFA6436081A2E0DD84932821">
-    <w:name w:val="7780FFF4FFA6436081A2E0DD84932821"/>
-    <w:rsid w:val="00B5674E"/>
-  </w:style>
-  <w:style w:type="paragraph" w:customStyle="1" w:styleId="60A9796A887C4F1BB697C6665A42DB4B">
-    <w:name w:val="60A9796A887C4F1BB697C6665A42DB4B"/>
-    <w:rsid w:val="00B5674E"/>
-  </w:style>
-  <w:style w:type="paragraph" w:customStyle="1" w:styleId="689D1BA82F734FBEA91DDB4DE027FB94">
-    <w:name w:val="689D1BA82F734FBEA91DDB4DE027FB94"/>
-    <w:rsid w:val="0061129E"/>
-  </w:style>
-  <w:style w:type="paragraph" w:customStyle="1" w:styleId="40E328AA18CC4708905E1A885BB88AA2">
-    <w:name w:val="40E328AA18CC4708905E1A885BB88AA2"/>
-    <w:rsid w:val="00F46033"/>
-  </w:style>
-  <w:style w:type="paragraph" w:customStyle="1" w:styleId="D7E570C8EF9543BAAAE1E52E81A7E8D3">
-    <w:name w:val="D7E570C8EF9543BAAAE1E52E81A7E8D3"/>
-    <w:rsid w:val="00F46033"/>
-  </w:style>
-  <w:style w:type="paragraph" w:customStyle="1" w:styleId="3139C6E1AD6E4AA1A73AA2B7658C89DF">
-    <w:name w:val="3139C6E1AD6E4AA1A73AA2B7658C89DF"/>
-    <w:rsid w:val="00F46033"/>
-  </w:style>
-</w:styles>
-</file>
-
-<file path=word/glossary/webSettings.xml><?xml version="1.0" encoding="utf-8"?>
-<w:webSettings xmlns:mc="http://schemas.openxmlformats.org/markup-compatibility/2006" xmlns:r="http://schemas.openxmlformats.org/officeDocument/2006/relationships" xmlns:w="http://schemas.openxmlformats.org/wordprocessingml/2006/main" xmlns:w14="http://schemas.microsoft.com/office/word/2010/wordml" xmlns:w15="http://schemas.microsoft.com/office/word/2012/wordml" xmlns:w16cex="http://schemas.microsoft.com/office/word/2018/wordml/cex" xmlns:w16cid="http://schemas.microsoft.com/office/word/2016/wordml/cid" xmlns:w16="http://schemas.microsoft.com/office/word/2018/wordml" xmlns:w16du="http://schemas.microsoft.com/office/word/2023/wordml/word16du" xmlns:w16sdtdh="http://schemas.microsoft.com/office/word/2020/wordml/sdtdatahash" xmlns:w16sdtfl="http://schemas.microsoft.com/office/word/2024/wordml/sdtformatlock" xmlns:w16se="http://schemas.microsoft.com/office/word/2015/wordml/symex" mc:Ignorable="w14 w15 w16se w16cid w16 w16cex w16sdtdh w16sdtfl w16du">
-  <w:optimizeForBrowser/>
-  <w:allowPNG/>
-</w:webSettings>
-</file>
-
 <file path=word/theme/theme1.xml><?xml version="1.0" encoding="utf-8"?>
 <a:theme xmlns:a="http://schemas.openxmlformats.org/drawingml/2006/main" name="Tema de Office">
   <a:themeElements>
